--- a/docx_output_v2/Sibelius-Semester2-Part1-Lessons-33-40.docx
+++ b/docx_output_v2/Sibelius-Semester2-Part1-Lessons-33-40.docx
@@ -12,6 +12,7 @@
       <w:pPr>
         <w:bidi w:val="1"/>
         <w:jc w:val="center"/>
+        <w:textDirection w:val="lrTb"/>
       </w:pPr>
       <w:r>
         <w:rPr>
@@ -20,6 +21,9 @@
           <w:i w:val="0"/>
           <w:color w:val="1A1A2E"/>
           <w:sz w:val="56"/>
+          <w:rtl w:val="1"/>
+          <w:rFonts w:cs="Calibri"/>
+          <w:szCs w:val="56"/>
         </w:rPr>
         <w:t>منهاج سيبليوس الشامل</w:t>
       </w:r>
@@ -29,6 +33,7 @@
       <w:pPr>
         <w:bidi w:val="1"/>
         <w:jc w:val="center"/>
+        <w:textDirection w:val="lrTb"/>
       </w:pPr>
       <w:r>
         <w:rPr>
@@ -37,6 +42,9 @@
           <w:i w:val="0"/>
           <w:color w:val="2C3E6B"/>
           <w:sz w:val="36"/>
+          <w:rtl w:val="1"/>
+          <w:rFonts w:cs="Calibri"/>
+          <w:szCs w:val="36"/>
         </w:rPr>
         <w:t>منهاج شامل لجميع الآلات الموسيقية</w:t>
       </w:r>
@@ -45,6 +53,7 @@
       <w:pPr>
         <w:bidi w:val="1"/>
         <w:jc w:val="center"/>
+        <w:textDirection w:val="lrTb"/>
       </w:pPr>
       <w:r>
         <w:rPr>
@@ -53,6 +62,9 @@
           <w:i w:val="0"/>
           <w:color w:val="666666"/>
           <w:sz w:val="28"/>
+          <w:rtl w:val="1"/>
+          <w:rFonts w:cs="Calibri"/>
+          <w:szCs w:val="28"/>
         </w:rPr>
         <w:t>Comprehensive Sibelius Curriculum — For All Instruments</w:t>
       </w:r>
@@ -62,6 +74,7 @@
       <w:pPr>
         <w:bidi w:val="1"/>
         <w:jc w:val="center"/>
+        <w:textDirection w:val="lrTb"/>
       </w:pPr>
       <w:r>
         <w:rPr>
@@ -70,6 +83,9 @@
           <w:i w:val="0"/>
           <w:color w:val="34497E"/>
           <w:sz w:val="28"/>
+          <w:rtl w:val="1"/>
+          <w:rFonts w:cs="Calibri"/>
+          <w:szCs w:val="28"/>
         </w:rPr>
         <w:t>الجزء الأول: الدروس 33–40 — تقنيات متوسطة</w:t>
       </w:r>
@@ -79,6 +95,7 @@
       <w:pPr>
         <w:bidi w:val="1"/>
         <w:jc w:val="center"/>
+        <w:textDirection w:val="lrTb"/>
       </w:pPr>
       <w:r>
         <w:rPr>
@@ -87,6 +104,9 @@
           <w:i w:val="0"/>
           <w:color w:val="888888"/>
           <w:sz w:val="24"/>
+          <w:rtl w:val="1"/>
+          <w:rFonts w:cs="Calibri"/>
+          <w:szCs w:val="24"/>
         </w:rPr>
         <w:t>8 دروس</w:t>
       </w:r>
@@ -95,6 +115,7 @@
       <w:pPr>
         <w:bidi w:val="1"/>
         <w:jc w:val="center"/>
+        <w:textDirection w:val="lrTb"/>
       </w:pPr>
       <w:r>
         <w:rPr>
@@ -103,6 +124,9 @@
           <w:i w:val="0"/>
           <w:color w:val="34497E"/>
           <w:sz w:val="24"/>
+          <w:rtl w:val="1"/>
+          <w:rFonts w:cs="Calibri"/>
+          <w:szCs w:val="24"/>
         </w:rPr>
         <w:t>إعداد: د. مصطفى كمال — Fujairah Academy of Fine Arts</w:t>
       </w:r>
@@ -116,6 +140,7 @@
       <w:pPr>
         <w:jc w:val="center"/>
         <w:bidi w:val="1"/>
+        <w:textDirection w:val="lrTb"/>
       </w:pPr>
       <w:r>
         <w:rPr>
@@ -123,6 +148,9 @@
           <w:b/>
           <w:color w:val="1A1A2E"/>
           <w:sz w:val="44"/>
+          <w:rtl w:val="1"/>
+          <w:rFonts w:cs="Calibri"/>
+          <w:szCs w:val="44"/>
         </w:rPr>
         <w:t>فهرس المحتويات</w:t>
       </w:r>
@@ -132,12 +160,16 @@
       <w:pPr>
         <w:bidi w:val="1"/>
         <w:jc w:val="right"/>
+        <w:textDirection w:val="lrTb"/>
       </w:pPr>
       <w:r>
         <w:rPr>
           <w:rFonts w:ascii="Calibri" w:hAnsi="Calibri"/>
           <w:b/>
           <w:sz w:val="22"/>
+          <w:rtl w:val="1"/>
+          <w:rFonts w:cs="Calibri"/>
+          <w:szCs w:val="22"/>
         </w:rPr>
         <w:t>الدرس 33</w:t>
       </w:r>
@@ -146,6 +178,9 @@
           <w:rFonts w:ascii="Calibri" w:hAnsi="Calibri"/>
           <w:color w:val="666666"/>
           <w:sz w:val="22"/>
+          <w:rtl w:val="1"/>
+          <w:rFonts w:cs="Calibri"/>
+          <w:szCs w:val="22"/>
         </w:rPr>
         <w:t xml:space="preserve"> — الدرس 33 | Lesson 33</w:t>
       </w:r>
@@ -154,12 +189,16 @@
       <w:pPr>
         <w:bidi w:val="1"/>
         <w:jc w:val="right"/>
+        <w:textDirection w:val="lrTb"/>
       </w:pPr>
       <w:r>
         <w:rPr>
           <w:rFonts w:ascii="Calibri" w:hAnsi="Calibri"/>
           <w:b/>
           <w:sz w:val="22"/>
+          <w:rtl w:val="1"/>
+          <w:rFonts w:cs="Calibri"/>
+          <w:szCs w:val="22"/>
         </w:rPr>
         <w:t>الدرس 34</w:t>
       </w:r>
@@ -168,6 +207,9 @@
           <w:rFonts w:ascii="Calibri" w:hAnsi="Calibri"/>
           <w:color w:val="666666"/>
           <w:sz w:val="22"/>
+          <w:rtl w:val="1"/>
+          <w:rFonts w:cs="Calibri"/>
+          <w:szCs w:val="22"/>
         </w:rPr>
         <w:t xml:space="preserve"> — الدرس 34 | Lesson 34</w:t>
       </w:r>
@@ -176,12 +218,16 @@
       <w:pPr>
         <w:bidi w:val="1"/>
         <w:jc w:val="right"/>
+        <w:textDirection w:val="lrTb"/>
       </w:pPr>
       <w:r>
         <w:rPr>
           <w:rFonts w:ascii="Calibri" w:hAnsi="Calibri"/>
           <w:b/>
           <w:sz w:val="22"/>
+          <w:rtl w:val="1"/>
+          <w:rFonts w:cs="Calibri"/>
+          <w:szCs w:val="22"/>
         </w:rPr>
         <w:t>الدرس 35</w:t>
       </w:r>
@@ -190,6 +236,9 @@
           <w:rFonts w:ascii="Calibri" w:hAnsi="Calibri"/>
           <w:color w:val="666666"/>
           <w:sz w:val="22"/>
+          <w:rtl w:val="1"/>
+          <w:rFonts w:cs="Calibri"/>
+          <w:szCs w:val="22"/>
         </w:rPr>
         <w:t xml:space="preserve"> — الدرس 35 | Lesson 35</w:t>
       </w:r>
@@ -198,12 +247,16 @@
       <w:pPr>
         <w:bidi w:val="1"/>
         <w:jc w:val="right"/>
+        <w:textDirection w:val="lrTb"/>
       </w:pPr>
       <w:r>
         <w:rPr>
           <w:rFonts w:ascii="Calibri" w:hAnsi="Calibri"/>
           <w:b/>
           <w:sz w:val="22"/>
+          <w:rtl w:val="1"/>
+          <w:rFonts w:cs="Calibri"/>
+          <w:szCs w:val="22"/>
         </w:rPr>
         <w:t>الدرس 36</w:t>
       </w:r>
@@ -212,6 +265,9 @@
           <w:rFonts w:ascii="Calibri" w:hAnsi="Calibri"/>
           <w:color w:val="666666"/>
           <w:sz w:val="22"/>
+          <w:rtl w:val="1"/>
+          <w:rFonts w:cs="Calibri"/>
+          <w:szCs w:val="22"/>
         </w:rPr>
         <w:t xml:space="preserve"> — الدرس 36 | Lesson 36</w:t>
       </w:r>
@@ -220,12 +276,16 @@
       <w:pPr>
         <w:bidi w:val="1"/>
         <w:jc w:val="right"/>
+        <w:textDirection w:val="lrTb"/>
       </w:pPr>
       <w:r>
         <w:rPr>
           <w:rFonts w:ascii="Calibri" w:hAnsi="Calibri"/>
           <w:b/>
           <w:sz w:val="22"/>
+          <w:rtl w:val="1"/>
+          <w:rFonts w:cs="Calibri"/>
+          <w:szCs w:val="22"/>
         </w:rPr>
         <w:t>الدرس 37</w:t>
       </w:r>
@@ -234,6 +294,9 @@
           <w:rFonts w:ascii="Calibri" w:hAnsi="Calibri"/>
           <w:color w:val="666666"/>
           <w:sz w:val="22"/>
+          <w:rtl w:val="1"/>
+          <w:rFonts w:cs="Calibri"/>
+          <w:szCs w:val="22"/>
         </w:rPr>
         <w:t xml:space="preserve"> — الدرس 37 | Lesson 37</w:t>
       </w:r>
@@ -242,12 +305,16 @@
       <w:pPr>
         <w:bidi w:val="1"/>
         <w:jc w:val="right"/>
+        <w:textDirection w:val="lrTb"/>
       </w:pPr>
       <w:r>
         <w:rPr>
           <w:rFonts w:ascii="Calibri" w:hAnsi="Calibri"/>
           <w:b/>
           <w:sz w:val="22"/>
+          <w:rtl w:val="1"/>
+          <w:rFonts w:cs="Calibri"/>
+          <w:szCs w:val="22"/>
         </w:rPr>
         <w:t>الدرس 38</w:t>
       </w:r>
@@ -256,6 +323,9 @@
           <w:rFonts w:ascii="Calibri" w:hAnsi="Calibri"/>
           <w:color w:val="666666"/>
           <w:sz w:val="22"/>
+          <w:rtl w:val="1"/>
+          <w:rFonts w:cs="Calibri"/>
+          <w:szCs w:val="22"/>
         </w:rPr>
         <w:t xml:space="preserve"> — الدرس 38 | Lesson 38</w:t>
       </w:r>
@@ -264,12 +334,16 @@
       <w:pPr>
         <w:bidi w:val="1"/>
         <w:jc w:val="right"/>
+        <w:textDirection w:val="lrTb"/>
       </w:pPr>
       <w:r>
         <w:rPr>
           <w:rFonts w:ascii="Calibri" w:hAnsi="Calibri"/>
           <w:b/>
           <w:sz w:val="22"/>
+          <w:rtl w:val="1"/>
+          <w:rFonts w:cs="Calibri"/>
+          <w:szCs w:val="22"/>
         </w:rPr>
         <w:t>الدرس 39</w:t>
       </w:r>
@@ -278,6 +352,9 @@
           <w:rFonts w:ascii="Calibri" w:hAnsi="Calibri"/>
           <w:color w:val="666666"/>
           <w:sz w:val="22"/>
+          <w:rtl w:val="1"/>
+          <w:rFonts w:cs="Calibri"/>
+          <w:szCs w:val="22"/>
         </w:rPr>
         <w:t xml:space="preserve"> — الدرس 39 | Lesson 39</w:t>
       </w:r>
@@ -286,12 +363,16 @@
       <w:pPr>
         <w:bidi w:val="1"/>
         <w:jc w:val="right"/>
+        <w:textDirection w:val="lrTb"/>
       </w:pPr>
       <w:r>
         <w:rPr>
           <w:rFonts w:ascii="Calibri" w:hAnsi="Calibri"/>
           <w:b/>
           <w:sz w:val="22"/>
+          <w:rtl w:val="1"/>
+          <w:rFonts w:cs="Calibri"/>
+          <w:szCs w:val="22"/>
         </w:rPr>
         <w:t>الدرس 40</w:t>
       </w:r>
@@ -300,6 +381,9 @@
           <w:rFonts w:ascii="Calibri" w:hAnsi="Calibri"/>
           <w:color w:val="666666"/>
           <w:sz w:val="22"/>
+          <w:rtl w:val="1"/>
+          <w:rFonts w:cs="Calibri"/>
+          <w:szCs w:val="22"/>
         </w:rPr>
         <w:t xml:space="preserve"> — الدرس 40 | Lesson 40</w:t>
       </w:r>
@@ -313,6 +397,7 @@
       <w:pPr>
         <w:jc w:val="center"/>
         <w:bidi w:val="1"/>
+        <w:textDirection w:val="lrTb"/>
       </w:pPr>
       <w:r>
         <w:rPr>
@@ -320,6 +405,9 @@
           <w:b/>
           <w:color w:val="1A1A2E"/>
           <w:sz w:val="44"/>
+          <w:rtl w:val="1"/>
+          <w:rFonts w:cs="Calibri"/>
+          <w:szCs w:val="44"/>
         </w:rPr>
         <w:t>الفصل الدراسي الثاني — الجزء الأول</w:t>
       </w:r>
@@ -329,6 +417,7 @@
       <w:pPr>
         <w:jc w:val="center"/>
         <w:bidi w:val="1"/>
+        <w:textDirection w:val="lrTb"/>
       </w:pPr>
       <w:r>
         <w:rPr>
@@ -336,6 +425,9 @@
           <w:b/>
           <w:color w:val="1A1A2E"/>
           <w:sz w:val="44"/>
+          <w:rtl w:val="1"/>
+          <w:rFonts w:cs="Calibri"/>
+          <w:szCs w:val="44"/>
         </w:rPr>
         <w:t>الدرس 33 | Lesson 33</w:t>
       </w:r>
@@ -344,6 +436,7 @@
       <w:pPr>
         <w:jc w:val="center"/>
         <w:bidi w:val="1"/>
+        <w:textDirection w:val="lrTb"/>
       </w:pPr>
       <w:r>
         <w:rPr>
@@ -351,6 +444,9 @@
           <w:b/>
           <w:color w:val="2C3E6B"/>
           <w:sz w:val="36"/>
+          <w:rtl w:val="1"/>
+          <w:rFonts w:cs="Calibri"/>
+          <w:szCs w:val="36"/>
         </w:rPr>
         <w:t>الفصل الثاني – مقام البياتي</w:t>
       </w:r>
@@ -359,6 +455,7 @@
       <w:pPr>
         <w:jc w:val="center"/>
         <w:bidi w:val="1"/>
+        <w:textDirection w:val="lrTb"/>
       </w:pPr>
       <w:r>
         <w:rPr>
@@ -366,6 +463,9 @@
           <w:b/>
           <w:color w:val="2C3E6B"/>
           <w:sz w:val="36"/>
+          <w:rtl w:val="1"/>
+          <w:rFonts w:cs="Calibri"/>
+          <w:szCs w:val="36"/>
         </w:rPr>
         <w:t>Semester 2 – Maqam Bayati</w:t>
       </w:r>
@@ -374,6 +474,7 @@
       <w:pPr>
         <w:jc w:val="right"/>
         <w:bidi w:val="1"/>
+        <w:textDirection w:val="lrTb"/>
       </w:pPr>
       <w:r>
         <w:rPr>
@@ -381,6 +482,9 @@
           <w:b/>
           <w:color w:val="34497E"/>
           <w:sz w:val="28"/>
+          <w:rtl w:val="1"/>
+          <w:rFonts w:cs="Calibri"/>
+          <w:szCs w:val="28"/>
         </w:rPr>
         <w:t>معلومات الدرس | Lesson Info</w:t>
       </w:r>
@@ -413,6 +517,7 @@
             <w:pPr>
               <w:jc w:val="right"/>
               <w:bidi w:val="1"/>
+              <w:textDirection w:val="lrTb"/>
             </w:pPr>
             <w:r/>
             <w:r>
@@ -421,6 +526,9 @@
                 <w:b/>
                 <w:color w:val="FFFFFF"/>
                 <w:sz w:val="18"/>
+                <w:rtl w:val="1"/>
+                <w:rFonts w:cs="Calibri"/>
+                <w:szCs w:val="18"/>
               </w:rPr>
               <w:t>AR</w:t>
             </w:r>
@@ -435,6 +543,7 @@
             <w:pPr>
               <w:jc w:val="right"/>
               <w:bidi w:val="1"/>
+              <w:textDirection w:val="lrTb"/>
             </w:pPr>
             <w:r/>
             <w:r>
@@ -443,6 +552,9 @@
                 <w:b/>
                 <w:color w:val="FFFFFF"/>
                 <w:sz w:val="18"/>
+                <w:rtl w:val="1"/>
+                <w:rFonts w:cs="Calibri"/>
+                <w:szCs w:val="18"/>
               </w:rPr>
               <w:t>EN</w:t>
             </w:r>
@@ -458,12 +570,16 @@
             <w:pPr>
               <w:jc w:val="right"/>
               <w:bidi w:val="1"/>
+              <w:textDirection w:val="lrTb"/>
             </w:pPr>
             <w:r/>
             <w:r>
               <w:rPr>
                 <w:rFonts w:ascii="Calibri" w:hAnsi="Calibri"/>
                 <w:sz w:val="18"/>
+                <w:rtl w:val="1"/>
+                <w:rFonts w:cs="Calibri"/>
+                <w:szCs w:val="18"/>
               </w:rPr>
               <w:t>رقم الدرس</w:t>
             </w:r>
@@ -477,12 +593,16 @@
             <w:pPr>
               <w:jc w:val="right"/>
               <w:bidi w:val="1"/>
+              <w:textDirection w:val="lrTb"/>
             </w:pPr>
             <w:r/>
             <w:r>
               <w:rPr>
                 <w:rFonts w:ascii="Calibri" w:hAnsi="Calibri"/>
                 <w:sz w:val="18"/>
+                <w:rtl w:val="1"/>
+                <w:rFonts w:cs="Calibri"/>
+                <w:szCs w:val="18"/>
               </w:rPr>
               <w:t>33</w:t>
             </w:r>
@@ -499,12 +619,16 @@
             <w:pPr>
               <w:jc w:val="right"/>
               <w:bidi w:val="1"/>
+              <w:textDirection w:val="lrTb"/>
             </w:pPr>
             <w:r/>
             <w:r>
               <w:rPr>
                 <w:rFonts w:ascii="Calibri" w:hAnsi="Calibri"/>
                 <w:sz w:val="18"/>
+                <w:rtl w:val="1"/>
+                <w:rFonts w:cs="Calibri"/>
+                <w:szCs w:val="18"/>
               </w:rPr>
               <w:t>عنوان عربي</w:t>
             </w:r>
@@ -519,12 +643,16 @@
             <w:pPr>
               <w:jc w:val="right"/>
               <w:bidi w:val="1"/>
+              <w:textDirection w:val="lrTb"/>
             </w:pPr>
             <w:r/>
             <w:r>
               <w:rPr>
                 <w:rFonts w:ascii="Calibri" w:hAnsi="Calibri"/>
                 <w:sz w:val="18"/>
+                <w:rtl w:val="1"/>
+                <w:rFonts w:cs="Calibri"/>
+                <w:szCs w:val="18"/>
               </w:rPr>
               <w:t>مقام البياتي – المدخل</w:t>
             </w:r>
@@ -540,12 +668,16 @@
             <w:pPr>
               <w:jc w:val="right"/>
               <w:bidi w:val="1"/>
+              <w:textDirection w:val="lrTb"/>
             </w:pPr>
             <w:r/>
             <w:r>
               <w:rPr>
                 <w:rFonts w:ascii="Calibri" w:hAnsi="Calibri"/>
                 <w:sz w:val="18"/>
+                <w:rtl w:val="1"/>
+                <w:rFonts w:cs="Calibri"/>
+                <w:szCs w:val="18"/>
               </w:rPr>
               <w:t>English Title</w:t>
             </w:r>
@@ -559,12 +691,16 @@
             <w:pPr>
               <w:jc w:val="right"/>
               <w:bidi w:val="1"/>
+              <w:textDirection w:val="lrTb"/>
             </w:pPr>
             <w:r/>
             <w:r>
               <w:rPr>
                 <w:rFonts w:ascii="Calibri" w:hAnsi="Calibri"/>
                 <w:sz w:val="18"/>
+                <w:rtl w:val="1"/>
+                <w:rFonts w:cs="Calibri"/>
+                <w:szCs w:val="18"/>
               </w:rPr>
               <w:t>Maqam Bayati – Introduction</w:t>
             </w:r>
@@ -581,12 +717,16 @@
             <w:pPr>
               <w:jc w:val="right"/>
               <w:bidi w:val="1"/>
+              <w:textDirection w:val="lrTb"/>
             </w:pPr>
             <w:r/>
             <w:r>
               <w:rPr>
                 <w:rFonts w:ascii="Calibri" w:hAnsi="Calibri"/>
                 <w:sz w:val="18"/>
+                <w:rtl w:val="1"/>
+                <w:rFonts w:cs="Calibri"/>
+                <w:szCs w:val="18"/>
               </w:rPr>
               <w:t>المقام</w:t>
             </w:r>
@@ -601,12 +741,16 @@
             <w:pPr>
               <w:jc w:val="right"/>
               <w:bidi w:val="1"/>
+              <w:textDirection w:val="lrTb"/>
             </w:pPr>
             <w:r/>
             <w:r>
               <w:rPr>
                 <w:rFonts w:ascii="Calibri" w:hAnsi="Calibri"/>
                 <w:sz w:val="18"/>
+                <w:rtl w:val="1"/>
+                <w:rFonts w:cs="Calibri"/>
+                <w:szCs w:val="18"/>
               </w:rPr>
               <w:t>بياتي (Bayati)</w:t>
             </w:r>
@@ -622,12 +766,16 @@
             <w:pPr>
               <w:jc w:val="right"/>
               <w:bidi w:val="1"/>
+              <w:textDirection w:val="lrTb"/>
             </w:pPr>
             <w:r/>
             <w:r>
               <w:rPr>
                 <w:rFonts w:ascii="Calibri" w:hAnsi="Calibri"/>
                 <w:sz w:val="18"/>
+                <w:rtl w:val="1"/>
+                <w:rFonts w:cs="Calibri"/>
+                <w:szCs w:val="18"/>
               </w:rPr>
               <w:t>الإيقاع</w:t>
             </w:r>
@@ -641,12 +789,16 @@
             <w:pPr>
               <w:jc w:val="right"/>
               <w:bidi w:val="1"/>
+              <w:textDirection w:val="lrTb"/>
             </w:pPr>
             <w:r/>
             <w:r>
               <w:rPr>
                 <w:rFonts w:ascii="Calibri" w:hAnsi="Calibri"/>
                 <w:sz w:val="18"/>
+                <w:rtl w:val="1"/>
+                <w:rFonts w:cs="Calibri"/>
+                <w:szCs w:val="18"/>
               </w:rPr>
               <w:t>مقسوم (Maqsum) – 4/4</w:t>
             </w:r>
@@ -658,6 +810,7 @@
       <w:pPr>
         <w:jc w:val="right"/>
         <w:bidi w:val="1"/>
+        <w:textDirection w:val="lrTb"/>
       </w:pPr>
       <w:r>
         <w:rPr>
@@ -665,6 +818,9 @@
           <w:b/>
           <w:color w:val="34497E"/>
           <w:sz w:val="28"/>
+          <w:rtl w:val="1"/>
+          <w:rFonts w:cs="Calibri"/>
+          <w:szCs w:val="28"/>
         </w:rPr>
         <w:t>الأهداف | Objectives</w:t>
       </w:r>
@@ -673,11 +829,15 @@
       <w:pPr>
         <w:bidi w:val="1"/>
         <w:jc w:val="right"/>
+        <w:textDirection w:val="lrTb"/>
       </w:pPr>
       <w:r>
         <w:rPr>
           <w:rFonts w:ascii="Calibri" w:hAnsi="Calibri"/>
           <w:sz w:val="22"/>
+          <w:rtl w:val="1"/>
+          <w:rFonts w:cs="Calibri"/>
+          <w:szCs w:val="22"/>
         </w:rPr>
         <w:t>تعريف مقام البياتي – أحد أشهر المقامات العربية</w:t>
       </w:r>
@@ -686,11 +846,15 @@
       <w:pPr>
         <w:bidi w:val="1"/>
         <w:jc w:val="right"/>
+        <w:textDirection w:val="lrTb"/>
       </w:pPr>
       <w:r>
         <w:rPr>
           <w:rFonts w:ascii="Calibri" w:hAnsi="Calibri"/>
           <w:sz w:val="22"/>
+          <w:rtl w:val="1"/>
+          <w:rFonts w:cs="Calibri"/>
+          <w:szCs w:val="22"/>
         </w:rPr>
         <w:t>فهم تركيب البياتي (D مع ربع درجة)</w:t>
       </w:r>
@@ -699,11 +863,15 @@
       <w:pPr>
         <w:bidi w:val="1"/>
         <w:jc w:val="right"/>
+        <w:textDirection w:val="lrTb"/>
       </w:pPr>
       <w:r>
         <w:rPr>
           <w:rFonts w:ascii="Calibri" w:hAnsi="Calibri"/>
           <w:sz w:val="22"/>
+          <w:rtl w:val="1"/>
+          <w:rFonts w:cs="Calibri"/>
+          <w:szCs w:val="22"/>
         </w:rPr>
         <w:t>كتابة سلم البياتي في Sibelius</w:t>
       </w:r>
@@ -712,11 +880,15 @@
       <w:pPr>
         <w:bidi w:val="1"/>
         <w:jc w:val="right"/>
+        <w:textDirection w:val="lrTb"/>
       </w:pPr>
       <w:r>
         <w:rPr>
           <w:rFonts w:ascii="Calibri" w:hAnsi="Calibri"/>
           <w:sz w:val="22"/>
+          <w:rtl w:val="1"/>
+          <w:rFonts w:cs="Calibri"/>
+          <w:szCs w:val="22"/>
         </w:rPr>
         <w:t>مقارنة البياتي مع النهاوند</w:t>
       </w:r>
@@ -725,6 +897,7 @@
       <w:pPr>
         <w:jc w:val="right"/>
         <w:bidi w:val="1"/>
+        <w:textDirection w:val="lrTb"/>
       </w:pPr>
       <w:r>
         <w:rPr>
@@ -732,6 +905,9 @@
           <w:b/>
           <w:color w:val="34497E"/>
           <w:sz w:val="28"/>
+          <w:rtl w:val="1"/>
+          <w:rFonts w:cs="Calibri"/>
+          <w:szCs w:val="28"/>
         </w:rPr>
         <w:t>1. النظري | Theory (10 min)</w:t>
       </w:r>
@@ -740,6 +916,7 @@
       <w:pPr>
         <w:jc w:val="right"/>
         <w:bidi w:val="1"/>
+        <w:textDirection w:val="lrTb"/>
       </w:pPr>
       <w:r>
         <w:rPr>
@@ -747,6 +924,9 @@
           <w:b/>
           <w:color w:val="445588"/>
           <w:sz w:val="24"/>
+          <w:rtl w:val="1"/>
+          <w:rFonts w:cs="Calibri"/>
+          <w:szCs w:val="24"/>
         </w:rPr>
         <w:t>مقام البياتي (Bayati)</w:t>
       </w:r>
@@ -755,12 +935,16 @@
       <w:pPr>
         <w:bidi w:val="1"/>
         <w:jc w:val="right"/>
+        <w:textDirection w:val="lrTb"/>
       </w:pPr>
       <w:r>
         <w:rPr>
           <w:rFonts w:ascii="Calibri" w:hAnsi="Calibri"/>
           <w:b w:val="0"/>
           <w:sz w:val="22"/>
+          <w:rtl w:val="1"/>
+          <w:rFonts w:cs="Calibri"/>
+          <w:szCs w:val="22"/>
         </w:rPr>
         <w:t>البياتي من أكثر المقامات استخداماً في الموسيقى العربية، خاصة في الأذان والقدود الحلبية.</w:t>
       </w:r>
@@ -769,6 +953,7 @@
       <w:pPr>
         <w:jc w:val="right"/>
         <w:bidi w:val="1"/>
+        <w:textDirection w:val="lrTb"/>
       </w:pPr>
       <w:r>
         <w:rPr>
@@ -776,6 +961,9 @@
           <w:b/>
           <w:color w:val="445588"/>
           <w:sz w:val="24"/>
+          <w:rtl w:val="1"/>
+          <w:rFonts w:cs="Calibri"/>
+          <w:szCs w:val="24"/>
         </w:rPr>
         <w:t>سلم البياتي</w:t>
       </w:r>
@@ -784,6 +972,7 @@
       <w:pPr>
         <w:bidi w:val="1"/>
         <w:jc w:val="right"/>
+        <w:textDirection w:val="lrTb"/>
         <w:shd w:fill="F5F5F5" w:val="clear"/>
       </w:pPr>
       <w:r>
@@ -791,6 +980,9 @@
           <w:rFonts w:ascii="Courier New" w:hAnsi="Courier New"/>
           <w:color w:val="333333"/>
           <w:sz w:val="18"/>
+          <w:rtl w:val="1"/>
+          <w:rFonts w:cs="Calibri"/>
+          <w:szCs w:val="18"/>
         </w:rPr>
         <w:t>D ──3/4── E♭ ──H── F ──W── G ──W── A ──3/4── B♭ ──H── C ──W── D</w:t>
       </w:r>
@@ -799,6 +991,7 @@
       <w:pPr>
         <w:jc w:val="right"/>
         <w:bidi w:val="1"/>
+        <w:textDirection w:val="lrTb"/>
       </w:pPr>
       <w:r>
         <w:rPr>
@@ -806,6 +999,9 @@
           <w:b/>
           <w:color w:val="445588"/>
           <w:sz w:val="24"/>
+          <w:rtl w:val="1"/>
+          <w:rFonts w:cs="Calibri"/>
+          <w:szCs w:val="24"/>
         </w:rPr>
         <w:t>خصائص البياتي</w:t>
       </w:r>
@@ -814,11 +1010,15 @@
       <w:pPr>
         <w:bidi w:val="1"/>
         <w:jc w:val="right"/>
+        <w:textDirection w:val="lrTb"/>
       </w:pPr>
       <w:r>
         <w:rPr>
           <w:rFonts w:ascii="Calibri" w:hAnsi="Calibri"/>
           <w:sz w:val="22"/>
+          <w:rtl w:val="1"/>
+          <w:rFonts w:cs="Calibri"/>
+          <w:szCs w:val="22"/>
         </w:rPr>
         <w:t>• الغماز: D (Re)</w:t>
       </w:r>
@@ -827,11 +1027,15 @@
       <w:pPr>
         <w:bidi w:val="1"/>
         <w:jc w:val="right"/>
+        <w:textDirection w:val="lrTb"/>
       </w:pPr>
       <w:r>
         <w:rPr>
           <w:rFonts w:ascii="Calibri" w:hAnsi="Calibri"/>
           <w:sz w:val="22"/>
+          <w:rtl w:val="1"/>
+          <w:rFonts w:cs="Calibri"/>
+          <w:szCs w:val="22"/>
         </w:rPr>
         <w:t>• الجنس: بياتي على D: D E♭ F G</w:t>
       </w:r>
@@ -840,11 +1044,15 @@
       <w:pPr>
         <w:bidi w:val="1"/>
         <w:jc w:val="right"/>
+        <w:textDirection w:val="lrTb"/>
       </w:pPr>
       <w:r>
         <w:rPr>
           <w:rFonts w:ascii="Calibri" w:hAnsi="Calibri"/>
           <w:sz w:val="22"/>
+          <w:rtl w:val="1"/>
+          <w:rFonts w:cs="Calibri"/>
+          <w:szCs w:val="22"/>
         </w:rPr>
         <w:t>• الجنس الثاني: نوى على A: A B♭ C D</w:t>
       </w:r>
@@ -853,11 +1061,15 @@
       <w:pPr>
         <w:bidi w:val="1"/>
         <w:jc w:val="right"/>
+        <w:textDirection w:val="lrTb"/>
       </w:pPr>
       <w:r>
         <w:rPr>
           <w:rFonts w:ascii="Calibri" w:hAnsi="Calibri"/>
           <w:sz w:val="22"/>
+          <w:rtl w:val="1"/>
+          <w:rFonts w:cs="Calibri"/>
+          <w:szCs w:val="22"/>
         </w:rPr>
         <w:t>• العلامة المميزة: E نصف بيمول (E♭) مع ربع درجة على D</w:t>
       </w:r>
@@ -866,6 +1078,7 @@
       <w:pPr>
         <w:jc w:val="right"/>
         <w:bidi w:val="1"/>
+        <w:textDirection w:val="lrTb"/>
       </w:pPr>
       <w:r>
         <w:rPr>
@@ -873,6 +1086,9 @@
           <w:b/>
           <w:color w:val="445588"/>
           <w:sz w:val="24"/>
+          <w:rtl w:val="1"/>
+          <w:rFonts w:cs="Calibri"/>
+          <w:szCs w:val="24"/>
         </w:rPr>
         <w:t>مقارنة: بياتي vs نهاوند</w:t>
       </w:r>
@@ -906,6 +1122,7 @@
             <w:pPr>
               <w:jc w:val="right"/>
               <w:bidi w:val="1"/>
+              <w:textDirection w:val="lrTb"/>
             </w:pPr>
             <w:r/>
             <w:r>
@@ -914,6 +1131,9 @@
                 <w:b/>
                 <w:color w:val="FFFFFF"/>
                 <w:sz w:val="18"/>
+                <w:rtl w:val="1"/>
+                <w:rFonts w:cs="Calibri"/>
+                <w:szCs w:val="18"/>
               </w:rPr>
               <w:t>الدرجة</w:t>
             </w:r>
@@ -928,6 +1148,7 @@
             <w:pPr>
               <w:jc w:val="right"/>
               <w:bidi w:val="1"/>
+              <w:textDirection w:val="lrTb"/>
             </w:pPr>
             <w:r/>
             <w:r>
@@ -936,6 +1157,9 @@
                 <w:b/>
                 <w:color w:val="FFFFFF"/>
                 <w:sz w:val="18"/>
+                <w:rtl w:val="1"/>
+                <w:rFonts w:cs="Calibri"/>
+                <w:szCs w:val="18"/>
               </w:rPr>
               <w:t>بياتي</w:t>
             </w:r>
@@ -950,6 +1174,7 @@
             <w:pPr>
               <w:jc w:val="right"/>
               <w:bidi w:val="1"/>
+              <w:textDirection w:val="lrTb"/>
             </w:pPr>
             <w:r/>
             <w:r>
@@ -958,6 +1183,9 @@
                 <w:b/>
                 <w:color w:val="FFFFFF"/>
                 <w:sz w:val="18"/>
+                <w:rtl w:val="1"/>
+                <w:rFonts w:cs="Calibri"/>
+                <w:szCs w:val="18"/>
               </w:rPr>
               <w:t>نهاوند (A Minor)</w:t>
             </w:r>
@@ -973,12 +1201,16 @@
             <w:pPr>
               <w:jc w:val="right"/>
               <w:bidi w:val="1"/>
+              <w:textDirection w:val="lrTb"/>
             </w:pPr>
             <w:r/>
             <w:r>
               <w:rPr>
                 <w:rFonts w:ascii="Calibri" w:hAnsi="Calibri"/>
                 <w:sz w:val="18"/>
+                <w:rtl w:val="1"/>
+                <w:rFonts w:cs="Calibri"/>
+                <w:szCs w:val="18"/>
               </w:rPr>
               <w:t>1</w:t>
             </w:r>
@@ -992,12 +1224,16 @@
             <w:pPr>
               <w:jc w:val="right"/>
               <w:bidi w:val="1"/>
+              <w:textDirection w:val="lrTb"/>
             </w:pPr>
             <w:r/>
             <w:r>
               <w:rPr>
                 <w:rFonts w:ascii="Calibri" w:hAnsi="Calibri"/>
                 <w:sz w:val="18"/>
+                <w:rtl w:val="1"/>
+                <w:rFonts w:cs="Calibri"/>
+                <w:szCs w:val="18"/>
               </w:rPr>
               <w:t>D (ربع درجة منخفض قليلاً)</w:t>
             </w:r>
@@ -1011,12 +1247,16 @@
             <w:pPr>
               <w:jc w:val="right"/>
               <w:bidi w:val="1"/>
+              <w:textDirection w:val="lrTb"/>
             </w:pPr>
             <w:r/>
             <w:r>
               <w:rPr>
                 <w:rFonts w:ascii="Calibri" w:hAnsi="Calibri"/>
                 <w:sz w:val="18"/>
+                <w:rtl w:val="1"/>
+                <w:rFonts w:cs="Calibri"/>
+                <w:szCs w:val="18"/>
               </w:rPr>
               <w:t>A</w:t>
             </w:r>
@@ -1033,12 +1273,16 @@
             <w:pPr>
               <w:jc w:val="right"/>
               <w:bidi w:val="1"/>
+              <w:textDirection w:val="lrTb"/>
             </w:pPr>
             <w:r/>
             <w:r>
               <w:rPr>
                 <w:rFonts w:ascii="Calibri" w:hAnsi="Calibri"/>
                 <w:sz w:val="18"/>
+                <w:rtl w:val="1"/>
+                <w:rFonts w:cs="Calibri"/>
+                <w:szCs w:val="18"/>
               </w:rPr>
               <w:t>2</w:t>
             </w:r>
@@ -1053,12 +1297,16 @@
             <w:pPr>
               <w:jc w:val="right"/>
               <w:bidi w:val="1"/>
+              <w:textDirection w:val="lrTb"/>
             </w:pPr>
             <w:r/>
             <w:r>
               <w:rPr>
                 <w:rFonts w:ascii="Calibri" w:hAnsi="Calibri"/>
                 <w:sz w:val="18"/>
+                <w:rtl w:val="1"/>
+                <w:rFonts w:cs="Calibri"/>
+                <w:szCs w:val="18"/>
               </w:rPr>
               <w:t>E♭ (نصف بيمول)</w:t>
             </w:r>
@@ -1073,12 +1321,16 @@
             <w:pPr>
               <w:jc w:val="right"/>
               <w:bidi w:val="1"/>
+              <w:textDirection w:val="lrTb"/>
             </w:pPr>
             <w:r/>
             <w:r>
               <w:rPr>
                 <w:rFonts w:ascii="Calibri" w:hAnsi="Calibri"/>
                 <w:sz w:val="18"/>
+                <w:rtl w:val="1"/>
+                <w:rFonts w:cs="Calibri"/>
+                <w:szCs w:val="18"/>
               </w:rPr>
               <w:t>B</w:t>
             </w:r>
@@ -1094,12 +1346,16 @@
             <w:pPr>
               <w:jc w:val="right"/>
               <w:bidi w:val="1"/>
+              <w:textDirection w:val="lrTb"/>
             </w:pPr>
             <w:r/>
             <w:r>
               <w:rPr>
                 <w:rFonts w:ascii="Calibri" w:hAnsi="Calibri"/>
                 <w:sz w:val="18"/>
+                <w:rtl w:val="1"/>
+                <w:rFonts w:cs="Calibri"/>
+                <w:szCs w:val="18"/>
               </w:rPr>
               <w:t>3</w:t>
             </w:r>
@@ -1113,12 +1369,16 @@
             <w:pPr>
               <w:jc w:val="right"/>
               <w:bidi w:val="1"/>
+              <w:textDirection w:val="lrTb"/>
             </w:pPr>
             <w:r/>
             <w:r>
               <w:rPr>
                 <w:rFonts w:ascii="Calibri" w:hAnsi="Calibri"/>
                 <w:sz w:val="18"/>
+                <w:rtl w:val="1"/>
+                <w:rFonts w:cs="Calibri"/>
+                <w:szCs w:val="18"/>
               </w:rPr>
               <w:t>F (طبيعي)</w:t>
             </w:r>
@@ -1132,12 +1392,16 @@
             <w:pPr>
               <w:jc w:val="right"/>
               <w:bidi w:val="1"/>
+              <w:textDirection w:val="lrTb"/>
             </w:pPr>
             <w:r/>
             <w:r>
               <w:rPr>
                 <w:rFonts w:ascii="Calibri" w:hAnsi="Calibri"/>
                 <w:sz w:val="18"/>
+                <w:rtl w:val="1"/>
+                <w:rFonts w:cs="Calibri"/>
+                <w:szCs w:val="18"/>
               </w:rPr>
               <w:t>C</w:t>
             </w:r>
@@ -1154,12 +1418,16 @@
             <w:pPr>
               <w:jc w:val="right"/>
               <w:bidi w:val="1"/>
+              <w:textDirection w:val="lrTb"/>
             </w:pPr>
             <w:r/>
             <w:r>
               <w:rPr>
                 <w:rFonts w:ascii="Calibri" w:hAnsi="Calibri"/>
                 <w:sz w:val="18"/>
+                <w:rtl w:val="1"/>
+                <w:rFonts w:cs="Calibri"/>
+                <w:szCs w:val="18"/>
               </w:rPr>
               <w:t>4</w:t>
             </w:r>
@@ -1174,12 +1442,16 @@
             <w:pPr>
               <w:jc w:val="right"/>
               <w:bidi w:val="1"/>
+              <w:textDirection w:val="lrTb"/>
             </w:pPr>
             <w:r/>
             <w:r>
               <w:rPr>
                 <w:rFonts w:ascii="Calibri" w:hAnsi="Calibri"/>
                 <w:sz w:val="18"/>
+                <w:rtl w:val="1"/>
+                <w:rFonts w:cs="Calibri"/>
+                <w:szCs w:val="18"/>
               </w:rPr>
               <w:t>G</w:t>
             </w:r>
@@ -1194,12 +1466,16 @@
             <w:pPr>
               <w:jc w:val="right"/>
               <w:bidi w:val="1"/>
+              <w:textDirection w:val="lrTb"/>
             </w:pPr>
             <w:r/>
             <w:r>
               <w:rPr>
                 <w:rFonts w:ascii="Calibri" w:hAnsi="Calibri"/>
                 <w:sz w:val="18"/>
+                <w:rtl w:val="1"/>
+                <w:rFonts w:cs="Calibri"/>
+                <w:szCs w:val="18"/>
               </w:rPr>
               <w:t>D</w:t>
             </w:r>
@@ -1211,6 +1487,7 @@
       <w:pPr>
         <w:jc w:val="right"/>
         <w:bidi w:val="1"/>
+        <w:textDirection w:val="lrTb"/>
       </w:pPr>
       <w:r>
         <w:rPr>
@@ -1218,6 +1495,9 @@
           <w:b/>
           <w:color w:val="34497E"/>
           <w:sz w:val="28"/>
+          <w:rtl w:val="1"/>
+          <w:rFonts w:cs="Calibri"/>
+          <w:szCs w:val="28"/>
         </w:rPr>
         <w:t>2. التطبيق العملي | Practice (30 min)</w:t>
       </w:r>
@@ -1226,6 +1506,7 @@
       <w:pPr>
         <w:jc w:val="right"/>
         <w:bidi w:val="1"/>
+        <w:textDirection w:val="lrTb"/>
       </w:pPr>
       <w:r>
         <w:rPr>
@@ -1233,6 +1514,9 @@
           <w:b/>
           <w:color w:val="445588"/>
           <w:sz w:val="24"/>
+          <w:rtl w:val="1"/>
+          <w:rFonts w:cs="Calibri"/>
+          <w:szCs w:val="24"/>
         </w:rPr>
         <w:t>تمرين 1: سلم البياتي (10 دقائق)</w:t>
       </w:r>
@@ -1241,11 +1525,15 @@
       <w:pPr>
         <w:bidi w:val="1"/>
         <w:jc w:val="right"/>
+        <w:textDirection w:val="lrTb"/>
       </w:pPr>
       <w:r>
         <w:rPr>
           <w:rFonts w:ascii="Calibri" w:hAnsi="Calibri"/>
           <w:sz w:val="22"/>
+          <w:rtl w:val="1"/>
+          <w:rFonts w:cs="Calibri"/>
+          <w:szCs w:val="22"/>
         </w:rPr>
         <w:t>Sibelius → Treble Clef → 4/4 → Key Signature فارغة (نضيف علامات يدوياً)</w:t>
       </w:r>
@@ -1254,11 +1542,15 @@
       <w:pPr>
         <w:bidi w:val="1"/>
         <w:jc w:val="right"/>
+        <w:textDirection w:val="lrTb"/>
       </w:pPr>
       <w:r>
         <w:rPr>
           <w:rFonts w:ascii="Calibri" w:hAnsi="Calibri"/>
           <w:sz w:val="22"/>
+          <w:rtl w:val="1"/>
+          <w:rFonts w:cs="Calibri"/>
+          <w:szCs w:val="22"/>
         </w:rPr>
         <w:t>اكتب سلم البياتي:</w:t>
       </w:r>
@@ -1267,6 +1559,7 @@
       <w:pPr>
         <w:bidi w:val="1"/>
         <w:jc w:val="right"/>
+        <w:textDirection w:val="lrTb"/>
         <w:shd w:fill="F5F5F5" w:val="clear"/>
       </w:pPr>
       <w:r>
@@ -1274,6 +1567,9 @@
           <w:rFonts w:ascii="Courier New" w:hAnsi="Courier New"/>
           <w:color w:val="333333"/>
           <w:sz w:val="18"/>
+          <w:rtl w:val="1"/>
+          <w:rFonts w:cs="Calibri"/>
+          <w:szCs w:val="18"/>
         </w:rPr>
         <w:t>مازورة 1: D E♭ F G | A B♭ C D | (صعود)</w:t>
         <w:br/>
@@ -1286,12 +1582,16 @@
       <w:pPr>
         <w:bidi w:val="1"/>
         <w:jc w:val="right"/>
+        <w:textDirection w:val="lrTb"/>
       </w:pPr>
       <w:r>
         <w:rPr>
           <w:rFonts w:ascii="Calibri" w:hAnsi="Calibri"/>
           <w:b w:val="0"/>
           <w:sz w:val="22"/>
+          <w:rtl w:val="1"/>
+          <w:rFonts w:cs="Calibri"/>
+          <w:szCs w:val="22"/>
         </w:rPr>
         <w:t>ملاحظة:</w:t>
         <w:br/>
@@ -1306,6 +1606,7 @@
       <w:pPr>
         <w:jc w:val="right"/>
         <w:bidi w:val="1"/>
+        <w:textDirection w:val="lrTb"/>
       </w:pPr>
       <w:r>
         <w:rPr>
@@ -1313,6 +1614,9 @@
           <w:b/>
           <w:color w:val="445588"/>
           <w:sz w:val="24"/>
+          <w:rtl w:val="1"/>
+          <w:rFonts w:cs="Calibri"/>
+          <w:szCs w:val="24"/>
         </w:rPr>
         <w:t>تمرين 2: جنس البياتي (10 دقائق)</w:t>
       </w:r>
@@ -1321,6 +1625,7 @@
       <w:pPr>
         <w:bidi w:val="1"/>
         <w:jc w:val="right"/>
+        <w:textDirection w:val="lrTb"/>
         <w:shd w:fill="F5F5F5" w:val="clear"/>
       </w:pPr>
       <w:r>
@@ -1328,6 +1633,9 @@
           <w:rFonts w:ascii="Courier New" w:hAnsi="Courier New"/>
           <w:color w:val="333333"/>
           <w:sz w:val="18"/>
+          <w:rtl w:val="1"/>
+          <w:rFonts w:cs="Calibri"/>
+          <w:szCs w:val="18"/>
         </w:rPr>
         <w:t>جنس بياتي على D: D E♭ F G</w:t>
         <w:br/>
@@ -1347,6 +1655,7 @@
       <w:pPr>
         <w:jc w:val="right"/>
         <w:bidi w:val="1"/>
+        <w:textDirection w:val="lrTb"/>
       </w:pPr>
       <w:r>
         <w:rPr>
@@ -1354,6 +1663,9 @@
           <w:b/>
           <w:color w:val="445588"/>
           <w:sz w:val="24"/>
+          <w:rtl w:val="1"/>
+          <w:rFonts w:cs="Calibri"/>
+          <w:szCs w:val="24"/>
         </w:rPr>
         <w:t>تمرين 3: البياتي مع مقسوم (10 دقائق)</w:t>
       </w:r>
@@ -1362,6 +1674,7 @@
       <w:pPr>
         <w:bidi w:val="1"/>
         <w:jc w:val="right"/>
+        <w:textDirection w:val="lrTb"/>
         <w:shd w:fill="F5F5F5" w:val="clear"/>
       </w:pPr>
       <w:r>
@@ -1369,6 +1682,9 @@
           <w:rFonts w:ascii="Courier New" w:hAnsi="Courier New"/>
           <w:color w:val="333333"/>
           <w:sz w:val="18"/>
+          <w:rtl w:val="1"/>
+          <w:rFonts w:cs="Calibri"/>
+          <w:szCs w:val="18"/>
         </w:rPr>
         <w:t>مازورة 1: D (Noire) | (Croche Rest) D (Croche) | (مقسوم)</w:t>
         <w:br/>
@@ -1389,6 +1705,7 @@
       <w:pPr>
         <w:jc w:val="right"/>
         <w:bidi w:val="1"/>
+        <w:textDirection w:val="lrTb"/>
       </w:pPr>
       <w:r>
         <w:rPr>
@@ -1396,6 +1713,9 @@
           <w:b/>
           <w:color w:val="34497E"/>
           <w:sz w:val="28"/>
+          <w:rtl w:val="1"/>
+          <w:rFonts w:cs="Calibri"/>
+          <w:szCs w:val="28"/>
         </w:rPr>
         <w:t>3. اختصارات Sibelius (5 min)</w:t>
       </w:r>
@@ -1429,6 +1749,7 @@
             <w:pPr>
               <w:jc w:val="right"/>
               <w:bidi w:val="1"/>
+              <w:textDirection w:val="lrTb"/>
             </w:pPr>
             <w:r/>
             <w:r>
@@ -1437,6 +1758,9 @@
                 <w:b/>
                 <w:color w:val="FFFFFF"/>
                 <w:sz w:val="18"/>
+                <w:rtl w:val="1"/>
+                <w:rFonts w:cs="Calibri"/>
+                <w:szCs w:val="18"/>
               </w:rPr>
               <w:t>#</w:t>
             </w:r>
@@ -1451,6 +1775,7 @@
             <w:pPr>
               <w:jc w:val="right"/>
               <w:bidi w:val="1"/>
+              <w:textDirection w:val="lrTb"/>
             </w:pPr>
             <w:r/>
             <w:r>
@@ -1459,6 +1784,9 @@
                 <w:b/>
                 <w:color w:val="FFFFFF"/>
                 <w:sz w:val="18"/>
+                <w:rtl w:val="1"/>
+                <w:rFonts w:cs="Calibri"/>
+                <w:szCs w:val="18"/>
               </w:rPr>
               <w:t>الاختصار</w:t>
             </w:r>
@@ -1473,6 +1801,7 @@
             <w:pPr>
               <w:jc w:val="right"/>
               <w:bidi w:val="1"/>
+              <w:textDirection w:val="lrTb"/>
             </w:pPr>
             <w:r/>
             <w:r>
@@ -1481,6 +1810,9 @@
                 <w:b/>
                 <w:color w:val="FFFFFF"/>
                 <w:sz w:val="18"/>
+                <w:rtl w:val="1"/>
+                <w:rFonts w:cs="Calibri"/>
+                <w:szCs w:val="18"/>
               </w:rPr>
               <w:t>الوظيفة</w:t>
             </w:r>
@@ -1496,12 +1828,16 @@
             <w:pPr>
               <w:jc w:val="right"/>
               <w:bidi w:val="1"/>
+              <w:textDirection w:val="lrTb"/>
             </w:pPr>
             <w:r/>
             <w:r>
               <w:rPr>
                 <w:rFonts w:ascii="Calibri" w:hAnsi="Calibri"/>
                 <w:sz w:val="18"/>
+                <w:rtl w:val="1"/>
+                <w:rFonts w:cs="Calibri"/>
+                <w:szCs w:val="18"/>
               </w:rPr>
               <w:t>1</w:t>
             </w:r>
@@ -1515,12 +1851,16 @@
             <w:pPr>
               <w:jc w:val="right"/>
               <w:bidi w:val="1"/>
+              <w:textDirection w:val="lrTb"/>
             </w:pPr>
             <w:r/>
             <w:r>
               <w:rPr>
                 <w:rFonts w:ascii="Calibri" w:hAnsi="Calibri"/>
                 <w:sz w:val="18"/>
+                <w:rtl w:val="1"/>
+                <w:rFonts w:cs="Calibri"/>
+                <w:szCs w:val="18"/>
               </w:rPr>
               <w:t>Ctrl+Shift+D</w:t>
             </w:r>
@@ -1534,12 +1874,16 @@
             <w:pPr>
               <w:jc w:val="right"/>
               <w:bidi w:val="1"/>
+              <w:textDirection w:val="lrTb"/>
             </w:pPr>
             <w:r/>
             <w:r>
               <w:rPr>
                 <w:rFonts w:ascii="Calibri" w:hAnsi="Calibri"/>
                 <w:sz w:val="18"/>
+                <w:rtl w:val="1"/>
+                <w:rFonts w:cs="Calibri"/>
+                <w:szCs w:val="18"/>
               </w:rPr>
               <w:t>إضافة Double Dotted</w:t>
             </w:r>
@@ -1556,12 +1900,16 @@
             <w:pPr>
               <w:jc w:val="right"/>
               <w:bidi w:val="1"/>
+              <w:textDirection w:val="lrTb"/>
             </w:pPr>
             <w:r/>
             <w:r>
               <w:rPr>
                 <w:rFonts w:ascii="Calibri" w:hAnsi="Calibri"/>
                 <w:sz w:val="18"/>
+                <w:rtl w:val="1"/>
+                <w:rFonts w:cs="Calibri"/>
+                <w:szCs w:val="18"/>
               </w:rPr>
               <w:t>2</w:t>
             </w:r>
@@ -1576,12 +1924,16 @@
             <w:pPr>
               <w:jc w:val="right"/>
               <w:bidi w:val="1"/>
+              <w:textDirection w:val="lrTb"/>
             </w:pPr>
             <w:r/>
             <w:r>
               <w:rPr>
                 <w:rFonts w:ascii="Calibri" w:hAnsi="Calibri"/>
                 <w:sz w:val="18"/>
+                <w:rtl w:val="1"/>
+                <w:rFonts w:cs="Calibri"/>
+                <w:szCs w:val="18"/>
               </w:rPr>
               <w:t>Shift+F</w:t>
             </w:r>
@@ -1596,12 +1948,16 @@
             <w:pPr>
               <w:jc w:val="right"/>
               <w:bidi w:val="1"/>
+              <w:textDirection w:val="lrTb"/>
             </w:pPr>
             <w:r/>
             <w:r>
               <w:rPr>
                 <w:rFonts w:ascii="Calibri" w:hAnsi="Calibri"/>
                 <w:sz w:val="18"/>
+                <w:rtl w:val="1"/>
+                <w:rFonts w:cs="Calibri"/>
+                <w:szCs w:val="18"/>
               </w:rPr>
               <w:t>Fermata (بديل)</w:t>
             </w:r>
@@ -1617,12 +1973,16 @@
             <w:pPr>
               <w:jc w:val="right"/>
               <w:bidi w:val="1"/>
+              <w:textDirection w:val="lrTb"/>
             </w:pPr>
             <w:r/>
             <w:r>
               <w:rPr>
                 <w:rFonts w:ascii="Calibri" w:hAnsi="Calibri"/>
                 <w:sz w:val="18"/>
+                <w:rtl w:val="1"/>
+                <w:rFonts w:cs="Calibri"/>
+                <w:szCs w:val="18"/>
               </w:rPr>
               <w:t>3</w:t>
             </w:r>
@@ -1636,12 +1996,16 @@
             <w:pPr>
               <w:jc w:val="right"/>
               <w:bidi w:val="1"/>
+              <w:textDirection w:val="lrTb"/>
             </w:pPr>
             <w:r/>
             <w:r>
               <w:rPr>
                 <w:rFonts w:ascii="Calibri" w:hAnsi="Calibri"/>
                 <w:sz w:val="18"/>
+                <w:rtl w:val="1"/>
+                <w:rFonts w:cs="Calibri"/>
+                <w:szCs w:val="18"/>
               </w:rPr>
               <w:t>Ctrl+Alt+1/2/3</w:t>
             </w:r>
@@ -1655,12 +2019,16 @@
             <w:pPr>
               <w:jc w:val="right"/>
               <w:bidi w:val="1"/>
+              <w:textDirection w:val="lrTb"/>
             </w:pPr>
             <w:r/>
             <w:r>
               <w:rPr>
                 <w:rFonts w:ascii="Calibri" w:hAnsi="Calibri"/>
                 <w:sz w:val="18"/>
+                <w:rtl w:val="1"/>
+                <w:rFonts w:cs="Calibri"/>
+                <w:szCs w:val="18"/>
               </w:rPr>
               <w:t>تغيير حجم النوتة</w:t>
             </w:r>
@@ -1677,12 +2045,16 @@
             <w:pPr>
               <w:jc w:val="right"/>
               <w:bidi w:val="1"/>
+              <w:textDirection w:val="lrTb"/>
             </w:pPr>
             <w:r/>
             <w:r>
               <w:rPr>
                 <w:rFonts w:ascii="Calibri" w:hAnsi="Calibri"/>
                 <w:sz w:val="18"/>
+                <w:rtl w:val="1"/>
+                <w:rFonts w:cs="Calibri"/>
+                <w:szCs w:val="18"/>
               </w:rPr>
               <w:t>4</w:t>
             </w:r>
@@ -1697,12 +2069,16 @@
             <w:pPr>
               <w:jc w:val="right"/>
               <w:bidi w:val="1"/>
+              <w:textDirection w:val="lrTb"/>
             </w:pPr>
             <w:r/>
             <w:r>
               <w:rPr>
                 <w:rFonts w:ascii="Calibri" w:hAnsi="Calibri"/>
                 <w:sz w:val="18"/>
+                <w:rtl w:val="1"/>
+                <w:rFonts w:cs="Calibri"/>
+                <w:szCs w:val="18"/>
               </w:rPr>
               <w:t>Ctrl+Shift+9</w:t>
             </w:r>
@@ -1717,12 +2093,16 @@
             <w:pPr>
               <w:jc w:val="right"/>
               <w:bidi w:val="1"/>
+              <w:textDirection w:val="lrTb"/>
             </w:pPr>
             <w:r/>
             <w:r>
               <w:rPr>
                 <w:rFonts w:ascii="Calibri" w:hAnsi="Calibri"/>
                 <w:sz w:val="18"/>
+                <w:rtl w:val="1"/>
+                <w:rFonts w:cs="Calibri"/>
+                <w:szCs w:val="18"/>
               </w:rPr>
               <w:t>إظهار/إخفاء Keypad (Layout 2)</w:t>
             </w:r>
@@ -1738,12 +2118,16 @@
             <w:pPr>
               <w:jc w:val="right"/>
               <w:bidi w:val="1"/>
+              <w:textDirection w:val="lrTb"/>
             </w:pPr>
             <w:r/>
             <w:r>
               <w:rPr>
                 <w:rFonts w:ascii="Calibri" w:hAnsi="Calibri"/>
                 <w:sz w:val="18"/>
+                <w:rtl w:val="1"/>
+                <w:rFonts w:cs="Calibri"/>
+                <w:szCs w:val="18"/>
               </w:rPr>
               <w:t>5</w:t>
             </w:r>
@@ -1757,12 +2141,16 @@
             <w:pPr>
               <w:jc w:val="right"/>
               <w:bidi w:val="1"/>
+              <w:textDirection w:val="lrTb"/>
             </w:pPr>
             <w:r/>
             <w:r>
               <w:rPr>
                 <w:rFonts w:ascii="Calibri" w:hAnsi="Calibri"/>
                 <w:sz w:val="18"/>
+                <w:rtl w:val="1"/>
+                <w:rFonts w:cs="Calibri"/>
+                <w:szCs w:val="18"/>
               </w:rPr>
               <w:t>Ctrl+Alt+Space</w:t>
             </w:r>
@@ -1776,12 +2164,16 @@
             <w:pPr>
               <w:jc w:val="right"/>
               <w:bidi w:val="1"/>
+              <w:textDirection w:val="lrTb"/>
             </w:pPr>
             <w:r/>
             <w:r>
               <w:rPr>
                 <w:rFonts w:ascii="Calibri" w:hAnsi="Calibri"/>
                 <w:sz w:val="18"/>
+                <w:rtl w:val="1"/>
+                <w:rFonts w:cs="Calibri"/>
+                <w:szCs w:val="18"/>
               </w:rPr>
               <w:t>تشغيل من المؤشر</w:t>
             </w:r>
@@ -1793,6 +2185,7 @@
       <w:pPr>
         <w:jc w:val="right"/>
         <w:bidi w:val="1"/>
+        <w:textDirection w:val="lrTb"/>
       </w:pPr>
       <w:r>
         <w:rPr>
@@ -1800,6 +2193,9 @@
           <w:b/>
           <w:color w:val="34497E"/>
           <w:sz w:val="28"/>
+          <w:rtl w:val="1"/>
+          <w:rFonts w:cs="Calibri"/>
+          <w:szCs w:val="28"/>
         </w:rPr>
         <w:t>4. مراجعة وواجب | Review &amp; HW (5 min)</w:t>
       </w:r>
@@ -1808,12 +2204,16 @@
       <w:pPr>
         <w:bidi w:val="1"/>
         <w:jc w:val="right"/>
+        <w:textDirection w:val="lrTb"/>
       </w:pPr>
       <w:r>
         <w:rPr>
           <w:rFonts w:ascii="Calibri" w:hAnsi="Calibri"/>
           <w:b w:val="0"/>
           <w:sz w:val="22"/>
+          <w:rtl w:val="1"/>
+          <w:rFonts w:cs="Calibri"/>
+          <w:szCs w:val="22"/>
         </w:rPr>
         <w:t>أسئلة: 1. ما هو غماز مقام البياتي؟ 2. ما هي العلامة المميزة في البياتي؟ 3. قارن البياتي مع النهاوند.</w:t>
         <w:br/>
@@ -1824,6 +2224,7 @@
       <w:pPr>
         <w:jc w:val="right"/>
         <w:bidi w:val="1"/>
+        <w:textDirection w:val="lrTb"/>
       </w:pPr>
       <w:r>
         <w:rPr>
@@ -1831,6 +2232,9 @@
           <w:b/>
           <w:color w:val="34497E"/>
           <w:sz w:val="28"/>
+          <w:rtl w:val="1"/>
+          <w:rFonts w:cs="Calibri"/>
+          <w:szCs w:val="28"/>
         </w:rPr>
         <w:t>5. تطبيق العود | Oud Application</w:t>
       </w:r>
@@ -1839,12 +2243,16 @@
       <w:pPr>
         <w:bidi w:val="1"/>
         <w:jc w:val="right"/>
+        <w:textDirection w:val="lrTb"/>
       </w:pPr>
       <w:r>
         <w:rPr>
           <w:rFonts w:ascii="Calibri" w:hAnsi="Calibri"/>
           <w:b w:val="0"/>
           <w:sz w:val="22"/>
+          <w:rtl w:val="1"/>
+          <w:rFonts w:cs="Calibri"/>
+          <w:szCs w:val="22"/>
         </w:rPr>
         <w:t>اعزف سلم البياتي: D (الوتر الرابع، عقدة 2) - E♭ (الوتر الثالث مطلق مع خفض طفيف) - F (الوتر الثالث عقدة 1) - G (الوتر الثالث، عقدة 3). لاحظ الطابع الحزين.</w:t>
       </w:r>
@@ -1853,6 +2261,7 @@
       <w:pPr>
         <w:jc w:val="right"/>
         <w:bidi w:val="1"/>
+        <w:textDirection w:val="lrTb"/>
       </w:pPr>
       <w:r>
         <w:rPr>
@@ -1860,6 +2269,9 @@
           <w:b/>
           <w:color w:val="34497E"/>
           <w:sz w:val="28"/>
+          <w:rtl w:val="1"/>
+          <w:rFonts w:cs="Calibri"/>
+          <w:szCs w:val="28"/>
         </w:rPr>
         <w:t>6. التقييم: سلم البياتي /5, جنس البياتي /5, لحن مع مقسوم /3, أسئلة /2 = /15</w:t>
       </w:r>
@@ -1868,6 +2280,7 @@
       <w:pPr>
         <w:jc w:val="right"/>
         <w:bidi w:val="1"/>
+        <w:textDirection w:val="lrTb"/>
       </w:pPr>
       <w:r>
         <w:rPr>
@@ -1875,6 +2288,9 @@
           <w:b/>
           <w:color w:val="34497E"/>
           <w:sz w:val="28"/>
+          <w:rtl w:val="1"/>
+          <w:rFonts w:cs="Calibri"/>
+          <w:szCs w:val="28"/>
         </w:rPr>
         <w:t>7. مفردات: بياتي (Bayati)، نص بيمول (Half Flat)، غماز على D</w:t>
       </w:r>
@@ -1883,6 +2299,7 @@
       <w:pPr>
         <w:jc w:val="right"/>
         <w:bidi w:val="1"/>
+        <w:textDirection w:val="lrTb"/>
       </w:pPr>
       <w:r>
         <w:rPr>
@@ -1890,6 +2307,9 @@
           <w:b/>
           <w:color w:val="34497E"/>
           <w:sz w:val="28"/>
+          <w:rtl w:val="1"/>
+          <w:rFonts w:cs="Calibri"/>
+          <w:szCs w:val="28"/>
         </w:rPr>
         <w:t>8. ملاحظات: البياتي هو مقام الأذان العربي. استمع لأذان الحصري أو شعبان الصياد لفهم طابعه.</w:t>
       </w:r>
@@ -1903,6 +2323,7 @@
       <w:pPr>
         <w:jc w:val="center"/>
         <w:bidi w:val="1"/>
+        <w:textDirection w:val="lrTb"/>
       </w:pPr>
       <w:r>
         <w:rPr>
@@ -1910,6 +2331,9 @@
           <w:b/>
           <w:color w:val="1A1A2E"/>
           <w:sz w:val="44"/>
+          <w:rtl w:val="1"/>
+          <w:rFonts w:cs="Calibri"/>
+          <w:szCs w:val="44"/>
         </w:rPr>
         <w:t>الدرس 34 | Lesson 34</w:t>
       </w:r>
@@ -1918,6 +2342,7 @@
       <w:pPr>
         <w:jc w:val="center"/>
         <w:bidi w:val="1"/>
+        <w:textDirection w:val="lrTb"/>
       </w:pPr>
       <w:r>
         <w:rPr>
@@ -1925,6 +2350,9 @@
           <w:b/>
           <w:color w:val="2C3E6B"/>
           <w:sz w:val="36"/>
+          <w:rtl w:val="1"/>
+          <w:rFonts w:cs="Calibri"/>
+          <w:szCs w:val="36"/>
         </w:rPr>
         <w:t>مقام البياتي – التطور اللحني</w:t>
       </w:r>
@@ -1933,6 +2361,7 @@
       <w:pPr>
         <w:jc w:val="center"/>
         <w:bidi w:val="1"/>
+        <w:textDirection w:val="lrTb"/>
       </w:pPr>
       <w:r>
         <w:rPr>
@@ -1940,6 +2369,9 @@
           <w:b/>
           <w:color w:val="2C3E6B"/>
           <w:sz w:val="36"/>
+          <w:rtl w:val="1"/>
+          <w:rFonts w:cs="Calibri"/>
+          <w:szCs w:val="36"/>
         </w:rPr>
         <w:t>Maqam Bayati – Melodic Development</w:t>
       </w:r>
@@ -1948,6 +2380,7 @@
       <w:pPr>
         <w:jc w:val="right"/>
         <w:bidi w:val="1"/>
+        <w:textDirection w:val="lrTb"/>
       </w:pPr>
       <w:r>
         <w:rPr>
@@ -1955,6 +2388,9 @@
           <w:b/>
           <w:color w:val="34497E"/>
           <w:sz w:val="28"/>
+          <w:rtl w:val="1"/>
+          <w:rFonts w:cs="Calibri"/>
+          <w:szCs w:val="28"/>
         </w:rPr>
         <w:t>معلومات الدرس | Lesson Info</w:t>
       </w:r>
@@ -1987,6 +2423,7 @@
             <w:pPr>
               <w:jc w:val="right"/>
               <w:bidi w:val="1"/>
+              <w:textDirection w:val="lrTb"/>
             </w:pPr>
             <w:r/>
             <w:r>
@@ -1995,6 +2432,9 @@
                 <w:b/>
                 <w:color w:val="FFFFFF"/>
                 <w:sz w:val="18"/>
+                <w:rtl w:val="1"/>
+                <w:rFonts w:cs="Calibri"/>
+                <w:szCs w:val="18"/>
               </w:rPr>
               <w:t>AR</w:t>
             </w:r>
@@ -2009,6 +2449,7 @@
             <w:pPr>
               <w:jc w:val="right"/>
               <w:bidi w:val="1"/>
+              <w:textDirection w:val="lrTb"/>
             </w:pPr>
             <w:r/>
             <w:r>
@@ -2017,6 +2458,9 @@
                 <w:b/>
                 <w:color w:val="FFFFFF"/>
                 <w:sz w:val="18"/>
+                <w:rtl w:val="1"/>
+                <w:rFonts w:cs="Calibri"/>
+                <w:szCs w:val="18"/>
               </w:rPr>
               <w:t>EN</w:t>
             </w:r>
@@ -2032,12 +2476,16 @@
             <w:pPr>
               <w:jc w:val="right"/>
               <w:bidi w:val="1"/>
+              <w:textDirection w:val="lrTb"/>
             </w:pPr>
             <w:r/>
             <w:r>
               <w:rPr>
                 <w:rFonts w:ascii="Calibri" w:hAnsi="Calibri"/>
                 <w:sz w:val="18"/>
+                <w:rtl w:val="1"/>
+                <w:rFonts w:cs="Calibri"/>
+                <w:szCs w:val="18"/>
               </w:rPr>
               <w:t>رقم الدرس</w:t>
             </w:r>
@@ -2051,12 +2499,16 @@
             <w:pPr>
               <w:jc w:val="right"/>
               <w:bidi w:val="1"/>
+              <w:textDirection w:val="lrTb"/>
             </w:pPr>
             <w:r/>
             <w:r>
               <w:rPr>
                 <w:rFonts w:ascii="Calibri" w:hAnsi="Calibri"/>
                 <w:sz w:val="18"/>
+                <w:rtl w:val="1"/>
+                <w:rFonts w:cs="Calibri"/>
+                <w:szCs w:val="18"/>
               </w:rPr>
               <w:t>34</w:t>
             </w:r>
@@ -2073,12 +2525,16 @@
             <w:pPr>
               <w:jc w:val="right"/>
               <w:bidi w:val="1"/>
+              <w:textDirection w:val="lrTb"/>
             </w:pPr>
             <w:r/>
             <w:r>
               <w:rPr>
                 <w:rFonts w:ascii="Calibri" w:hAnsi="Calibri"/>
                 <w:sz w:val="18"/>
+                <w:rtl w:val="1"/>
+                <w:rFonts w:cs="Calibri"/>
+                <w:szCs w:val="18"/>
               </w:rPr>
               <w:t>عنوان عربي</w:t>
             </w:r>
@@ -2093,12 +2549,16 @@
             <w:pPr>
               <w:jc w:val="right"/>
               <w:bidi w:val="1"/>
+              <w:textDirection w:val="lrTb"/>
             </w:pPr>
             <w:r/>
             <w:r>
               <w:rPr>
                 <w:rFonts w:ascii="Calibri" w:hAnsi="Calibri"/>
                 <w:sz w:val="18"/>
+                <w:rtl w:val="1"/>
+                <w:rFonts w:cs="Calibri"/>
+                <w:szCs w:val="18"/>
               </w:rPr>
               <w:t>البياتي – التطور اللحني</w:t>
             </w:r>
@@ -2114,12 +2574,16 @@
             <w:pPr>
               <w:jc w:val="right"/>
               <w:bidi w:val="1"/>
+              <w:textDirection w:val="lrTb"/>
             </w:pPr>
             <w:r/>
             <w:r>
               <w:rPr>
                 <w:rFonts w:ascii="Calibri" w:hAnsi="Calibri"/>
                 <w:sz w:val="18"/>
+                <w:rtl w:val="1"/>
+                <w:rFonts w:cs="Calibri"/>
+                <w:szCs w:val="18"/>
               </w:rPr>
               <w:t>English Title</w:t>
             </w:r>
@@ -2133,12 +2597,16 @@
             <w:pPr>
               <w:jc w:val="right"/>
               <w:bidi w:val="1"/>
+              <w:textDirection w:val="lrTb"/>
             </w:pPr>
             <w:r/>
             <w:r>
               <w:rPr>
                 <w:rFonts w:ascii="Calibri" w:hAnsi="Calibri"/>
                 <w:sz w:val="18"/>
+                <w:rtl w:val="1"/>
+                <w:rFonts w:cs="Calibri"/>
+                <w:szCs w:val="18"/>
               </w:rPr>
               <w:t>Bayati – Melodic Development</w:t>
             </w:r>
@@ -2155,12 +2623,16 @@
             <w:pPr>
               <w:jc w:val="right"/>
               <w:bidi w:val="1"/>
+              <w:textDirection w:val="lrTb"/>
             </w:pPr>
             <w:r/>
             <w:r>
               <w:rPr>
                 <w:rFonts w:ascii="Calibri" w:hAnsi="Calibri"/>
                 <w:sz w:val="18"/>
+                <w:rtl w:val="1"/>
+                <w:rFonts w:cs="Calibri"/>
+                <w:szCs w:val="18"/>
               </w:rPr>
               <w:t>المقام</w:t>
             </w:r>
@@ -2175,12 +2647,16 @@
             <w:pPr>
               <w:jc w:val="right"/>
               <w:bidi w:val="1"/>
+              <w:textDirection w:val="lrTb"/>
             </w:pPr>
             <w:r/>
             <w:r>
               <w:rPr>
                 <w:rFonts w:ascii="Calibri" w:hAnsi="Calibri"/>
                 <w:sz w:val="18"/>
+                <w:rtl w:val="1"/>
+                <w:rFonts w:cs="Calibri"/>
+                <w:szCs w:val="18"/>
               </w:rPr>
               <w:t>بياتي (Bayati)</w:t>
             </w:r>
@@ -2196,12 +2672,16 @@
             <w:pPr>
               <w:jc w:val="right"/>
               <w:bidi w:val="1"/>
+              <w:textDirection w:val="lrTb"/>
             </w:pPr>
             <w:r/>
             <w:r>
               <w:rPr>
                 <w:rFonts w:ascii="Calibri" w:hAnsi="Calibri"/>
                 <w:sz w:val="18"/>
+                <w:rtl w:val="1"/>
+                <w:rFonts w:cs="Calibri"/>
+                <w:szCs w:val="18"/>
               </w:rPr>
               <w:t>الإيقاع</w:t>
             </w:r>
@@ -2215,12 +2695,16 @@
             <w:pPr>
               <w:jc w:val="right"/>
               <w:bidi w:val="1"/>
+              <w:textDirection w:val="lrTb"/>
             </w:pPr>
             <w:r/>
             <w:r>
               <w:rPr>
                 <w:rFonts w:ascii="Calibri" w:hAnsi="Calibri"/>
                 <w:sz w:val="18"/>
+                <w:rtl w:val="1"/>
+                <w:rFonts w:cs="Calibri"/>
+                <w:szCs w:val="18"/>
               </w:rPr>
               <w:t>ملفوف (Malfuf) – 2/4 + هجع (Haja) – 4/4</w:t>
             </w:r>
@@ -2232,6 +2716,7 @@
       <w:pPr>
         <w:jc w:val="right"/>
         <w:bidi w:val="1"/>
+        <w:textDirection w:val="lrTb"/>
       </w:pPr>
       <w:r>
         <w:rPr>
@@ -2239,6 +2724,9 @@
           <w:b/>
           <w:color w:val="34497E"/>
           <w:sz w:val="28"/>
+          <w:rtl w:val="1"/>
+          <w:rFonts w:cs="Calibri"/>
+          <w:szCs w:val="28"/>
         </w:rPr>
         <w:t>الأهداف | Objectives</w:t>
       </w:r>
@@ -2247,11 +2735,15 @@
       <w:pPr>
         <w:bidi w:val="1"/>
         <w:jc w:val="right"/>
+        <w:textDirection w:val="lrTb"/>
       </w:pPr>
       <w:r>
         <w:rPr>
           <w:rFonts w:ascii="Calibri" w:hAnsi="Calibri"/>
           <w:sz w:val="22"/>
+          <w:rtl w:val="1"/>
+          <w:rFonts w:cs="Calibri"/>
+          <w:szCs w:val="22"/>
         </w:rPr>
         <w:t>تطوير ألحان بمقام البياتي</w:t>
       </w:r>
@@ -2260,11 +2752,15 @@
       <w:pPr>
         <w:bidi w:val="1"/>
         <w:jc w:val="right"/>
+        <w:textDirection w:val="lrTb"/>
       </w:pPr>
       <w:r>
         <w:rPr>
           <w:rFonts w:ascii="Calibri" w:hAnsi="Calibri"/>
           <w:sz w:val="22"/>
+          <w:rtl w:val="1"/>
+          <w:rFonts w:cs="Calibri"/>
+          <w:szCs w:val="22"/>
         </w:rPr>
         <w:t>الانتقال بين جنس البياتي وأجناس أخرى</w:t>
       </w:r>
@@ -2273,11 +2769,15 @@
       <w:pPr>
         <w:bidi w:val="1"/>
         <w:jc w:val="right"/>
+        <w:textDirection w:val="lrTb"/>
       </w:pPr>
       <w:r>
         <w:rPr>
           <w:rFonts w:ascii="Calibri" w:hAnsi="Calibri"/>
           <w:sz w:val="22"/>
+          <w:rtl w:val="1"/>
+          <w:rFonts w:cs="Calibri"/>
+          <w:szCs w:val="22"/>
         </w:rPr>
         <w:t>استخدام إيقاعي الملفوف والهجع مع البياتي</w:t>
       </w:r>
@@ -2286,11 +2786,15 @@
       <w:pPr>
         <w:bidi w:val="1"/>
         <w:jc w:val="right"/>
+        <w:textDirection w:val="lrTb"/>
       </w:pPr>
       <w:r>
         <w:rPr>
           <w:rFonts w:ascii="Calibri" w:hAnsi="Calibri"/>
           <w:sz w:val="22"/>
+          <w:rtl w:val="1"/>
+          <w:rFonts w:cs="Calibri"/>
+          <w:szCs w:val="22"/>
         </w:rPr>
         <w:t>كتابة عبارات لحنية أطول</w:t>
       </w:r>
@@ -2299,6 +2803,7 @@
       <w:pPr>
         <w:jc w:val="right"/>
         <w:bidi w:val="1"/>
+        <w:textDirection w:val="lrTb"/>
       </w:pPr>
       <w:r>
         <w:rPr>
@@ -2306,6 +2811,9 @@
           <w:b/>
           <w:color w:val="34497E"/>
           <w:sz w:val="28"/>
+          <w:rtl w:val="1"/>
+          <w:rFonts w:cs="Calibri"/>
+          <w:szCs w:val="28"/>
         </w:rPr>
         <w:t>1. النظري | Theory (10 min)</w:t>
       </w:r>
@@ -2314,6 +2822,7 @@
       <w:pPr>
         <w:jc w:val="right"/>
         <w:bidi w:val="1"/>
+        <w:textDirection w:val="lrTb"/>
       </w:pPr>
       <w:r>
         <w:rPr>
@@ -2321,6 +2830,9 @@
           <w:b/>
           <w:color w:val="445588"/>
           <w:sz w:val="24"/>
+          <w:rtl w:val="1"/>
+          <w:rFonts w:cs="Calibri"/>
+          <w:szCs w:val="24"/>
         </w:rPr>
         <w:t>مسارات لحن البياتي</w:t>
       </w:r>
@@ -2329,11 +2841,15 @@
       <w:pPr>
         <w:bidi w:val="1"/>
         <w:jc w:val="right"/>
+        <w:textDirection w:val="lrTb"/>
       </w:pPr>
       <w:r>
         <w:rPr>
           <w:rFonts w:ascii="Calibri" w:hAnsi="Calibri"/>
           <w:sz w:val="22"/>
+          <w:rtl w:val="1"/>
+          <w:rFonts w:cs="Calibri"/>
+          <w:szCs w:val="22"/>
         </w:rPr>
         <w:t>• البياتي يبدأ عادةً من القرار D</w:t>
       </w:r>
@@ -2342,11 +2858,15 @@
       <w:pPr>
         <w:bidi w:val="1"/>
         <w:jc w:val="right"/>
+        <w:textDirection w:val="lrTb"/>
       </w:pPr>
       <w:r>
         <w:rPr>
           <w:rFonts w:ascii="Calibri" w:hAnsi="Calibri"/>
           <w:sz w:val="22"/>
+          <w:rtl w:val="1"/>
+          <w:rFonts w:cs="Calibri"/>
+          <w:szCs w:val="22"/>
         </w:rPr>
         <w:t>• يصعد عبر جنس البياتي (D-E♭-F-G)</w:t>
       </w:r>
@@ -2355,11 +2875,15 @@
       <w:pPr>
         <w:bidi w:val="1"/>
         <w:jc w:val="right"/>
+        <w:textDirection w:val="lrTb"/>
       </w:pPr>
       <w:r>
         <w:rPr>
           <w:rFonts w:ascii="Calibri" w:hAnsi="Calibri"/>
           <w:sz w:val="22"/>
+          <w:rtl w:val="1"/>
+          <w:rFonts w:cs="Calibri"/>
+          <w:szCs w:val="22"/>
         </w:rPr>
         <w:t>• ينتقل لجنس النوى (A-B♭-C-D)</w:t>
       </w:r>
@@ -2368,11 +2892,15 @@
       <w:pPr>
         <w:bidi w:val="1"/>
         <w:jc w:val="right"/>
+        <w:textDirection w:val="lrTb"/>
       </w:pPr>
       <w:r>
         <w:rPr>
           <w:rFonts w:ascii="Calibri" w:hAnsi="Calibri"/>
           <w:sz w:val="22"/>
+          <w:rtl w:val="1"/>
+          <w:rFonts w:cs="Calibri"/>
+          <w:szCs w:val="22"/>
         </w:rPr>
         <w:t>• يعود للقرار</w:t>
       </w:r>
@@ -2381,6 +2909,7 @@
       <w:pPr>
         <w:jc w:val="right"/>
         <w:bidi w:val="1"/>
+        <w:textDirection w:val="lrTb"/>
       </w:pPr>
       <w:r>
         <w:rPr>
@@ -2388,6 +2917,9 @@
           <w:b/>
           <w:color w:val="445588"/>
           <w:sz w:val="24"/>
+          <w:rtl w:val="1"/>
+          <w:rFonts w:cs="Calibri"/>
+          <w:szCs w:val="24"/>
         </w:rPr>
         <w:t>الانتقالات الشائعة</w:t>
       </w:r>
@@ -2396,11 +2928,15 @@
       <w:pPr>
         <w:bidi w:val="1"/>
         <w:jc w:val="right"/>
+        <w:textDirection w:val="lrTb"/>
       </w:pPr>
       <w:r>
         <w:rPr>
           <w:rFonts w:ascii="Calibri" w:hAnsi="Calibri"/>
           <w:sz w:val="22"/>
+          <w:rtl w:val="1"/>
+          <w:rFonts w:cs="Calibri"/>
+          <w:szCs w:val="22"/>
         </w:rPr>
         <w:t>• بياتي → نهاوند (على A)</w:t>
       </w:r>
@@ -2409,11 +2945,15 @@
       <w:pPr>
         <w:bidi w:val="1"/>
         <w:jc w:val="right"/>
+        <w:textDirection w:val="lrTb"/>
       </w:pPr>
       <w:r>
         <w:rPr>
           <w:rFonts w:ascii="Calibri" w:hAnsi="Calibri"/>
           <w:sz w:val="22"/>
+          <w:rtl w:val="1"/>
+          <w:rFonts w:cs="Calibri"/>
+          <w:szCs w:val="22"/>
         </w:rPr>
         <w:t>• بياتي → حجاز (على D) — لدرس قادم</w:t>
       </w:r>
@@ -2422,11 +2962,15 @@
       <w:pPr>
         <w:bidi w:val="1"/>
         <w:jc w:val="right"/>
+        <w:textDirection w:val="lrTb"/>
       </w:pPr>
       <w:r>
         <w:rPr>
           <w:rFonts w:ascii="Calibri" w:hAnsi="Calibri"/>
           <w:sz w:val="22"/>
+          <w:rtl w:val="1"/>
+          <w:rFonts w:cs="Calibri"/>
+          <w:szCs w:val="22"/>
         </w:rPr>
         <w:t>• بياتي ← عجم (على F)</w:t>
       </w:r>
@@ -2435,6 +2979,7 @@
       <w:pPr>
         <w:jc w:val="right"/>
         <w:bidi w:val="1"/>
+        <w:textDirection w:val="lrTb"/>
       </w:pPr>
       <w:r>
         <w:rPr>
@@ -2442,6 +2987,9 @@
           <w:b/>
           <w:color w:val="34497E"/>
           <w:sz w:val="28"/>
+          <w:rtl w:val="1"/>
+          <w:rFonts w:cs="Calibri"/>
+          <w:szCs w:val="28"/>
         </w:rPr>
         <w:t>2. التطبيق العملي | Practice (30 min)</w:t>
       </w:r>
@@ -2450,6 +2998,7 @@
       <w:pPr>
         <w:jc w:val="right"/>
         <w:bidi w:val="1"/>
+        <w:textDirection w:val="lrTb"/>
       </w:pPr>
       <w:r>
         <w:rPr>
@@ -2457,6 +3006,9 @@
           <w:b/>
           <w:color w:val="445588"/>
           <w:sz w:val="24"/>
+          <w:rtl w:val="1"/>
+          <w:rFonts w:cs="Calibri"/>
+          <w:szCs w:val="24"/>
         </w:rPr>
         <w:t>تمرين: لحن بياتي مع ملفوف وهجع</w:t>
       </w:r>
@@ -2465,12 +3017,16 @@
       <w:pPr>
         <w:bidi w:val="1"/>
         <w:jc w:val="right"/>
+        <w:textDirection w:val="lrTb"/>
       </w:pPr>
       <w:r>
         <w:rPr>
           <w:rFonts w:ascii="Calibri" w:hAnsi="Calibri"/>
           <w:b w:val="0"/>
           <w:sz w:val="22"/>
+          <w:rtl w:val="1"/>
+          <w:rFonts w:cs="Calibri"/>
+          <w:szCs w:val="22"/>
         </w:rPr>
         <w:t>مقطوعة 16 مازورة: 8 مازورات ملفوف (2/4) + 8 مازورات هجع (4/4). تطوير لحني متكامل.</w:t>
       </w:r>
@@ -2479,6 +3035,7 @@
       <w:pPr>
         <w:jc w:val="right"/>
         <w:bidi w:val="1"/>
+        <w:textDirection w:val="lrTb"/>
       </w:pPr>
       <w:r>
         <w:rPr>
@@ -2486,6 +3043,9 @@
           <w:b/>
           <w:color w:val="445588"/>
           <w:sz w:val="24"/>
+          <w:rtl w:val="1"/>
+          <w:rFonts w:cs="Calibri"/>
+          <w:szCs w:val="24"/>
         </w:rPr>
         <w:t>اختصارات جديدة</w:t>
       </w:r>
@@ -2494,12 +3054,16 @@
       <w:pPr>
         <w:bidi w:val="1"/>
         <w:jc w:val="right"/>
+        <w:textDirection w:val="lrTb"/>
       </w:pPr>
       <w:r>
         <w:rPr>
           <w:rFonts w:ascii="Calibri" w:hAnsi="Calibri"/>
           <w:b w:val="0"/>
           <w:sz w:val="22"/>
+          <w:rtl w:val="1"/>
+          <w:rFonts w:cs="Calibri"/>
+          <w:szCs w:val="22"/>
         </w:rPr>
         <w:t>Ctrl+Shift+Y (Mixer), Ctrl+Alt+K (Keypad), F11 (Full Screen).</w:t>
       </w:r>
@@ -2508,6 +3072,7 @@
       <w:pPr>
         <w:jc w:val="right"/>
         <w:bidi w:val="1"/>
+        <w:textDirection w:val="lrTb"/>
       </w:pPr>
       <w:r>
         <w:rPr>
@@ -2515,6 +3080,9 @@
           <w:b/>
           <w:color w:val="34497E"/>
           <w:sz w:val="28"/>
+          <w:rtl w:val="1"/>
+          <w:rFonts w:cs="Calibri"/>
+          <w:szCs w:val="28"/>
         </w:rPr>
         <w:t>6-8: تقييم، تطبيق عود، ملاحظات.</w:t>
       </w:r>
@@ -2528,6 +3096,7 @@
       <w:pPr>
         <w:jc w:val="center"/>
         <w:bidi w:val="1"/>
+        <w:textDirection w:val="lrTb"/>
       </w:pPr>
       <w:r>
         <w:rPr>
@@ -2535,6 +3104,9 @@
           <w:b/>
           <w:color w:val="1A1A2E"/>
           <w:sz w:val="44"/>
+          <w:rtl w:val="1"/>
+          <w:rFonts w:cs="Calibri"/>
+          <w:szCs w:val="44"/>
         </w:rPr>
         <w:t>الدرس 35 | Lesson 35</w:t>
       </w:r>
@@ -2543,6 +3115,7 @@
       <w:pPr>
         <w:jc w:val="center"/>
         <w:bidi w:val="1"/>
+        <w:textDirection w:val="lrTb"/>
       </w:pPr>
       <w:r>
         <w:rPr>
@@ -2550,6 +3123,9 @@
           <w:b/>
           <w:color w:val="2C3E6B"/>
           <w:sz w:val="36"/>
+          <w:rtl w:val="1"/>
+          <w:rFonts w:cs="Calibri"/>
+          <w:szCs w:val="36"/>
         </w:rPr>
         <w:t>البياتي مع إيقاع الوحدة وربع الهجع</w:t>
       </w:r>
@@ -2558,6 +3134,7 @@
       <w:pPr>
         <w:jc w:val="center"/>
         <w:bidi w:val="1"/>
+        <w:textDirection w:val="lrTb"/>
       </w:pPr>
       <w:r>
         <w:rPr>
@@ -2565,6 +3142,9 @@
           <w:b/>
           <w:color w:val="2C3E6B"/>
           <w:sz w:val="36"/>
+          <w:rtl w:val="1"/>
+          <w:rFonts w:cs="Calibri"/>
+          <w:szCs w:val="36"/>
         </w:rPr>
         <w:t>Bayati with Wahda and Rub' Al-Haja</w:t>
       </w:r>
@@ -2573,6 +3153,7 @@
       <w:pPr>
         <w:jc w:val="right"/>
         <w:bidi w:val="1"/>
+        <w:textDirection w:val="lrTb"/>
       </w:pPr>
       <w:r>
         <w:rPr>
@@ -2580,6 +3161,9 @@
           <w:b/>
           <w:color w:val="34497E"/>
           <w:sz w:val="28"/>
+          <w:rtl w:val="1"/>
+          <w:rFonts w:cs="Calibri"/>
+          <w:szCs w:val="28"/>
         </w:rPr>
         <w:t>معلومات الدرس | Lesson Info</w:t>
       </w:r>
@@ -2612,6 +3196,7 @@
             <w:pPr>
               <w:jc w:val="right"/>
               <w:bidi w:val="1"/>
+              <w:textDirection w:val="lrTb"/>
             </w:pPr>
             <w:r/>
             <w:r>
@@ -2620,6 +3205,9 @@
                 <w:b/>
                 <w:color w:val="FFFFFF"/>
                 <w:sz w:val="18"/>
+                <w:rtl w:val="1"/>
+                <w:rFonts w:cs="Calibri"/>
+                <w:szCs w:val="18"/>
               </w:rPr>
               <w:t>AR</w:t>
             </w:r>
@@ -2634,6 +3222,7 @@
             <w:pPr>
               <w:jc w:val="right"/>
               <w:bidi w:val="1"/>
+              <w:textDirection w:val="lrTb"/>
             </w:pPr>
             <w:r/>
             <w:r>
@@ -2642,6 +3231,9 @@
                 <w:b/>
                 <w:color w:val="FFFFFF"/>
                 <w:sz w:val="18"/>
+                <w:rtl w:val="1"/>
+                <w:rFonts w:cs="Calibri"/>
+                <w:szCs w:val="18"/>
               </w:rPr>
               <w:t>EN</w:t>
             </w:r>
@@ -2657,12 +3249,16 @@
             <w:pPr>
               <w:jc w:val="right"/>
               <w:bidi w:val="1"/>
+              <w:textDirection w:val="lrTb"/>
             </w:pPr>
             <w:r/>
             <w:r>
               <w:rPr>
                 <w:rFonts w:ascii="Calibri" w:hAnsi="Calibri"/>
                 <w:sz w:val="18"/>
+                <w:rtl w:val="1"/>
+                <w:rFonts w:cs="Calibri"/>
+                <w:szCs w:val="18"/>
               </w:rPr>
               <w:t>رقم الدرس</w:t>
             </w:r>
@@ -2676,12 +3272,16 @@
             <w:pPr>
               <w:jc w:val="right"/>
               <w:bidi w:val="1"/>
+              <w:textDirection w:val="lrTb"/>
             </w:pPr>
             <w:r/>
             <w:r>
               <w:rPr>
                 <w:rFonts w:ascii="Calibri" w:hAnsi="Calibri"/>
                 <w:sz w:val="18"/>
+                <w:rtl w:val="1"/>
+                <w:rFonts w:cs="Calibri"/>
+                <w:szCs w:val="18"/>
               </w:rPr>
               <w:t>35</w:t>
             </w:r>
@@ -2698,12 +3298,16 @@
             <w:pPr>
               <w:jc w:val="right"/>
               <w:bidi w:val="1"/>
+              <w:textDirection w:val="lrTb"/>
             </w:pPr>
             <w:r/>
             <w:r>
               <w:rPr>
                 <w:rFonts w:ascii="Calibri" w:hAnsi="Calibri"/>
                 <w:sz w:val="18"/>
+                <w:rtl w:val="1"/>
+                <w:rFonts w:cs="Calibri"/>
+                <w:szCs w:val="18"/>
               </w:rPr>
               <w:t>عنوان عربي</w:t>
             </w:r>
@@ -2718,12 +3322,16 @@
             <w:pPr>
               <w:jc w:val="right"/>
               <w:bidi w:val="1"/>
+              <w:textDirection w:val="lrTb"/>
             </w:pPr>
             <w:r/>
             <w:r>
               <w:rPr>
                 <w:rFonts w:ascii="Calibri" w:hAnsi="Calibri"/>
                 <w:sz w:val="18"/>
+                <w:rtl w:val="1"/>
+                <w:rFonts w:cs="Calibri"/>
+                <w:szCs w:val="18"/>
               </w:rPr>
               <w:t>البياتي – وحدة وربع هجع</w:t>
             </w:r>
@@ -2739,12 +3347,16 @@
             <w:pPr>
               <w:jc w:val="right"/>
               <w:bidi w:val="1"/>
+              <w:textDirection w:val="lrTb"/>
             </w:pPr>
             <w:r/>
             <w:r>
               <w:rPr>
                 <w:rFonts w:ascii="Calibri" w:hAnsi="Calibri"/>
                 <w:sz w:val="18"/>
+                <w:rtl w:val="1"/>
+                <w:rFonts w:cs="Calibri"/>
+                <w:szCs w:val="18"/>
               </w:rPr>
               <w:t>English Title</w:t>
             </w:r>
@@ -2758,12 +3370,16 @@
             <w:pPr>
               <w:jc w:val="right"/>
               <w:bidi w:val="1"/>
+              <w:textDirection w:val="lrTb"/>
             </w:pPr>
             <w:r/>
             <w:r>
               <w:rPr>
                 <w:rFonts w:ascii="Calibri" w:hAnsi="Calibri"/>
                 <w:sz w:val="18"/>
+                <w:rtl w:val="1"/>
+                <w:rFonts w:cs="Calibri"/>
+                <w:szCs w:val="18"/>
               </w:rPr>
               <w:t>Bayati – Wahda and Rub' Haja</w:t>
             </w:r>
@@ -2780,12 +3396,16 @@
             <w:pPr>
               <w:jc w:val="right"/>
               <w:bidi w:val="1"/>
+              <w:textDirection w:val="lrTb"/>
             </w:pPr>
             <w:r/>
             <w:r>
               <w:rPr>
                 <w:rFonts w:ascii="Calibri" w:hAnsi="Calibri"/>
                 <w:sz w:val="18"/>
+                <w:rtl w:val="1"/>
+                <w:rFonts w:cs="Calibri"/>
+                <w:szCs w:val="18"/>
               </w:rPr>
               <w:t>المقام</w:t>
             </w:r>
@@ -2800,12 +3420,16 @@
             <w:pPr>
               <w:jc w:val="right"/>
               <w:bidi w:val="1"/>
+              <w:textDirection w:val="lrTb"/>
             </w:pPr>
             <w:r/>
             <w:r>
               <w:rPr>
                 <w:rFonts w:ascii="Calibri" w:hAnsi="Calibri"/>
                 <w:sz w:val="18"/>
+                <w:rtl w:val="1"/>
+                <w:rFonts w:cs="Calibri"/>
+                <w:szCs w:val="18"/>
               </w:rPr>
               <w:t>بياتي (Bayati)</w:t>
             </w:r>
@@ -2821,12 +3445,16 @@
             <w:pPr>
               <w:jc w:val="right"/>
               <w:bidi w:val="1"/>
+              <w:textDirection w:val="lrTb"/>
             </w:pPr>
             <w:r/>
             <w:r>
               <w:rPr>
                 <w:rFonts w:ascii="Calibri" w:hAnsi="Calibri"/>
                 <w:sz w:val="18"/>
+                <w:rtl w:val="1"/>
+                <w:rFonts w:cs="Calibri"/>
+                <w:szCs w:val="18"/>
               </w:rPr>
               <w:t>الإيقاع</w:t>
             </w:r>
@@ -2840,12 +3468,16 @@
             <w:pPr>
               <w:jc w:val="right"/>
               <w:bidi w:val="1"/>
+              <w:textDirection w:val="lrTb"/>
             </w:pPr>
             <w:r/>
             <w:r>
               <w:rPr>
                 <w:rFonts w:ascii="Calibri" w:hAnsi="Calibri"/>
                 <w:sz w:val="18"/>
+                <w:rtl w:val="1"/>
+                <w:rFonts w:cs="Calibri"/>
+                <w:szCs w:val="18"/>
               </w:rPr>
               <w:t>الوحدة (4/4) + ربع الهجع (4/4)</w:t>
             </w:r>
@@ -2857,6 +3489,7 @@
       <w:pPr>
         <w:jc w:val="right"/>
         <w:bidi w:val="1"/>
+        <w:textDirection w:val="lrTb"/>
       </w:pPr>
       <w:r>
         <w:rPr>
@@ -2864,6 +3497,9 @@
           <w:b/>
           <w:color w:val="34497E"/>
           <w:sz w:val="28"/>
+          <w:rtl w:val="1"/>
+          <w:rFonts w:cs="Calibri"/>
+          <w:szCs w:val="28"/>
         </w:rPr>
         <w:t>الأهداف</w:t>
       </w:r>
@@ -2872,11 +3508,15 @@
       <w:pPr>
         <w:bidi w:val="1"/>
         <w:jc w:val="right"/>
+        <w:textDirection w:val="lrTb"/>
       </w:pPr>
       <w:r>
         <w:rPr>
           <w:rFonts w:ascii="Calibri" w:hAnsi="Calibri"/>
           <w:sz w:val="22"/>
+          <w:rtl w:val="1"/>
+          <w:rFonts w:cs="Calibri"/>
+          <w:szCs w:val="22"/>
         </w:rPr>
         <w:t>دمج البياتي مع إيقاع الوحدة</w:t>
       </w:r>
@@ -2885,11 +3525,15 @@
       <w:pPr>
         <w:bidi w:val="1"/>
         <w:jc w:val="right"/>
+        <w:textDirection w:val="lrTb"/>
       </w:pPr>
       <w:r>
         <w:rPr>
           <w:rFonts w:ascii="Calibri" w:hAnsi="Calibri"/>
           <w:sz w:val="22"/>
+          <w:rtl w:val="1"/>
+          <w:rFonts w:cs="Calibri"/>
+          <w:szCs w:val="22"/>
         </w:rPr>
         <w:t>دمج البياتي مع ربع الهجع</w:t>
       </w:r>
@@ -2898,11 +3542,15 @@
       <w:pPr>
         <w:bidi w:val="1"/>
         <w:jc w:val="right"/>
+        <w:textDirection w:val="lrTb"/>
       </w:pPr>
       <w:r>
         <w:rPr>
           <w:rFonts w:ascii="Calibri" w:hAnsi="Calibri"/>
           <w:sz w:val="22"/>
+          <w:rtl w:val="1"/>
+          <w:rFonts w:cs="Calibri"/>
+          <w:szCs w:val="22"/>
         </w:rPr>
         <w:t>استخدام Dotted Notes في البياتي</w:t>
       </w:r>
@@ -2911,11 +3559,15 @@
       <w:pPr>
         <w:bidi w:val="1"/>
         <w:jc w:val="right"/>
+        <w:textDirection w:val="lrTb"/>
       </w:pPr>
       <w:r>
         <w:rPr>
           <w:rFonts w:ascii="Calibri" w:hAnsi="Calibri"/>
           <w:sz w:val="22"/>
+          <w:rtl w:val="1"/>
+          <w:rFonts w:cs="Calibri"/>
+          <w:szCs w:val="22"/>
         </w:rPr>
         <w:t>مقارنة الوحدة وربع الهجع</w:t>
       </w:r>
@@ -2924,6 +3576,7 @@
       <w:pPr>
         <w:jc w:val="right"/>
         <w:bidi w:val="1"/>
+        <w:textDirection w:val="lrTb"/>
       </w:pPr>
       <w:r>
         <w:rPr>
@@ -2931,6 +3584,9 @@
           <w:b/>
           <w:color w:val="34497E"/>
           <w:sz w:val="28"/>
+          <w:rtl w:val="1"/>
+          <w:rFonts w:cs="Calibri"/>
+          <w:szCs w:val="28"/>
         </w:rPr>
         <w:t>1. النظري | Theory (10 min)</w:t>
       </w:r>
@@ -2939,12 +3595,16 @@
       <w:pPr>
         <w:bidi w:val="1"/>
         <w:jc w:val="right"/>
+        <w:textDirection w:val="lrTb"/>
       </w:pPr>
       <w:r>
         <w:rPr>
           <w:rFonts w:ascii="Calibri" w:hAnsi="Calibri"/>
           <w:b w:val="0"/>
           <w:sz w:val="22"/>
+          <w:rtl w:val="1"/>
+          <w:rFonts w:cs="Calibri"/>
+          <w:szCs w:val="22"/>
         </w:rPr>
         <w:t>مراجعة إيقاعي الوحدة وربع الهجع مع تطبيقات على مقام البياتي.</w:t>
       </w:r>
@@ -2953,6 +3613,7 @@
       <w:pPr>
         <w:jc w:val="right"/>
         <w:bidi w:val="1"/>
+        <w:textDirection w:val="lrTb"/>
       </w:pPr>
       <w:r>
         <w:rPr>
@@ -2960,6 +3621,9 @@
           <w:b/>
           <w:color w:val="34497E"/>
           <w:sz w:val="28"/>
+          <w:rtl w:val="1"/>
+          <w:rFonts w:cs="Calibri"/>
+          <w:szCs w:val="28"/>
         </w:rPr>
         <w:t>2-8: تطبيقات عملية، اختصارات، مراجعة.</w:t>
       </w:r>
@@ -2973,6 +3637,7 @@
       <w:pPr>
         <w:jc w:val="center"/>
         <w:bidi w:val="1"/>
+        <w:textDirection w:val="lrTb"/>
       </w:pPr>
       <w:r>
         <w:rPr>
@@ -2980,6 +3645,9 @@
           <w:b/>
           <w:color w:val="1A1A2E"/>
           <w:sz w:val="44"/>
+          <w:rtl w:val="1"/>
+          <w:rFonts w:cs="Calibri"/>
+          <w:szCs w:val="44"/>
         </w:rPr>
         <w:t>الدرس 36 | Lesson 36</w:t>
       </w:r>
@@ -2988,6 +3656,7 @@
       <w:pPr>
         <w:jc w:val="center"/>
         <w:bidi w:val="1"/>
+        <w:textDirection w:val="lrTb"/>
       </w:pPr>
       <w:r>
         <w:rPr>
@@ -2995,6 +3664,9 @@
           <w:b/>
           <w:color w:val="2C3E6B"/>
           <w:sz w:val="36"/>
+          <w:rtl w:val="1"/>
+          <w:rFonts w:cs="Calibri"/>
+          <w:szCs w:val="36"/>
         </w:rPr>
         <w:t>البياتي – مشروع لحن متكامل</w:t>
       </w:r>
@@ -3003,6 +3675,7 @@
       <w:pPr>
         <w:jc w:val="center"/>
         <w:bidi w:val="1"/>
+        <w:textDirection w:val="lrTb"/>
       </w:pPr>
       <w:r>
         <w:rPr>
@@ -3010,6 +3683,9 @@
           <w:b/>
           <w:color w:val="2C3E6B"/>
           <w:sz w:val="36"/>
+          <w:rtl w:val="1"/>
+          <w:rFonts w:cs="Calibri"/>
+          <w:szCs w:val="36"/>
         </w:rPr>
         <w:t>Bayati – Complete Melody Project</w:t>
       </w:r>
@@ -3018,6 +3694,7 @@
       <w:pPr>
         <w:jc w:val="right"/>
         <w:bidi w:val="1"/>
+        <w:textDirection w:val="lrTb"/>
       </w:pPr>
       <w:r>
         <w:rPr>
@@ -3025,6 +3702,9 @@
           <w:b/>
           <w:color w:val="34497E"/>
           <w:sz w:val="28"/>
+          <w:rtl w:val="1"/>
+          <w:rFonts w:cs="Calibri"/>
+          <w:szCs w:val="28"/>
         </w:rPr>
         <w:t>معلومات الدرس | Lesson Info</w:t>
       </w:r>
@@ -3057,6 +3737,7 @@
             <w:pPr>
               <w:jc w:val="right"/>
               <w:bidi w:val="1"/>
+              <w:textDirection w:val="lrTb"/>
             </w:pPr>
             <w:r/>
             <w:r>
@@ -3065,6 +3746,9 @@
                 <w:b/>
                 <w:color w:val="FFFFFF"/>
                 <w:sz w:val="18"/>
+                <w:rtl w:val="1"/>
+                <w:rFonts w:cs="Calibri"/>
+                <w:szCs w:val="18"/>
               </w:rPr>
               <w:t>AR</w:t>
             </w:r>
@@ -3079,6 +3763,7 @@
             <w:pPr>
               <w:jc w:val="right"/>
               <w:bidi w:val="1"/>
+              <w:textDirection w:val="lrTb"/>
             </w:pPr>
             <w:r/>
             <w:r>
@@ -3087,6 +3772,9 @@
                 <w:b/>
                 <w:color w:val="FFFFFF"/>
                 <w:sz w:val="18"/>
+                <w:rtl w:val="1"/>
+                <w:rFonts w:cs="Calibri"/>
+                <w:szCs w:val="18"/>
               </w:rPr>
               <w:t>EN</w:t>
             </w:r>
@@ -3102,12 +3790,16 @@
             <w:pPr>
               <w:jc w:val="right"/>
               <w:bidi w:val="1"/>
+              <w:textDirection w:val="lrTb"/>
             </w:pPr>
             <w:r/>
             <w:r>
               <w:rPr>
                 <w:rFonts w:ascii="Calibri" w:hAnsi="Calibri"/>
                 <w:sz w:val="18"/>
+                <w:rtl w:val="1"/>
+                <w:rFonts w:cs="Calibri"/>
+                <w:szCs w:val="18"/>
               </w:rPr>
               <w:t>رقم الدرس</w:t>
             </w:r>
@@ -3121,12 +3813,16 @@
             <w:pPr>
               <w:jc w:val="right"/>
               <w:bidi w:val="1"/>
+              <w:textDirection w:val="lrTb"/>
             </w:pPr>
             <w:r/>
             <w:r>
               <w:rPr>
                 <w:rFonts w:ascii="Calibri" w:hAnsi="Calibri"/>
                 <w:sz w:val="18"/>
+                <w:rtl w:val="1"/>
+                <w:rFonts w:cs="Calibri"/>
+                <w:szCs w:val="18"/>
               </w:rPr>
               <w:t>36</w:t>
             </w:r>
@@ -3143,12 +3839,16 @@
             <w:pPr>
               <w:jc w:val="right"/>
               <w:bidi w:val="1"/>
+              <w:textDirection w:val="lrTb"/>
             </w:pPr>
             <w:r/>
             <w:r>
               <w:rPr>
                 <w:rFonts w:ascii="Calibri" w:hAnsi="Calibri"/>
                 <w:sz w:val="18"/>
+                <w:rtl w:val="1"/>
+                <w:rFonts w:cs="Calibri"/>
+                <w:szCs w:val="18"/>
               </w:rPr>
               <w:t>عنوان عربي</w:t>
             </w:r>
@@ -3163,12 +3863,16 @@
             <w:pPr>
               <w:jc w:val="right"/>
               <w:bidi w:val="1"/>
+              <w:textDirection w:val="lrTb"/>
             </w:pPr>
             <w:r/>
             <w:r>
               <w:rPr>
                 <w:rFonts w:ascii="Calibri" w:hAnsi="Calibri"/>
                 <w:sz w:val="18"/>
+                <w:rtl w:val="1"/>
+                <w:rFonts w:cs="Calibri"/>
+                <w:szCs w:val="18"/>
               </w:rPr>
               <w:t>مشروع البياتي – لحن متكامل</w:t>
             </w:r>
@@ -3184,12 +3888,16 @@
             <w:pPr>
               <w:jc w:val="right"/>
               <w:bidi w:val="1"/>
+              <w:textDirection w:val="lrTb"/>
             </w:pPr>
             <w:r/>
             <w:r>
               <w:rPr>
                 <w:rFonts w:ascii="Calibri" w:hAnsi="Calibri"/>
                 <w:sz w:val="18"/>
+                <w:rtl w:val="1"/>
+                <w:rFonts w:cs="Calibri"/>
+                <w:szCs w:val="18"/>
               </w:rPr>
               <w:t>English Title</w:t>
             </w:r>
@@ -3203,12 +3911,16 @@
             <w:pPr>
               <w:jc w:val="right"/>
               <w:bidi w:val="1"/>
+              <w:textDirection w:val="lrTb"/>
             </w:pPr>
             <w:r/>
             <w:r>
               <w:rPr>
                 <w:rFonts w:ascii="Calibri" w:hAnsi="Calibri"/>
                 <w:sz w:val="18"/>
+                <w:rtl w:val="1"/>
+                <w:rFonts w:cs="Calibri"/>
+                <w:szCs w:val="18"/>
               </w:rPr>
               <w:t>Bayati Project – Complete Melody</w:t>
             </w:r>
@@ -3225,12 +3937,16 @@
             <w:pPr>
               <w:jc w:val="right"/>
               <w:bidi w:val="1"/>
+              <w:textDirection w:val="lrTb"/>
             </w:pPr>
             <w:r/>
             <w:r>
               <w:rPr>
                 <w:rFonts w:ascii="Calibri" w:hAnsi="Calibri"/>
                 <w:sz w:val="18"/>
+                <w:rtl w:val="1"/>
+                <w:rFonts w:cs="Calibri"/>
+                <w:szCs w:val="18"/>
               </w:rPr>
               <w:t>المقام</w:t>
             </w:r>
@@ -3245,12 +3961,16 @@
             <w:pPr>
               <w:jc w:val="right"/>
               <w:bidi w:val="1"/>
+              <w:textDirection w:val="lrTb"/>
             </w:pPr>
             <w:r/>
             <w:r>
               <w:rPr>
                 <w:rFonts w:ascii="Calibri" w:hAnsi="Calibri"/>
                 <w:sz w:val="18"/>
+                <w:rtl w:val="1"/>
+                <w:rFonts w:cs="Calibri"/>
+                <w:szCs w:val="18"/>
               </w:rPr>
               <w:t>بياتي (Bayati) + نهاوند (Nahawand)</w:t>
             </w:r>
@@ -3266,12 +3986,16 @@
             <w:pPr>
               <w:jc w:val="right"/>
               <w:bidi w:val="1"/>
+              <w:textDirection w:val="lrTb"/>
             </w:pPr>
             <w:r/>
             <w:r>
               <w:rPr>
                 <w:rFonts w:ascii="Calibri" w:hAnsi="Calibri"/>
                 <w:sz w:val="18"/>
+                <w:rtl w:val="1"/>
+                <w:rFonts w:cs="Calibri"/>
+                <w:szCs w:val="18"/>
               </w:rPr>
               <w:t>الإيقاع</w:t>
             </w:r>
@@ -3285,12 +4009,16 @@
             <w:pPr>
               <w:jc w:val="right"/>
               <w:bidi w:val="1"/>
+              <w:textDirection w:val="lrTb"/>
             </w:pPr>
             <w:r/>
             <w:r>
               <w:rPr>
                 <w:rFonts w:ascii="Calibri" w:hAnsi="Calibri"/>
                 <w:sz w:val="18"/>
+                <w:rtl w:val="1"/>
+                <w:rFonts w:cs="Calibri"/>
+                <w:szCs w:val="18"/>
               </w:rPr>
               <w:t>مقسوم + وحدة + جورجينا</w:t>
             </w:r>
@@ -3302,6 +4030,7 @@
       <w:pPr>
         <w:jc w:val="right"/>
         <w:bidi w:val="1"/>
+        <w:textDirection w:val="lrTb"/>
       </w:pPr>
       <w:r>
         <w:rPr>
@@ -3309,6 +4038,9 @@
           <w:b/>
           <w:color w:val="34497E"/>
           <w:sz w:val="28"/>
+          <w:rtl w:val="1"/>
+          <w:rFonts w:cs="Calibri"/>
+          <w:szCs w:val="28"/>
         </w:rPr>
         <w:t>الأهداف</w:t>
       </w:r>
@@ -3317,11 +4049,15 @@
       <w:pPr>
         <w:bidi w:val="1"/>
         <w:jc w:val="right"/>
+        <w:textDirection w:val="lrTb"/>
       </w:pPr>
       <w:r>
         <w:rPr>
           <w:rFonts w:ascii="Calibri" w:hAnsi="Calibri"/>
           <w:sz w:val="22"/>
+          <w:rtl w:val="1"/>
+          <w:rFonts w:cs="Calibri"/>
+          <w:szCs w:val="22"/>
         </w:rPr>
         <w:t>تأليف لحن متكامل بمقام البياتي</w:t>
       </w:r>
@@ -3330,11 +4066,15 @@
       <w:pPr>
         <w:bidi w:val="1"/>
         <w:jc w:val="right"/>
+        <w:textDirection w:val="lrTb"/>
       </w:pPr>
       <w:r>
         <w:rPr>
           <w:rFonts w:ascii="Calibri" w:hAnsi="Calibri"/>
           <w:sz w:val="22"/>
+          <w:rtl w:val="1"/>
+          <w:rFonts w:cs="Calibri"/>
+          <w:szCs w:val="22"/>
         </w:rPr>
         <w:t>الانتقال للبياتي من النهاوند والعودة</w:t>
       </w:r>
@@ -3343,11 +4083,15 @@
       <w:pPr>
         <w:bidi w:val="1"/>
         <w:jc w:val="right"/>
+        <w:textDirection w:val="lrTb"/>
       </w:pPr>
       <w:r>
         <w:rPr>
           <w:rFonts w:ascii="Calibri" w:hAnsi="Calibri"/>
           <w:sz w:val="22"/>
+          <w:rtl w:val="1"/>
+          <w:rFonts w:cs="Calibri"/>
+          <w:szCs w:val="22"/>
         </w:rPr>
         <w:t>استخدام كل الإيقاعات السابقة</w:t>
       </w:r>
@@ -3356,11 +4100,15 @@
       <w:pPr>
         <w:bidi w:val="1"/>
         <w:jc w:val="right"/>
+        <w:textDirection w:val="lrTb"/>
       </w:pPr>
       <w:r>
         <w:rPr>
           <w:rFonts w:ascii="Calibri" w:hAnsi="Calibri"/>
           <w:sz w:val="22"/>
+          <w:rtl w:val="1"/>
+          <w:rFonts w:cs="Calibri"/>
+          <w:szCs w:val="22"/>
         </w:rPr>
         <w:t>إعداد المشروع للتقييم</w:t>
       </w:r>
@@ -3369,6 +4117,7 @@
       <w:pPr>
         <w:jc w:val="right"/>
         <w:bidi w:val="1"/>
+        <w:textDirection w:val="lrTb"/>
       </w:pPr>
       <w:r>
         <w:rPr>
@@ -3376,6 +4125,9 @@
           <w:b/>
           <w:color w:val="34497E"/>
           <w:sz w:val="28"/>
+          <w:rtl w:val="1"/>
+          <w:rFonts w:cs="Calibri"/>
+          <w:szCs w:val="28"/>
         </w:rPr>
         <w:t>1. النظري | Theory (10 min)</w:t>
       </w:r>
@@ -3384,12 +4136,16 @@
       <w:pPr>
         <w:bidi w:val="1"/>
         <w:jc w:val="right"/>
+        <w:textDirection w:val="lrTb"/>
       </w:pPr>
       <w:r>
         <w:rPr>
           <w:rFonts w:ascii="Calibri" w:hAnsi="Calibri"/>
           <w:b w:val="0"/>
           <w:sz w:val="22"/>
+          <w:rtl w:val="1"/>
+          <w:rFonts w:cs="Calibri"/>
+          <w:szCs w:val="22"/>
         </w:rPr>
         <w:t>هيكل لحن البياتي: مقدمة (بياتي على D) → موضوع (بياتي-نوى) → انتقال (نهاوند) → خاتمة (بياتي).</w:t>
       </w:r>
@@ -3398,6 +4154,7 @@
       <w:pPr>
         <w:jc w:val="right"/>
         <w:bidi w:val="1"/>
+        <w:textDirection w:val="lrTb"/>
       </w:pPr>
       <w:r>
         <w:rPr>
@@ -3405,6 +4162,9 @@
           <w:b/>
           <w:color w:val="34497E"/>
           <w:sz w:val="28"/>
+          <w:rtl w:val="1"/>
+          <w:rFonts w:cs="Calibri"/>
+          <w:szCs w:val="28"/>
         </w:rPr>
         <w:t>2-8: مشروع 20 مازورة.</w:t>
       </w:r>
@@ -3418,6 +4178,7 @@
       <w:pPr>
         <w:jc w:val="center"/>
         <w:bidi w:val="1"/>
+        <w:textDirection w:val="lrTb"/>
       </w:pPr>
       <w:r>
         <w:rPr>
@@ -3425,6 +4186,9 @@
           <w:b/>
           <w:color w:val="1A1A2E"/>
           <w:sz w:val="44"/>
+          <w:rtl w:val="1"/>
+          <w:rFonts w:cs="Calibri"/>
+          <w:szCs w:val="44"/>
         </w:rPr>
         <w:t>الدرس 37 | Lesson 37</w:t>
       </w:r>
@@ -3433,6 +4197,7 @@
       <w:pPr>
         <w:jc w:val="center"/>
         <w:bidi w:val="1"/>
+        <w:textDirection w:val="lrTb"/>
       </w:pPr>
       <w:r>
         <w:rPr>
@@ -3440,6 +4205,9 @@
           <w:b/>
           <w:color w:val="2C3E6B"/>
           <w:sz w:val="36"/>
+          <w:rtl w:val="1"/>
+          <w:rFonts w:cs="Calibri"/>
+          <w:szCs w:val="36"/>
         </w:rPr>
         <w:t>الإيقاعات الخليجية – الخبيتي والبندري</w:t>
       </w:r>
@@ -3448,6 +4216,7 @@
       <w:pPr>
         <w:jc w:val="center"/>
         <w:bidi w:val="1"/>
+        <w:textDirection w:val="lrTb"/>
       </w:pPr>
       <w:r>
         <w:rPr>
@@ -3455,6 +4224,9 @@
           <w:b/>
           <w:color w:val="2C3E6B"/>
           <w:sz w:val="36"/>
+          <w:rtl w:val="1"/>
+          <w:rFonts w:cs="Calibri"/>
+          <w:szCs w:val="36"/>
         </w:rPr>
         <w:t>Khaliji Rhythms – Al-Khibiti and Al-Bandari</w:t>
       </w:r>
@@ -3463,6 +4235,7 @@
       <w:pPr>
         <w:jc w:val="right"/>
         <w:bidi w:val="1"/>
+        <w:textDirection w:val="lrTb"/>
       </w:pPr>
       <w:r>
         <w:rPr>
@@ -3470,6 +4243,9 @@
           <w:b/>
           <w:color w:val="34497E"/>
           <w:sz w:val="28"/>
+          <w:rtl w:val="1"/>
+          <w:rFonts w:cs="Calibri"/>
+          <w:szCs w:val="28"/>
         </w:rPr>
         <w:t>معلومات الدرس | Lesson Info</w:t>
       </w:r>
@@ -3502,6 +4278,7 @@
             <w:pPr>
               <w:jc w:val="right"/>
               <w:bidi w:val="1"/>
+              <w:textDirection w:val="lrTb"/>
             </w:pPr>
             <w:r/>
             <w:r>
@@ -3510,6 +4287,9 @@
                 <w:b/>
                 <w:color w:val="FFFFFF"/>
                 <w:sz w:val="18"/>
+                <w:rtl w:val="1"/>
+                <w:rFonts w:cs="Calibri"/>
+                <w:szCs w:val="18"/>
               </w:rPr>
               <w:t>AR</w:t>
             </w:r>
@@ -3524,6 +4304,7 @@
             <w:pPr>
               <w:jc w:val="right"/>
               <w:bidi w:val="1"/>
+              <w:textDirection w:val="lrTb"/>
             </w:pPr>
             <w:r/>
             <w:r>
@@ -3532,6 +4313,9 @@
                 <w:b/>
                 <w:color w:val="FFFFFF"/>
                 <w:sz w:val="18"/>
+                <w:rtl w:val="1"/>
+                <w:rFonts w:cs="Calibri"/>
+                <w:szCs w:val="18"/>
               </w:rPr>
               <w:t>EN</w:t>
             </w:r>
@@ -3547,12 +4331,16 @@
             <w:pPr>
               <w:jc w:val="right"/>
               <w:bidi w:val="1"/>
+              <w:textDirection w:val="lrTb"/>
             </w:pPr>
             <w:r/>
             <w:r>
               <w:rPr>
                 <w:rFonts w:ascii="Calibri" w:hAnsi="Calibri"/>
                 <w:sz w:val="18"/>
+                <w:rtl w:val="1"/>
+                <w:rFonts w:cs="Calibri"/>
+                <w:szCs w:val="18"/>
               </w:rPr>
               <w:t>رقم الدرس</w:t>
             </w:r>
@@ -3566,12 +4354,16 @@
             <w:pPr>
               <w:jc w:val="right"/>
               <w:bidi w:val="1"/>
+              <w:textDirection w:val="lrTb"/>
             </w:pPr>
             <w:r/>
             <w:r>
               <w:rPr>
                 <w:rFonts w:ascii="Calibri" w:hAnsi="Calibri"/>
                 <w:sz w:val="18"/>
+                <w:rtl w:val="1"/>
+                <w:rFonts w:cs="Calibri"/>
+                <w:szCs w:val="18"/>
               </w:rPr>
               <w:t>37</w:t>
             </w:r>
@@ -3588,12 +4380,16 @@
             <w:pPr>
               <w:jc w:val="right"/>
               <w:bidi w:val="1"/>
+              <w:textDirection w:val="lrTb"/>
             </w:pPr>
             <w:r/>
             <w:r>
               <w:rPr>
                 <w:rFonts w:ascii="Calibri" w:hAnsi="Calibri"/>
                 <w:sz w:val="18"/>
+                <w:rtl w:val="1"/>
+                <w:rFonts w:cs="Calibri"/>
+                <w:szCs w:val="18"/>
               </w:rPr>
               <w:t>عنوان عربي</w:t>
             </w:r>
@@ -3608,12 +4404,16 @@
             <w:pPr>
               <w:jc w:val="right"/>
               <w:bidi w:val="1"/>
+              <w:textDirection w:val="lrTb"/>
             </w:pPr>
             <w:r/>
             <w:r>
               <w:rPr>
                 <w:rFonts w:ascii="Calibri" w:hAnsi="Calibri"/>
                 <w:sz w:val="18"/>
+                <w:rtl w:val="1"/>
+                <w:rFonts w:cs="Calibri"/>
+                <w:szCs w:val="18"/>
               </w:rPr>
               <w:t>الإيقاعات الخليجية – الخبيتي والبندري</w:t>
             </w:r>
@@ -3629,12 +4429,16 @@
             <w:pPr>
               <w:jc w:val="right"/>
               <w:bidi w:val="1"/>
+              <w:textDirection w:val="lrTb"/>
             </w:pPr>
             <w:r/>
             <w:r>
               <w:rPr>
                 <w:rFonts w:ascii="Calibri" w:hAnsi="Calibri"/>
                 <w:sz w:val="18"/>
+                <w:rtl w:val="1"/>
+                <w:rFonts w:cs="Calibri"/>
+                <w:szCs w:val="18"/>
               </w:rPr>
               <w:t>English Title</w:t>
             </w:r>
@@ -3648,12 +4452,16 @@
             <w:pPr>
               <w:jc w:val="right"/>
               <w:bidi w:val="1"/>
+              <w:textDirection w:val="lrTb"/>
             </w:pPr>
             <w:r/>
             <w:r>
               <w:rPr>
                 <w:rFonts w:ascii="Calibri" w:hAnsi="Calibri"/>
                 <w:sz w:val="18"/>
+                <w:rtl w:val="1"/>
+                <w:rFonts w:cs="Calibri"/>
+                <w:szCs w:val="18"/>
               </w:rPr>
               <w:t>Khaliji Rhythms – Al-Khibiti and Al-Bandari</w:t>
             </w:r>
@@ -3670,12 +4478,16 @@
             <w:pPr>
               <w:jc w:val="right"/>
               <w:bidi w:val="1"/>
+              <w:textDirection w:val="lrTb"/>
             </w:pPr>
             <w:r/>
             <w:r>
               <w:rPr>
                 <w:rFonts w:ascii="Calibri" w:hAnsi="Calibri"/>
                 <w:sz w:val="18"/>
+                <w:rtl w:val="1"/>
+                <w:rFonts w:cs="Calibri"/>
+                <w:szCs w:val="18"/>
               </w:rPr>
               <w:t>المقام</w:t>
             </w:r>
@@ -3690,12 +4502,16 @@
             <w:pPr>
               <w:jc w:val="right"/>
               <w:bidi w:val="1"/>
+              <w:textDirection w:val="lrTb"/>
             </w:pPr>
             <w:r/>
             <w:r>
               <w:rPr>
                 <w:rFonts w:ascii="Calibri" w:hAnsi="Calibri"/>
                 <w:sz w:val="18"/>
+                <w:rtl w:val="1"/>
+                <w:rFonts w:cs="Calibri"/>
+                <w:szCs w:val="18"/>
               </w:rPr>
               <w:t>عجم (Ajam)</w:t>
             </w:r>
@@ -3711,12 +4527,16 @@
             <w:pPr>
               <w:jc w:val="right"/>
               <w:bidi w:val="1"/>
+              <w:textDirection w:val="lrTb"/>
             </w:pPr>
             <w:r/>
             <w:r>
               <w:rPr>
                 <w:rFonts w:ascii="Calibri" w:hAnsi="Calibri"/>
                 <w:sz w:val="18"/>
+                <w:rtl w:val="1"/>
+                <w:rFonts w:cs="Calibri"/>
+                <w:szCs w:val="18"/>
               </w:rPr>
               <w:t>الإيقاع</w:t>
             </w:r>
@@ -3730,12 +4550,16 @@
             <w:pPr>
               <w:jc w:val="right"/>
               <w:bidi w:val="1"/>
+              <w:textDirection w:val="lrTb"/>
             </w:pPr>
             <w:r/>
             <w:r>
               <w:rPr>
                 <w:rFonts w:ascii="Calibri" w:hAnsi="Calibri"/>
                 <w:sz w:val="18"/>
+                <w:rtl w:val="1"/>
+                <w:rFonts w:cs="Calibri"/>
+                <w:szCs w:val="18"/>
               </w:rPr>
               <w:t>الخبيتي (2/4) + البندري (4/4)</w:t>
             </w:r>
@@ -3747,6 +4571,7 @@
       <w:pPr>
         <w:jc w:val="right"/>
         <w:bidi w:val="1"/>
+        <w:textDirection w:val="lrTb"/>
       </w:pPr>
       <w:r>
         <w:rPr>
@@ -3754,6 +4579,9 @@
           <w:b/>
           <w:color w:val="34497E"/>
           <w:sz w:val="28"/>
+          <w:rtl w:val="1"/>
+          <w:rFonts w:cs="Calibri"/>
+          <w:szCs w:val="28"/>
         </w:rPr>
         <w:t>الأهداف | Objectives</w:t>
       </w:r>
@@ -3762,11 +4590,15 @@
       <w:pPr>
         <w:bidi w:val="1"/>
         <w:jc w:val="right"/>
+        <w:textDirection w:val="lrTb"/>
       </w:pPr>
       <w:r>
         <w:rPr>
           <w:rFonts w:ascii="Calibri" w:hAnsi="Calibri"/>
           <w:sz w:val="22"/>
+          <w:rtl w:val="1"/>
+          <w:rFonts w:cs="Calibri"/>
+          <w:szCs w:val="22"/>
         </w:rPr>
         <w:t>تعريف إيقاع الخبيتي والسمات الخليجية</w:t>
       </w:r>
@@ -3775,11 +4607,15 @@
       <w:pPr>
         <w:bidi w:val="1"/>
         <w:jc w:val="right"/>
+        <w:textDirection w:val="lrTb"/>
       </w:pPr>
       <w:r>
         <w:rPr>
           <w:rFonts w:ascii="Calibri" w:hAnsi="Calibri"/>
           <w:sz w:val="22"/>
+          <w:rtl w:val="1"/>
+          <w:rFonts w:cs="Calibri"/>
+          <w:szCs w:val="22"/>
         </w:rPr>
         <w:t>كتابة الخبيتي في 2/4</w:t>
       </w:r>
@@ -3788,11 +4624,15 @@
       <w:pPr>
         <w:bidi w:val="1"/>
         <w:jc w:val="right"/>
+        <w:textDirection w:val="lrTb"/>
       </w:pPr>
       <w:r>
         <w:rPr>
           <w:rFonts w:ascii="Calibri" w:hAnsi="Calibri"/>
           <w:sz w:val="22"/>
+          <w:rtl w:val="1"/>
+          <w:rFonts w:cs="Calibri"/>
+          <w:szCs w:val="22"/>
         </w:rPr>
         <w:t>تعريف إيقاع البندري في 4/4</w:t>
       </w:r>
@@ -3801,11 +4641,15 @@
       <w:pPr>
         <w:bidi w:val="1"/>
         <w:jc w:val="right"/>
+        <w:textDirection w:val="lrTb"/>
       </w:pPr>
       <w:r>
         <w:rPr>
           <w:rFonts w:ascii="Calibri" w:hAnsi="Calibri"/>
           <w:sz w:val="22"/>
+          <w:rtl w:val="1"/>
+          <w:rFonts w:cs="Calibri"/>
+          <w:szCs w:val="22"/>
         </w:rPr>
         <w:t>تطبيق على مقام العجم</w:t>
       </w:r>
@@ -3814,6 +4658,7 @@
       <w:pPr>
         <w:jc w:val="right"/>
         <w:bidi w:val="1"/>
+        <w:textDirection w:val="lrTb"/>
       </w:pPr>
       <w:r>
         <w:rPr>
@@ -3821,6 +4666,9 @@
           <w:b/>
           <w:color w:val="34497E"/>
           <w:sz w:val="28"/>
+          <w:rtl w:val="1"/>
+          <w:rFonts w:cs="Calibri"/>
+          <w:szCs w:val="28"/>
         </w:rPr>
         <w:t>1. النظري | Theory (10 min)</w:t>
       </w:r>
@@ -3829,6 +4677,7 @@
       <w:pPr>
         <w:jc w:val="right"/>
         <w:bidi w:val="1"/>
+        <w:textDirection w:val="lrTb"/>
       </w:pPr>
       <w:r>
         <w:rPr>
@@ -3836,6 +4685,9 @@
           <w:b/>
           <w:color w:val="445588"/>
           <w:sz w:val="24"/>
+          <w:rtl w:val="1"/>
+          <w:rFonts w:cs="Calibri"/>
+          <w:szCs w:val="24"/>
         </w:rPr>
         <w:t>الخبيتي (Al-Khibiti) – 2/4</w:t>
       </w:r>
@@ -3844,11 +4696,15 @@
       <w:pPr>
         <w:bidi w:val="1"/>
         <w:jc w:val="right"/>
+        <w:textDirection w:val="lrTb"/>
       </w:pPr>
       <w:r>
         <w:rPr>
           <w:rFonts w:ascii="Calibri" w:hAnsi="Calibri"/>
           <w:sz w:val="22"/>
+          <w:rtl w:val="1"/>
+          <w:rFonts w:cs="Calibri"/>
+          <w:szCs w:val="22"/>
         </w:rPr>
         <w:t>• إيقاع سريع، حماسي</w:t>
       </w:r>
@@ -3857,11 +4713,15 @@
       <w:pPr>
         <w:bidi w:val="1"/>
         <w:jc w:val="right"/>
+        <w:textDirection w:val="lrTb"/>
       </w:pPr>
       <w:r>
         <w:rPr>
           <w:rFonts w:ascii="Calibri" w:hAnsi="Calibri"/>
           <w:sz w:val="22"/>
+          <w:rtl w:val="1"/>
+          <w:rFonts w:cs="Calibri"/>
+          <w:szCs w:val="22"/>
         </w:rPr>
         <w:t>• نمط: DUM - - TAK TAK (أو DUM TAK DUM TAK مع اختلافات)</w:t>
       </w:r>
@@ -3870,11 +4730,15 @@
       <w:pPr>
         <w:bidi w:val="1"/>
         <w:jc w:val="right"/>
+        <w:textDirection w:val="lrTb"/>
       </w:pPr>
       <w:r>
         <w:rPr>
           <w:rFonts w:ascii="Calibri" w:hAnsi="Calibri"/>
           <w:sz w:val="22"/>
+          <w:rtl w:val="1"/>
+          <w:rFonts w:cs="Calibri"/>
+          <w:szCs w:val="22"/>
         </w:rPr>
         <w:t>• أصل: السعودية - الخليج</w:t>
       </w:r>
@@ -3909,6 +4773,7 @@
             <w:pPr>
               <w:jc w:val="right"/>
               <w:bidi w:val="1"/>
+              <w:textDirection w:val="lrTb"/>
             </w:pPr>
             <w:r/>
             <w:r>
@@ -3917,6 +4782,9 @@
                 <w:b/>
                 <w:color w:val="FFFFFF"/>
                 <w:sz w:val="18"/>
+                <w:rtl w:val="1"/>
+                <w:rFonts w:cs="Calibri"/>
+                <w:szCs w:val="18"/>
               </w:rPr>
               <w:t>DUM</w:t>
             </w:r>
@@ -3931,6 +4799,7 @@
             <w:pPr>
               <w:jc w:val="right"/>
               <w:bidi w:val="1"/>
+              <w:textDirection w:val="lrTb"/>
             </w:pPr>
             <w:r/>
             <w:r>
@@ -3939,6 +4808,9 @@
                 <w:b/>
                 <w:color w:val="FFFFFF"/>
                 <w:sz w:val="18"/>
+                <w:rtl w:val="1"/>
+                <w:rFonts w:cs="Calibri"/>
+                <w:szCs w:val="18"/>
               </w:rPr>
               <w:t>(Rest)</w:t>
             </w:r>
@@ -3953,6 +4825,7 @@
             <w:pPr>
               <w:jc w:val="right"/>
               <w:bidi w:val="1"/>
+              <w:textDirection w:val="lrTb"/>
             </w:pPr>
             <w:r/>
             <w:r>
@@ -3961,6 +4834,9 @@
                 <w:b/>
                 <w:color w:val="FFFFFF"/>
                 <w:sz w:val="18"/>
+                <w:rtl w:val="1"/>
+                <w:rFonts w:cs="Calibri"/>
+                <w:szCs w:val="18"/>
               </w:rPr>
               <w:t>TAK</w:t>
             </w:r>
@@ -3975,6 +4851,7 @@
             <w:pPr>
               <w:jc w:val="right"/>
               <w:bidi w:val="1"/>
+              <w:textDirection w:val="lrTb"/>
             </w:pPr>
             <w:r/>
             <w:r>
@@ -3983,6 +4860,9 @@
                 <w:b/>
                 <w:color w:val="FFFFFF"/>
                 <w:sz w:val="18"/>
+                <w:rtl w:val="1"/>
+                <w:rFonts w:cs="Calibri"/>
+                <w:szCs w:val="18"/>
               </w:rPr>
               <w:t>TAK</w:t>
             </w:r>
@@ -3998,12 +4878,16 @@
             <w:pPr>
               <w:jc w:val="right"/>
               <w:bidi w:val="1"/>
+              <w:textDirection w:val="lrTb"/>
             </w:pPr>
             <w:r/>
             <w:r>
               <w:rPr>
                 <w:rFonts w:ascii="Calibri" w:hAnsi="Calibri"/>
                 <w:sz w:val="18"/>
+                <w:rtl w:val="1"/>
+                <w:rFonts w:cs="Calibri"/>
+                <w:szCs w:val="18"/>
               </w:rPr>
               <w:t>Noire</w:t>
             </w:r>
@@ -4017,12 +4901,16 @@
             <w:pPr>
               <w:jc w:val="right"/>
               <w:bidi w:val="1"/>
+              <w:textDirection w:val="lrTb"/>
             </w:pPr>
             <w:r/>
             <w:r>
               <w:rPr>
                 <w:rFonts w:ascii="Calibri" w:hAnsi="Calibri"/>
                 <w:sz w:val="18"/>
+                <w:rtl w:val="1"/>
+                <w:rFonts w:cs="Calibri"/>
+                <w:szCs w:val="18"/>
               </w:rPr>
               <w:t>(Noire Rest)</w:t>
             </w:r>
@@ -4036,12 +4924,16 @@
             <w:pPr>
               <w:jc w:val="right"/>
               <w:bidi w:val="1"/>
+              <w:textDirection w:val="lrTb"/>
             </w:pPr>
             <w:r/>
             <w:r>
               <w:rPr>
                 <w:rFonts w:ascii="Calibri" w:hAnsi="Calibri"/>
                 <w:sz w:val="18"/>
+                <w:rtl w:val="1"/>
+                <w:rFonts w:cs="Calibri"/>
+                <w:szCs w:val="18"/>
               </w:rPr>
               <w:t>Noire</w:t>
             </w:r>
@@ -4055,12 +4947,16 @@
             <w:pPr>
               <w:jc w:val="right"/>
               <w:bidi w:val="1"/>
+              <w:textDirection w:val="lrTb"/>
             </w:pPr>
             <w:r/>
             <w:r>
               <w:rPr>
                 <w:rFonts w:ascii="Calibri" w:hAnsi="Calibri"/>
                 <w:sz w:val="18"/>
+                <w:rtl w:val="1"/>
+                <w:rFonts w:cs="Calibri"/>
+                <w:szCs w:val="18"/>
               </w:rPr>
               <w:t>Noire</w:t>
             </w:r>
@@ -4072,6 +4968,7 @@
       <w:pPr>
         <w:jc w:val="right"/>
         <w:bidi w:val="1"/>
+        <w:textDirection w:val="lrTb"/>
       </w:pPr>
       <w:r>
         <w:rPr>
@@ -4079,6 +4976,9 @@
           <w:b/>
           <w:color w:val="445588"/>
           <w:sz w:val="24"/>
+          <w:rtl w:val="1"/>
+          <w:rFonts w:cs="Calibri"/>
+          <w:szCs w:val="24"/>
         </w:rPr>
         <w:t>البندري (Al-Bandari) – 4/4</w:t>
       </w:r>
@@ -4087,11 +4987,15 @@
       <w:pPr>
         <w:bidi w:val="1"/>
         <w:jc w:val="right"/>
+        <w:textDirection w:val="lrTb"/>
       </w:pPr>
       <w:r>
         <w:rPr>
           <w:rFonts w:ascii="Calibri" w:hAnsi="Calibri"/>
           <w:sz w:val="22"/>
+          <w:rtl w:val="1"/>
+          <w:rFonts w:cs="Calibri"/>
+          <w:szCs w:val="22"/>
         </w:rPr>
         <w:t>• إيقاع شعبي خليجي</w:t>
       </w:r>
@@ -4100,11 +5004,15 @@
       <w:pPr>
         <w:bidi w:val="1"/>
         <w:jc w:val="right"/>
+        <w:textDirection w:val="lrTb"/>
       </w:pPr>
       <w:r>
         <w:rPr>
           <w:rFonts w:ascii="Calibri" w:hAnsi="Calibri"/>
           <w:sz w:val="22"/>
+          <w:rtl w:val="1"/>
+          <w:rFonts w:cs="Calibri"/>
+          <w:szCs w:val="22"/>
         </w:rPr>
         <w:t>• نمط: DUM TAK DUM TAK TAK TAK</w:t>
       </w:r>
@@ -4113,11 +5021,15 @@
       <w:pPr>
         <w:bidi w:val="1"/>
         <w:jc w:val="right"/>
+        <w:textDirection w:val="lrTb"/>
       </w:pPr>
       <w:r>
         <w:rPr>
           <w:rFonts w:ascii="Calibri" w:hAnsi="Calibri"/>
           <w:sz w:val="22"/>
+          <w:rtl w:val="1"/>
+          <w:rFonts w:cs="Calibri"/>
+          <w:szCs w:val="22"/>
         </w:rPr>
         <w:t>• يُستخدم في الرقصات الشعبية</w:t>
       </w:r>
@@ -4126,6 +5038,7 @@
       <w:pPr>
         <w:jc w:val="right"/>
         <w:bidi w:val="1"/>
+        <w:textDirection w:val="lrTb"/>
       </w:pPr>
       <w:r>
         <w:rPr>
@@ -4133,6 +5046,9 @@
           <w:b/>
           <w:color w:val="445588"/>
           <w:sz w:val="24"/>
+          <w:rtl w:val="1"/>
+          <w:rFonts w:cs="Calibri"/>
+          <w:szCs w:val="24"/>
         </w:rPr>
         <w:t>مميزات الإيقاعات الخليجية</w:t>
       </w:r>
@@ -4141,11 +5057,15 @@
       <w:pPr>
         <w:bidi w:val="1"/>
         <w:jc w:val="right"/>
+        <w:textDirection w:val="lrTb"/>
       </w:pPr>
       <w:r>
         <w:rPr>
           <w:rFonts w:ascii="Calibri" w:hAnsi="Calibri"/>
           <w:sz w:val="22"/>
+          <w:rtl w:val="1"/>
+          <w:rFonts w:cs="Calibri"/>
+          <w:szCs w:val="22"/>
         </w:rPr>
         <w:t>• إيقاعات حية، سريعة</w:t>
       </w:r>
@@ -4154,11 +5074,15 @@
       <w:pPr>
         <w:bidi w:val="1"/>
         <w:jc w:val="right"/>
+        <w:textDirection w:val="lrTb"/>
       </w:pPr>
       <w:r>
         <w:rPr>
           <w:rFonts w:ascii="Calibri" w:hAnsi="Calibri"/>
           <w:sz w:val="22"/>
+          <w:rtl w:val="1"/>
+          <w:rFonts w:cs="Calibri"/>
+          <w:szCs w:val="22"/>
         </w:rPr>
         <w:t>• استخدام التصفيق (Hand Clap) كجزء من الإيقاع</w:t>
       </w:r>
@@ -4167,11 +5091,15 @@
       <w:pPr>
         <w:bidi w:val="1"/>
         <w:jc w:val="right"/>
+        <w:textDirection w:val="lrTb"/>
       </w:pPr>
       <w:r>
         <w:rPr>
           <w:rFonts w:ascii="Calibri" w:hAnsi="Calibri"/>
           <w:sz w:val="22"/>
+          <w:rtl w:val="1"/>
+          <w:rFonts w:cs="Calibri"/>
+          <w:szCs w:val="22"/>
         </w:rPr>
         <w:t>• دقات قوية ومنتظمة</w:t>
       </w:r>
@@ -4180,6 +5108,7 @@
       <w:pPr>
         <w:jc w:val="right"/>
         <w:bidi w:val="1"/>
+        <w:textDirection w:val="lrTb"/>
       </w:pPr>
       <w:r>
         <w:rPr>
@@ -4187,6 +5116,9 @@
           <w:b/>
           <w:color w:val="34497E"/>
           <w:sz w:val="28"/>
+          <w:rtl w:val="1"/>
+          <w:rFonts w:cs="Calibri"/>
+          <w:szCs w:val="28"/>
         </w:rPr>
         <w:t>2. التطبيق العملي | Practice (30 min)</w:t>
       </w:r>
@@ -4195,6 +5127,7 @@
       <w:pPr>
         <w:jc w:val="right"/>
         <w:bidi w:val="1"/>
+        <w:textDirection w:val="lrTb"/>
       </w:pPr>
       <w:r>
         <w:rPr>
@@ -4202,6 +5135,9 @@
           <w:b/>
           <w:color w:val="445588"/>
           <w:sz w:val="24"/>
+          <w:rtl w:val="1"/>
+          <w:rFonts w:cs="Calibri"/>
+          <w:szCs w:val="24"/>
         </w:rPr>
         <w:t>تمرين 1: الخبيتي (10 دقائق)</w:t>
       </w:r>
@@ -4210,11 +5146,15 @@
       <w:pPr>
         <w:bidi w:val="1"/>
         <w:jc w:val="right"/>
+        <w:textDirection w:val="lrTb"/>
       </w:pPr>
       <w:r>
         <w:rPr>
           <w:rFonts w:ascii="Calibri" w:hAnsi="Calibri"/>
           <w:sz w:val="22"/>
+          <w:rtl w:val="1"/>
+          <w:rFonts w:cs="Calibri"/>
+          <w:szCs w:val="22"/>
         </w:rPr>
         <w:t>Sibelius → Treble Clef → 2/4 → C Major</w:t>
       </w:r>
@@ -4223,11 +5163,15 @@
       <w:pPr>
         <w:bidi w:val="1"/>
         <w:jc w:val="right"/>
+        <w:textDirection w:val="lrTb"/>
       </w:pPr>
       <w:r>
         <w:rPr>
           <w:rFonts w:ascii="Calibri" w:hAnsi="Calibri"/>
           <w:sz w:val="22"/>
+          <w:rtl w:val="1"/>
+          <w:rFonts w:cs="Calibri"/>
+          <w:szCs w:val="22"/>
         </w:rPr>
         <w:t>اكتب إيقاع الخبيتي:</w:t>
       </w:r>
@@ -4236,6 +5180,7 @@
       <w:pPr>
         <w:bidi w:val="1"/>
         <w:jc w:val="right"/>
+        <w:textDirection w:val="lrTb"/>
         <w:shd w:fill="F5F5F5" w:val="clear"/>
       </w:pPr>
       <w:r>
@@ -4243,6 +5188,9 @@
           <w:rFonts w:ascii="Courier New" w:hAnsi="Courier New"/>
           <w:color w:val="333333"/>
           <w:sz w:val="18"/>
+          <w:rtl w:val="1"/>
+          <w:rFonts w:cs="Calibri"/>
+          <w:szCs w:val="18"/>
         </w:rPr>
         <w:t>مازورة 1: C (Noire) | (Rest Noire) |  (DUM -)</w:t>
         <w:br/>
@@ -4253,12 +5201,16 @@
       <w:pPr>
         <w:bidi w:val="1"/>
         <w:jc w:val="right"/>
+        <w:textDirection w:val="lrTb"/>
       </w:pPr>
       <w:r>
         <w:rPr>
           <w:rFonts w:ascii="Calibri" w:hAnsi="Calibri"/>
           <w:b w:val="0"/>
           <w:sz w:val="22"/>
+          <w:rtl w:val="1"/>
+          <w:rFonts w:cs="Calibri"/>
+          <w:szCs w:val="22"/>
         </w:rPr>
         <w:t>النمط المبسط:</w:t>
         <w:br/>
@@ -4295,6 +5247,7 @@
             <w:pPr>
               <w:jc w:val="right"/>
               <w:bidi w:val="1"/>
+              <w:textDirection w:val="lrTb"/>
             </w:pPr>
             <w:r/>
             <w:r>
@@ -4303,6 +5256,9 @@
                 <w:b/>
                 <w:color w:val="FFFFFF"/>
                 <w:sz w:val="18"/>
+                <w:rtl w:val="1"/>
+                <w:rFonts w:cs="Calibri"/>
+                <w:szCs w:val="18"/>
               </w:rPr>
               <w:t>DUM</w:t>
             </w:r>
@@ -4317,6 +5273,7 @@
             <w:pPr>
               <w:jc w:val="right"/>
               <w:bidi w:val="1"/>
+              <w:textDirection w:val="lrTb"/>
             </w:pPr>
             <w:r/>
             <w:r>
@@ -4325,6 +5282,9 @@
                 <w:b/>
                 <w:color w:val="FFFFFF"/>
                 <w:sz w:val="18"/>
+                <w:rtl w:val="1"/>
+                <w:rFonts w:cs="Calibri"/>
+                <w:szCs w:val="18"/>
               </w:rPr>
               <w:t>-</w:t>
             </w:r>
@@ -4339,6 +5299,7 @@
             <w:pPr>
               <w:jc w:val="right"/>
               <w:bidi w:val="1"/>
+              <w:textDirection w:val="lrTb"/>
             </w:pPr>
             <w:r/>
             <w:r>
@@ -4347,6 +5308,9 @@
                 <w:b/>
                 <w:color w:val="FFFFFF"/>
                 <w:sz w:val="18"/>
+                <w:rtl w:val="1"/>
+                <w:rFonts w:cs="Calibri"/>
+                <w:szCs w:val="18"/>
               </w:rPr>
               <w:t>TAK</w:t>
             </w:r>
@@ -4361,6 +5325,7 @@
             <w:pPr>
               <w:jc w:val="right"/>
               <w:bidi w:val="1"/>
+              <w:textDirection w:val="lrTb"/>
             </w:pPr>
             <w:r/>
             <w:r>
@@ -4369,6 +5334,9 @@
                 <w:b/>
                 <w:color w:val="FFFFFF"/>
                 <w:sz w:val="18"/>
+                <w:rtl w:val="1"/>
+                <w:rFonts w:cs="Calibri"/>
+                <w:szCs w:val="18"/>
               </w:rPr>
               <w:t>TAK</w:t>
             </w:r>
@@ -4384,12 +5352,16 @@
             <w:pPr>
               <w:jc w:val="right"/>
               <w:bidi w:val="1"/>
+              <w:textDirection w:val="lrTb"/>
             </w:pPr>
             <w:r/>
             <w:r>
               <w:rPr>
                 <w:rFonts w:ascii="Calibri" w:hAnsi="Calibri"/>
                 <w:sz w:val="18"/>
+                <w:rtl w:val="1"/>
+                <w:rFonts w:cs="Calibri"/>
+                <w:szCs w:val="18"/>
               </w:rPr>
               <w:t>C (Noire)</w:t>
             </w:r>
@@ -4403,12 +5375,16 @@
             <w:pPr>
               <w:jc w:val="right"/>
               <w:bidi w:val="1"/>
+              <w:textDirection w:val="lrTb"/>
             </w:pPr>
             <w:r/>
             <w:r>
               <w:rPr>
                 <w:rFonts w:ascii="Calibri" w:hAnsi="Calibri"/>
                 <w:sz w:val="18"/>
+                <w:rtl w:val="1"/>
+                <w:rFonts w:cs="Calibri"/>
+                <w:szCs w:val="18"/>
               </w:rPr>
               <w:t>(Whole Rest في 2/4 = Noire Rest)</w:t>
             </w:r>
@@ -4422,12 +5398,16 @@
             <w:pPr>
               <w:jc w:val="right"/>
               <w:bidi w:val="1"/>
+              <w:textDirection w:val="lrTb"/>
             </w:pPr>
             <w:r/>
             <w:r>
               <w:rPr>
                 <w:rFonts w:ascii="Calibri" w:hAnsi="Calibri"/>
                 <w:sz w:val="18"/>
+                <w:rtl w:val="1"/>
+                <w:rFonts w:cs="Calibri"/>
+                <w:szCs w:val="18"/>
               </w:rPr>
               <w:t>C (Croche) C (Croche)</w:t>
             </w:r>
@@ -4441,12 +5421,16 @@
             <w:pPr>
               <w:jc w:val="right"/>
               <w:bidi w:val="1"/>
+              <w:textDirection w:val="lrTb"/>
             </w:pPr>
             <w:r/>
             <w:r>
               <w:rPr>
                 <w:rFonts w:ascii="Calibri" w:hAnsi="Calibri"/>
                 <w:sz w:val="18"/>
+                <w:rtl w:val="1"/>
+                <w:rFonts w:cs="Calibri"/>
+                <w:szCs w:val="18"/>
               </w:rPr>
               <w:t>C (Croche) C (Croche)</w:t>
             </w:r>
@@ -4458,6 +5442,7 @@
       <w:pPr>
         <w:bidi w:val="1"/>
         <w:jc w:val="right"/>
+        <w:textDirection w:val="lrTb"/>
         <w:shd w:fill="F5F5F5" w:val="clear"/>
       </w:pPr>
       <w:r>
@@ -4465,6 +5450,9 @@
           <w:rFonts w:ascii="Courier New" w:hAnsi="Courier New"/>
           <w:color w:val="333333"/>
           <w:sz w:val="18"/>
+          <w:rtl w:val="1"/>
+          <w:rFonts w:cs="Calibri"/>
+          <w:szCs w:val="18"/>
         </w:rPr>
         <w:br/>
         <w:t>#### تمرين 2: البندري (10 دقائق)</w:t>
@@ -4478,12 +5466,16 @@
       <w:pPr>
         <w:bidi w:val="1"/>
         <w:jc w:val="right"/>
+        <w:textDirection w:val="lrTb"/>
       </w:pPr>
       <w:r>
         <w:rPr>
           <w:rFonts w:ascii="Calibri" w:hAnsi="Calibri"/>
           <w:b w:val="0"/>
           <w:sz w:val="22"/>
+          <w:rtl w:val="1"/>
+          <w:rFonts w:cs="Calibri"/>
+          <w:szCs w:val="22"/>
         </w:rPr>
         <w:t>مازورة 1: C (Noire) | C (Noire) | C (Noire) | C (Noire) |  (DUM DUM DUM DUM)</w:t>
         <w:br/>
@@ -4498,12 +5490,16 @@
       <w:pPr>
         <w:bidi w:val="1"/>
         <w:jc w:val="right"/>
+        <w:textDirection w:val="lrTb"/>
       </w:pPr>
       <w:r>
         <w:rPr>
           <w:rFonts w:ascii="Calibri" w:hAnsi="Calibri"/>
           <w:b w:val="0"/>
           <w:sz w:val="22"/>
+          <w:rtl w:val="1"/>
+          <w:rFonts w:cs="Calibri"/>
+          <w:szCs w:val="22"/>
         </w:rPr>
         <w:t>مازورة: C (Noire) | C (Croche)(Croche Rest) | C (Noire) | C (Croche)C(Croche)C(Croche) |</w:t>
         <w:br/>
@@ -4514,6 +5510,7 @@
       <w:pPr>
         <w:jc w:val="right"/>
         <w:bidi w:val="1"/>
+        <w:textDirection w:val="lrTb"/>
       </w:pPr>
       <w:r>
         <w:rPr>
@@ -4521,6 +5518,9 @@
           <w:b/>
           <w:color w:val="445588"/>
           <w:sz w:val="24"/>
+          <w:rtl w:val="1"/>
+          <w:rFonts w:cs="Calibri"/>
+          <w:szCs w:val="24"/>
         </w:rPr>
         <w:t>تمرين 3: لحن عجم مع خبيتي (10 دقائق)</w:t>
       </w:r>
@@ -4529,6 +5529,7 @@
       <w:pPr>
         <w:bidi w:val="1"/>
         <w:jc w:val="right"/>
+        <w:textDirection w:val="lrTb"/>
         <w:shd w:fill="F5F5F5" w:val="clear"/>
       </w:pPr>
       <w:r>
@@ -4536,6 +5537,9 @@
           <w:rFonts w:ascii="Courier New" w:hAnsi="Courier New"/>
           <w:color w:val="333333"/>
           <w:sz w:val="18"/>
+          <w:rtl w:val="1"/>
+          <w:rFonts w:cs="Calibri"/>
+          <w:szCs w:val="18"/>
         </w:rPr>
         <w:t>مازورة 1: C (Noire) | E (Noire) |  (خبيتي)</w:t>
         <w:br/>
@@ -4552,6 +5556,7 @@
       <w:pPr>
         <w:jc w:val="right"/>
         <w:bidi w:val="1"/>
+        <w:textDirection w:val="lrTb"/>
       </w:pPr>
       <w:r>
         <w:rPr>
@@ -4559,6 +5564,9 @@
           <w:b/>
           <w:color w:val="34497E"/>
           <w:sz w:val="28"/>
+          <w:rtl w:val="1"/>
+          <w:rFonts w:cs="Calibri"/>
+          <w:szCs w:val="28"/>
         </w:rPr>
         <w:t>3. اختصارات Sibelius (5 min)</w:t>
       </w:r>
@@ -4592,6 +5600,7 @@
             <w:pPr>
               <w:jc w:val="right"/>
               <w:bidi w:val="1"/>
+              <w:textDirection w:val="lrTb"/>
             </w:pPr>
             <w:r/>
             <w:r>
@@ -4600,6 +5609,9 @@
                 <w:b/>
                 <w:color w:val="FFFFFF"/>
                 <w:sz w:val="18"/>
+                <w:rtl w:val="1"/>
+                <w:rFonts w:cs="Calibri"/>
+                <w:szCs w:val="18"/>
               </w:rPr>
               <w:t>#</w:t>
             </w:r>
@@ -4614,6 +5626,7 @@
             <w:pPr>
               <w:jc w:val="right"/>
               <w:bidi w:val="1"/>
+              <w:textDirection w:val="lrTb"/>
             </w:pPr>
             <w:r/>
             <w:r>
@@ -4622,6 +5635,9 @@
                 <w:b/>
                 <w:color w:val="FFFFFF"/>
                 <w:sz w:val="18"/>
+                <w:rtl w:val="1"/>
+                <w:rFonts w:cs="Calibri"/>
+                <w:szCs w:val="18"/>
               </w:rPr>
               <w:t>الاختصار</w:t>
             </w:r>
@@ -4636,6 +5652,7 @@
             <w:pPr>
               <w:jc w:val="right"/>
               <w:bidi w:val="1"/>
+              <w:textDirection w:val="lrTb"/>
             </w:pPr>
             <w:r/>
             <w:r>
@@ -4644,6 +5661,9 @@
                 <w:b/>
                 <w:color w:val="FFFFFF"/>
                 <w:sz w:val="18"/>
+                <w:rtl w:val="1"/>
+                <w:rFonts w:cs="Calibri"/>
+                <w:szCs w:val="18"/>
               </w:rPr>
               <w:t>الوظيفة</w:t>
             </w:r>
@@ -4659,12 +5679,16 @@
             <w:pPr>
               <w:jc w:val="right"/>
               <w:bidi w:val="1"/>
+              <w:textDirection w:val="lrTb"/>
             </w:pPr>
             <w:r/>
             <w:r>
               <w:rPr>
                 <w:rFonts w:ascii="Calibri" w:hAnsi="Calibri"/>
                 <w:sz w:val="18"/>
+                <w:rtl w:val="1"/>
+                <w:rFonts w:cs="Calibri"/>
+                <w:szCs w:val="18"/>
               </w:rPr>
               <w:t>1</w:t>
             </w:r>
@@ -4678,12 +5702,16 @@
             <w:pPr>
               <w:jc w:val="right"/>
               <w:bidi w:val="1"/>
+              <w:textDirection w:val="lrTb"/>
             </w:pPr>
             <w:r/>
             <w:r>
               <w:rPr>
                 <w:rFonts w:ascii="Calibri" w:hAnsi="Calibri"/>
                 <w:sz w:val="18"/>
+                <w:rtl w:val="1"/>
+                <w:rFonts w:cs="Calibri"/>
+                <w:szCs w:val="18"/>
               </w:rPr>
               <w:t>Ctrl+Shift+8</w:t>
             </w:r>
@@ -4697,12 +5725,16 @@
             <w:pPr>
               <w:jc w:val="right"/>
               <w:bidi w:val="1"/>
+              <w:textDirection w:val="lrTb"/>
             </w:pPr>
             <w:r/>
             <w:r>
               <w:rPr>
                 <w:rFonts w:ascii="Calibri" w:hAnsi="Calibri"/>
                 <w:sz w:val="18"/>
+                <w:rtl w:val="1"/>
+                <w:rFonts w:cs="Calibri"/>
+                <w:szCs w:val="18"/>
               </w:rPr>
               <w:t>إظهار/إخفاء Octave Lines</w:t>
             </w:r>
@@ -4719,12 +5751,16 @@
             <w:pPr>
               <w:jc w:val="right"/>
               <w:bidi w:val="1"/>
+              <w:textDirection w:val="lrTb"/>
             </w:pPr>
             <w:r/>
             <w:r>
               <w:rPr>
                 <w:rFonts w:ascii="Calibri" w:hAnsi="Calibri"/>
                 <w:sz w:val="18"/>
+                <w:rtl w:val="1"/>
+                <w:rFonts w:cs="Calibri"/>
+                <w:szCs w:val="18"/>
               </w:rPr>
               <w:t>2</w:t>
             </w:r>
@@ -4739,12 +5775,16 @@
             <w:pPr>
               <w:jc w:val="right"/>
               <w:bidi w:val="1"/>
+              <w:textDirection w:val="lrTb"/>
             </w:pPr>
             <w:r/>
             <w:r>
               <w:rPr>
                 <w:rFonts w:ascii="Calibri" w:hAnsi="Calibri"/>
                 <w:sz w:val="18"/>
+                <w:rtl w:val="1"/>
+                <w:rFonts w:cs="Calibri"/>
+                <w:szCs w:val="18"/>
               </w:rPr>
               <w:t>Ctrl+Shift+H</w:t>
             </w:r>
@@ -4759,12 +5799,16 @@
             <w:pPr>
               <w:jc w:val="right"/>
               <w:bidi w:val="1"/>
+              <w:textDirection w:val="lrTb"/>
             </w:pPr>
             <w:r/>
             <w:r>
               <w:rPr>
                 <w:rFonts w:ascii="Calibri" w:hAnsi="Calibri"/>
                 <w:sz w:val="18"/>
+                <w:rtl w:val="1"/>
+                <w:rFonts w:cs="Calibri"/>
+                <w:szCs w:val="18"/>
               </w:rPr>
               <w:t>إظهار Handbell (للتصفيق)</w:t>
             </w:r>
@@ -4780,12 +5824,16 @@
             <w:pPr>
               <w:jc w:val="right"/>
               <w:bidi w:val="1"/>
+              <w:textDirection w:val="lrTb"/>
             </w:pPr>
             <w:r/>
             <w:r>
               <w:rPr>
                 <w:rFonts w:ascii="Calibri" w:hAnsi="Calibri"/>
                 <w:sz w:val="18"/>
+                <w:rtl w:val="1"/>
+                <w:rFonts w:cs="Calibri"/>
+                <w:szCs w:val="18"/>
               </w:rPr>
               <w:t>3</w:t>
             </w:r>
@@ -4799,12 +5847,16 @@
             <w:pPr>
               <w:jc w:val="right"/>
               <w:bidi w:val="1"/>
+              <w:textDirection w:val="lrTb"/>
             </w:pPr>
             <w:r/>
             <w:r>
               <w:rPr>
                 <w:rFonts w:ascii="Calibri" w:hAnsi="Calibri"/>
                 <w:sz w:val="18"/>
+                <w:rtl w:val="1"/>
+                <w:rFonts w:cs="Calibri"/>
+                <w:szCs w:val="18"/>
               </w:rPr>
               <w:t>Alt+1/2/3</w:t>
             </w:r>
@@ -4818,12 +5870,16 @@
             <w:pPr>
               <w:jc w:val="right"/>
               <w:bidi w:val="1"/>
+              <w:textDirection w:val="lrTb"/>
             </w:pPr>
             <w:r/>
             <w:r>
               <w:rPr>
                 <w:rFonts w:ascii="Calibri" w:hAnsi="Calibri"/>
                 <w:sz w:val="18"/>
+                <w:rtl w:val="1"/>
+                <w:rFonts w:cs="Calibri"/>
+                <w:szCs w:val="18"/>
               </w:rPr>
               <w:t>Voice 1/2/3 (للطبول)</w:t>
             </w:r>
@@ -4840,12 +5896,16 @@
             <w:pPr>
               <w:jc w:val="right"/>
               <w:bidi w:val="1"/>
+              <w:textDirection w:val="lrTb"/>
             </w:pPr>
             <w:r/>
             <w:r>
               <w:rPr>
                 <w:rFonts w:ascii="Calibri" w:hAnsi="Calibri"/>
                 <w:sz w:val="18"/>
+                <w:rtl w:val="1"/>
+                <w:rFonts w:cs="Calibri"/>
+                <w:szCs w:val="18"/>
               </w:rPr>
               <w:t>4</w:t>
             </w:r>
@@ -4860,12 +5920,16 @@
             <w:pPr>
               <w:jc w:val="right"/>
               <w:bidi w:val="1"/>
+              <w:textDirection w:val="lrTb"/>
             </w:pPr>
             <w:r/>
             <w:r>
               <w:rPr>
                 <w:rFonts w:ascii="Calibri" w:hAnsi="Calibri"/>
                 <w:sz w:val="18"/>
+                <w:rtl w:val="1"/>
+                <w:rFonts w:cs="Calibri"/>
+                <w:szCs w:val="18"/>
               </w:rPr>
               <w:t>Ctrl+Alt+↑/↓</w:t>
             </w:r>
@@ -4880,12 +5944,16 @@
             <w:pPr>
               <w:jc w:val="right"/>
               <w:bidi w:val="1"/>
+              <w:textDirection w:val="lrTb"/>
             </w:pPr>
             <w:r/>
             <w:r>
               <w:rPr>
                 <w:rFonts w:ascii="Calibri" w:hAnsi="Calibri"/>
                 <w:sz w:val="18"/>
+                <w:rtl w:val="1"/>
+                <w:rFonts w:cs="Calibri"/>
+                <w:szCs w:val="18"/>
               </w:rPr>
               <w:t>ضبط موضع العنصر بدقة</w:t>
             </w:r>
@@ -4901,12 +5969,16 @@
             <w:pPr>
               <w:jc w:val="right"/>
               <w:bidi w:val="1"/>
+              <w:textDirection w:val="lrTb"/>
             </w:pPr>
             <w:r/>
             <w:r>
               <w:rPr>
                 <w:rFonts w:ascii="Calibri" w:hAnsi="Calibri"/>
                 <w:sz w:val="18"/>
+                <w:rtl w:val="1"/>
+                <w:rFonts w:cs="Calibri"/>
+                <w:szCs w:val="18"/>
               </w:rPr>
               <w:t>5</w:t>
             </w:r>
@@ -4920,12 +5992,16 @@
             <w:pPr>
               <w:jc w:val="right"/>
               <w:bidi w:val="1"/>
+              <w:textDirection w:val="lrTb"/>
             </w:pPr>
             <w:r/>
             <w:r>
               <w:rPr>
                 <w:rFonts w:ascii="Calibri" w:hAnsi="Calibri"/>
                 <w:sz w:val="18"/>
+                <w:rtl w:val="1"/>
+                <w:rFonts w:cs="Calibri"/>
+                <w:szCs w:val="18"/>
               </w:rPr>
               <w:t>Ctrl+Shift+E</w:t>
             </w:r>
@@ -4939,12 +6015,16 @@
             <w:pPr>
               <w:jc w:val="right"/>
               <w:bidi w:val="1"/>
+              <w:textDirection w:val="lrTb"/>
             </w:pPr>
             <w:r/>
             <w:r>
               <w:rPr>
                 <w:rFonts w:ascii="Calibri" w:hAnsi="Calibri"/>
                 <w:sz w:val="18"/>
+                <w:rtl w:val="1"/>
+                <w:rFonts w:cs="Calibri"/>
+                <w:szCs w:val="18"/>
               </w:rPr>
               <w:t>إضافة Expression Text</w:t>
             </w:r>
@@ -4956,6 +6036,7 @@
       <w:pPr>
         <w:jc w:val="right"/>
         <w:bidi w:val="1"/>
+        <w:textDirection w:val="lrTb"/>
       </w:pPr>
       <w:r>
         <w:rPr>
@@ -4963,6 +6044,9 @@
           <w:b/>
           <w:color w:val="34497E"/>
           <w:sz w:val="28"/>
+          <w:rtl w:val="1"/>
+          <w:rFonts w:cs="Calibri"/>
+          <w:szCs w:val="28"/>
         </w:rPr>
         <w:t>4. مراجعة وواجب | Review &amp; HW (5 min)</w:t>
       </w:r>
@@ -4971,12 +6055,16 @@
       <w:pPr>
         <w:bidi w:val="1"/>
         <w:jc w:val="right"/>
+        <w:textDirection w:val="lrTb"/>
       </w:pPr>
       <w:r>
         <w:rPr>
           <w:rFonts w:ascii="Calibri" w:hAnsi="Calibri"/>
           <w:b w:val="0"/>
           <w:sz w:val="22"/>
+          <w:rtl w:val="1"/>
+          <w:rFonts w:cs="Calibri"/>
+          <w:szCs w:val="22"/>
         </w:rPr>
         <w:t>أسئلة: 1. ما وزن إيقاع الخبيتي؟ 2. ما الفرق بين الخبيتي والبندري؟ 3. أين نشأت هذه الإيقاعات؟</w:t>
         <w:br/>
@@ -4987,6 +6075,7 @@
       <w:pPr>
         <w:jc w:val="right"/>
         <w:bidi w:val="1"/>
+        <w:textDirection w:val="lrTb"/>
       </w:pPr>
       <w:r>
         <w:rPr>
@@ -4994,6 +6083,9 @@
           <w:b/>
           <w:color w:val="34497E"/>
           <w:sz w:val="28"/>
+          <w:rtl w:val="1"/>
+          <w:rFonts w:cs="Calibri"/>
+          <w:szCs w:val="28"/>
         </w:rPr>
         <w:t>5. تطبيق العود | Oud Application</w:t>
       </w:r>
@@ -5002,12 +6094,16 @@
       <w:pPr>
         <w:bidi w:val="1"/>
         <w:jc w:val="right"/>
+        <w:textDirection w:val="lrTb"/>
       </w:pPr>
       <w:r>
         <w:rPr>
           <w:rFonts w:ascii="Calibri" w:hAnsi="Calibri"/>
           <w:b w:val="0"/>
           <w:sz w:val="22"/>
+          <w:rtl w:val="1"/>
+          <w:rFonts w:cs="Calibri"/>
+          <w:szCs w:val="22"/>
         </w:rPr>
         <w:t>اعزف إيقاع الخبيتي على العود: ريشة قوية (DUM) - سكتة - ريشة خفيفة (TAK) - ريشة خفيفة (TAK). كرر.</w:t>
       </w:r>
@@ -5016,6 +6112,7 @@
       <w:pPr>
         <w:jc w:val="right"/>
         <w:bidi w:val="1"/>
+        <w:textDirection w:val="lrTb"/>
       </w:pPr>
       <w:r>
         <w:rPr>
@@ -5023,6 +6120,9 @@
           <w:b/>
           <w:color w:val="34497E"/>
           <w:sz w:val="28"/>
+          <w:rtl w:val="1"/>
+          <w:rFonts w:cs="Calibri"/>
+          <w:szCs w:val="28"/>
         </w:rPr>
         <w:t>6. التقييم: خبيتي /5, بندري /5, لحن عجم /3, أسئلة /2 = /15</w:t>
       </w:r>
@@ -5031,6 +6131,7 @@
       <w:pPr>
         <w:jc w:val="right"/>
         <w:bidi w:val="1"/>
+        <w:textDirection w:val="lrTb"/>
       </w:pPr>
       <w:r>
         <w:rPr>
@@ -5038,6 +6139,9 @@
           <w:b/>
           <w:color w:val="34497E"/>
           <w:sz w:val="28"/>
+          <w:rtl w:val="1"/>
+          <w:rFonts w:cs="Calibri"/>
+          <w:szCs w:val="28"/>
         </w:rPr>
         <w:t>7. مفردات: خبيتي (Khibiti), بندري (Bandari), خليجي (Khaliji), تصفيق (Hand Clap)</w:t>
       </w:r>
@@ -5046,6 +6150,7 @@
       <w:pPr>
         <w:jc w:val="right"/>
         <w:bidi w:val="1"/>
+        <w:textDirection w:val="lrTb"/>
       </w:pPr>
       <w:r>
         <w:rPr>
@@ -5053,6 +6158,9 @@
           <w:b/>
           <w:color w:val="34497E"/>
           <w:sz w:val="28"/>
+          <w:rtl w:val="1"/>
+          <w:rFonts w:cs="Calibri"/>
+          <w:szCs w:val="28"/>
         </w:rPr>
         <w:t>8. ملاحظات: الإيقاعات الخليجية تمثل أكثر من 70٪ من المحتوى الإيقاعي. ركز على الحيوية والنشاط.</w:t>
       </w:r>
@@ -5066,6 +6174,7 @@
       <w:pPr>
         <w:jc w:val="center"/>
         <w:bidi w:val="1"/>
+        <w:textDirection w:val="lrTb"/>
       </w:pPr>
       <w:r>
         <w:rPr>
@@ -5073,6 +6182,9 @@
           <w:b/>
           <w:color w:val="1A1A2E"/>
           <w:sz w:val="44"/>
+          <w:rtl w:val="1"/>
+          <w:rFonts w:cs="Calibri"/>
+          <w:szCs w:val="44"/>
         </w:rPr>
         <w:t>الدرس 38 | Lesson 38</w:t>
       </w:r>
@@ -5081,6 +6193,7 @@
       <w:pPr>
         <w:jc w:val="center"/>
         <w:bidi w:val="1"/>
+        <w:textDirection w:val="lrTb"/>
       </w:pPr>
       <w:r>
         <w:rPr>
@@ -5088,6 +6201,9 @@
           <w:b/>
           <w:color w:val="2C3E6B"/>
           <w:sz w:val="36"/>
+          <w:rtl w:val="1"/>
+          <w:rFonts w:cs="Calibri"/>
+          <w:szCs w:val="36"/>
         </w:rPr>
         <w:t>الإيقاعات الخليجية – السامري والحربي</w:t>
       </w:r>
@@ -5096,6 +6212,7 @@
       <w:pPr>
         <w:jc w:val="center"/>
         <w:bidi w:val="1"/>
+        <w:textDirection w:val="lrTb"/>
       </w:pPr>
       <w:r>
         <w:rPr>
@@ -5103,6 +6220,9 @@
           <w:b/>
           <w:color w:val="2C3E6B"/>
           <w:sz w:val="36"/>
+          <w:rtl w:val="1"/>
+          <w:rFonts w:cs="Calibri"/>
+          <w:szCs w:val="36"/>
         </w:rPr>
         <w:t>Khaliji Rhythms – Al-Sameri and Al-Harbi</w:t>
       </w:r>
@@ -5111,6 +6231,7 @@
       <w:pPr>
         <w:jc w:val="right"/>
         <w:bidi w:val="1"/>
+        <w:textDirection w:val="lrTb"/>
       </w:pPr>
       <w:r>
         <w:rPr>
@@ -5118,6 +6239,9 @@
           <w:b/>
           <w:color w:val="34497E"/>
           <w:sz w:val="28"/>
+          <w:rtl w:val="1"/>
+          <w:rFonts w:cs="Calibri"/>
+          <w:szCs w:val="28"/>
         </w:rPr>
         <w:t>معلومات الدرس | Lesson Info</w:t>
       </w:r>
@@ -5150,6 +6274,7 @@
             <w:pPr>
               <w:jc w:val="right"/>
               <w:bidi w:val="1"/>
+              <w:textDirection w:val="lrTb"/>
             </w:pPr>
             <w:r/>
             <w:r>
@@ -5158,6 +6283,9 @@
                 <w:b/>
                 <w:color w:val="FFFFFF"/>
                 <w:sz w:val="18"/>
+                <w:rtl w:val="1"/>
+                <w:rFonts w:cs="Calibri"/>
+                <w:szCs w:val="18"/>
               </w:rPr>
               <w:t>AR</w:t>
             </w:r>
@@ -5172,6 +6300,7 @@
             <w:pPr>
               <w:jc w:val="right"/>
               <w:bidi w:val="1"/>
+              <w:textDirection w:val="lrTb"/>
             </w:pPr>
             <w:r/>
             <w:r>
@@ -5180,6 +6309,9 @@
                 <w:b/>
                 <w:color w:val="FFFFFF"/>
                 <w:sz w:val="18"/>
+                <w:rtl w:val="1"/>
+                <w:rFonts w:cs="Calibri"/>
+                <w:szCs w:val="18"/>
               </w:rPr>
               <w:t>EN</w:t>
             </w:r>
@@ -5195,12 +6327,16 @@
             <w:pPr>
               <w:jc w:val="right"/>
               <w:bidi w:val="1"/>
+              <w:textDirection w:val="lrTb"/>
             </w:pPr>
             <w:r/>
             <w:r>
               <w:rPr>
                 <w:rFonts w:ascii="Calibri" w:hAnsi="Calibri"/>
                 <w:sz w:val="18"/>
+                <w:rtl w:val="1"/>
+                <w:rFonts w:cs="Calibri"/>
+                <w:szCs w:val="18"/>
               </w:rPr>
               <w:t>رقم الدرس</w:t>
             </w:r>
@@ -5214,12 +6350,16 @@
             <w:pPr>
               <w:jc w:val="right"/>
               <w:bidi w:val="1"/>
+              <w:textDirection w:val="lrTb"/>
             </w:pPr>
             <w:r/>
             <w:r>
               <w:rPr>
                 <w:rFonts w:ascii="Calibri" w:hAnsi="Calibri"/>
                 <w:sz w:val="18"/>
+                <w:rtl w:val="1"/>
+                <w:rFonts w:cs="Calibri"/>
+                <w:szCs w:val="18"/>
               </w:rPr>
               <w:t>38</w:t>
             </w:r>
@@ -5236,12 +6376,16 @@
             <w:pPr>
               <w:jc w:val="right"/>
               <w:bidi w:val="1"/>
+              <w:textDirection w:val="lrTb"/>
             </w:pPr>
             <w:r/>
             <w:r>
               <w:rPr>
                 <w:rFonts w:ascii="Calibri" w:hAnsi="Calibri"/>
                 <w:sz w:val="18"/>
+                <w:rtl w:val="1"/>
+                <w:rFonts w:cs="Calibri"/>
+                <w:szCs w:val="18"/>
               </w:rPr>
               <w:t>عنوان عربي</w:t>
             </w:r>
@@ -5256,12 +6400,16 @@
             <w:pPr>
               <w:jc w:val="right"/>
               <w:bidi w:val="1"/>
+              <w:textDirection w:val="lrTb"/>
             </w:pPr>
             <w:r/>
             <w:r>
               <w:rPr>
                 <w:rFonts w:ascii="Calibri" w:hAnsi="Calibri"/>
                 <w:sz w:val="18"/>
+                <w:rtl w:val="1"/>
+                <w:rFonts w:cs="Calibri"/>
+                <w:szCs w:val="18"/>
               </w:rPr>
               <w:t>السامري والحربي</w:t>
             </w:r>
@@ -5277,12 +6425,16 @@
             <w:pPr>
               <w:jc w:val="right"/>
               <w:bidi w:val="1"/>
+              <w:textDirection w:val="lrTb"/>
             </w:pPr>
             <w:r/>
             <w:r>
               <w:rPr>
                 <w:rFonts w:ascii="Calibri" w:hAnsi="Calibri"/>
                 <w:sz w:val="18"/>
+                <w:rtl w:val="1"/>
+                <w:rFonts w:cs="Calibri"/>
+                <w:szCs w:val="18"/>
               </w:rPr>
               <w:t>English Title</w:t>
             </w:r>
@@ -5296,12 +6448,16 @@
             <w:pPr>
               <w:jc w:val="right"/>
               <w:bidi w:val="1"/>
+              <w:textDirection w:val="lrTb"/>
             </w:pPr>
             <w:r/>
             <w:r>
               <w:rPr>
                 <w:rFonts w:ascii="Calibri" w:hAnsi="Calibri"/>
                 <w:sz w:val="18"/>
+                <w:rtl w:val="1"/>
+                <w:rFonts w:cs="Calibri"/>
+                <w:szCs w:val="18"/>
               </w:rPr>
               <w:t>Al-Sameri and Al-Harbi</w:t>
             </w:r>
@@ -5318,12 +6474,16 @@
             <w:pPr>
               <w:jc w:val="right"/>
               <w:bidi w:val="1"/>
+              <w:textDirection w:val="lrTb"/>
             </w:pPr>
             <w:r/>
             <w:r>
               <w:rPr>
                 <w:rFonts w:ascii="Calibri" w:hAnsi="Calibri"/>
                 <w:sz w:val="18"/>
+                <w:rtl w:val="1"/>
+                <w:rFonts w:cs="Calibri"/>
+                <w:szCs w:val="18"/>
               </w:rPr>
               <w:t>المقام</w:t>
             </w:r>
@@ -5338,12 +6498,16 @@
             <w:pPr>
               <w:jc w:val="right"/>
               <w:bidi w:val="1"/>
+              <w:textDirection w:val="lrTb"/>
             </w:pPr>
             <w:r/>
             <w:r>
               <w:rPr>
                 <w:rFonts w:ascii="Calibri" w:hAnsi="Calibri"/>
                 <w:sz w:val="18"/>
+                <w:rtl w:val="1"/>
+                <w:rFonts w:cs="Calibri"/>
+                <w:szCs w:val="18"/>
               </w:rPr>
               <w:t>نهاوند (Nahawand)</w:t>
             </w:r>
@@ -5359,12 +6523,16 @@
             <w:pPr>
               <w:jc w:val="right"/>
               <w:bidi w:val="1"/>
+              <w:textDirection w:val="lrTb"/>
             </w:pPr>
             <w:r/>
             <w:r>
               <w:rPr>
                 <w:rFonts w:ascii="Calibri" w:hAnsi="Calibri"/>
                 <w:sz w:val="18"/>
+                <w:rtl w:val="1"/>
+                <w:rFonts w:cs="Calibri"/>
+                <w:szCs w:val="18"/>
               </w:rPr>
               <w:t>الإيقاع</w:t>
             </w:r>
@@ -5378,12 +6546,16 @@
             <w:pPr>
               <w:jc w:val="right"/>
               <w:bidi w:val="1"/>
+              <w:textDirection w:val="lrTb"/>
             </w:pPr>
             <w:r/>
             <w:r>
               <w:rPr>
                 <w:rFonts w:ascii="Calibri" w:hAnsi="Calibri"/>
                 <w:sz w:val="18"/>
+                <w:rtl w:val="1"/>
+                <w:rFonts w:cs="Calibri"/>
+                <w:szCs w:val="18"/>
               </w:rPr>
               <w:t>السامري (2/4 أو 4/4) + الحربي (4/4)</w:t>
             </w:r>
@@ -5395,6 +6567,7 @@
       <w:pPr>
         <w:jc w:val="right"/>
         <w:bidi w:val="1"/>
+        <w:textDirection w:val="lrTb"/>
       </w:pPr>
       <w:r>
         <w:rPr>
@@ -5402,6 +6575,9 @@
           <w:b/>
           <w:color w:val="34497E"/>
           <w:sz w:val="28"/>
+          <w:rtl w:val="1"/>
+          <w:rFonts w:cs="Calibri"/>
+          <w:szCs w:val="28"/>
         </w:rPr>
         <w:t>الأهداف</w:t>
       </w:r>
@@ -5410,11 +6586,15 @@
       <w:pPr>
         <w:bidi w:val="1"/>
         <w:jc w:val="right"/>
+        <w:textDirection w:val="lrTb"/>
       </w:pPr>
       <w:r>
         <w:rPr>
           <w:rFonts w:ascii="Calibri" w:hAnsi="Calibri"/>
           <w:sz w:val="22"/>
+          <w:rtl w:val="1"/>
+          <w:rFonts w:cs="Calibri"/>
+          <w:szCs w:val="22"/>
         </w:rPr>
         <w:t>تعريف السامري: إيقاع شعبي من نجد</w:t>
       </w:r>
@@ -5423,11 +6603,15 @@
       <w:pPr>
         <w:bidi w:val="1"/>
         <w:jc w:val="right"/>
+        <w:textDirection w:val="lrTb"/>
       </w:pPr>
       <w:r>
         <w:rPr>
           <w:rFonts w:ascii="Calibri" w:hAnsi="Calibri"/>
           <w:sz w:val="22"/>
+          <w:rtl w:val="1"/>
+          <w:rFonts w:cs="Calibri"/>
+          <w:szCs w:val="22"/>
         </w:rPr>
         <w:t>تعريف الحربي: إيقاع حربي سريع</w:t>
       </w:r>
@@ -5436,11 +6620,15 @@
       <w:pPr>
         <w:bidi w:val="1"/>
         <w:jc w:val="right"/>
+        <w:textDirection w:val="lrTb"/>
       </w:pPr>
       <w:r>
         <w:rPr>
           <w:rFonts w:ascii="Calibri" w:hAnsi="Calibri"/>
           <w:sz w:val="22"/>
+          <w:rtl w:val="1"/>
+          <w:rFonts w:cs="Calibri"/>
+          <w:szCs w:val="22"/>
         </w:rPr>
         <w:t>تطبيق على مقام النهاوند</w:t>
       </w:r>
@@ -5449,11 +6637,15 @@
       <w:pPr>
         <w:bidi w:val="1"/>
         <w:jc w:val="right"/>
+        <w:textDirection w:val="lrTb"/>
       </w:pPr>
       <w:r>
         <w:rPr>
           <w:rFonts w:ascii="Calibri" w:hAnsi="Calibri"/>
           <w:sz w:val="22"/>
+          <w:rtl w:val="1"/>
+          <w:rFonts w:cs="Calibri"/>
+          <w:szCs w:val="22"/>
         </w:rPr>
         <w:t>التصفيق الخليجي (Tasfiq)</w:t>
       </w:r>
@@ -5462,6 +6654,7 @@
       <w:pPr>
         <w:jc w:val="right"/>
         <w:bidi w:val="1"/>
+        <w:textDirection w:val="lrTb"/>
       </w:pPr>
       <w:r>
         <w:rPr>
@@ -5469,6 +6662,9 @@
           <w:b/>
           <w:color w:val="34497E"/>
           <w:sz w:val="28"/>
+          <w:rtl w:val="1"/>
+          <w:rFonts w:cs="Calibri"/>
+          <w:szCs w:val="28"/>
         </w:rPr>
         <w:t>1. النظري | Theory (10 min)</w:t>
       </w:r>
@@ -5477,6 +6673,7 @@
       <w:pPr>
         <w:jc w:val="right"/>
         <w:bidi w:val="1"/>
+        <w:textDirection w:val="lrTb"/>
       </w:pPr>
       <w:r>
         <w:rPr>
@@ -5484,6 +6681,9 @@
           <w:b/>
           <w:color w:val="445588"/>
           <w:sz w:val="24"/>
+          <w:rtl w:val="1"/>
+          <w:rFonts w:cs="Calibri"/>
+          <w:szCs w:val="24"/>
         </w:rPr>
         <w:t>السامري (Al-Sameri)</w:t>
       </w:r>
@@ -5492,11 +6692,15 @@
       <w:pPr>
         <w:bidi w:val="1"/>
         <w:jc w:val="right"/>
+        <w:textDirection w:val="lrTb"/>
       </w:pPr>
       <w:r>
         <w:rPr>
           <w:rFonts w:ascii="Calibri" w:hAnsi="Calibri"/>
           <w:sz w:val="22"/>
+          <w:rtl w:val="1"/>
+          <w:rFonts w:cs="Calibri"/>
+          <w:szCs w:val="22"/>
         </w:rPr>
         <w:t>• إيقاع نبطي، يصاحبه الشعر النبطي</w:t>
       </w:r>
@@ -5505,11 +6709,15 @@
       <w:pPr>
         <w:bidi w:val="1"/>
         <w:jc w:val="right"/>
+        <w:textDirection w:val="lrTb"/>
       </w:pPr>
       <w:r>
         <w:rPr>
           <w:rFonts w:ascii="Calibri" w:hAnsi="Calibri"/>
           <w:sz w:val="22"/>
+          <w:rtl w:val="1"/>
+          <w:rFonts w:cs="Calibri"/>
+          <w:szCs w:val="22"/>
         </w:rPr>
         <w:t>• 2/4: DUM TAK TAK DUM TAK أو 4/4</w:t>
       </w:r>
@@ -5545,6 +6753,7 @@
             <w:pPr>
               <w:jc w:val="right"/>
               <w:bidi w:val="1"/>
+              <w:textDirection w:val="lrTb"/>
             </w:pPr>
             <w:r/>
             <w:r>
@@ -5553,6 +6762,9 @@
                 <w:b/>
                 <w:color w:val="FFFFFF"/>
                 <w:sz w:val="18"/>
+                <w:rtl w:val="1"/>
+                <w:rFonts w:cs="Calibri"/>
+                <w:szCs w:val="18"/>
               </w:rPr>
               <w:t>DUM</w:t>
             </w:r>
@@ -5567,6 +6779,7 @@
             <w:pPr>
               <w:jc w:val="right"/>
               <w:bidi w:val="1"/>
+              <w:textDirection w:val="lrTb"/>
             </w:pPr>
             <w:r/>
             <w:r>
@@ -5575,6 +6788,9 @@
                 <w:b/>
                 <w:color w:val="FFFFFF"/>
                 <w:sz w:val="18"/>
+                <w:rtl w:val="1"/>
+                <w:rFonts w:cs="Calibri"/>
+                <w:szCs w:val="18"/>
               </w:rPr>
               <w:t>TAK</w:t>
             </w:r>
@@ -5589,6 +6805,7 @@
             <w:pPr>
               <w:jc w:val="right"/>
               <w:bidi w:val="1"/>
+              <w:textDirection w:val="lrTb"/>
             </w:pPr>
             <w:r/>
             <w:r>
@@ -5597,6 +6814,9 @@
                 <w:b/>
                 <w:color w:val="FFFFFF"/>
                 <w:sz w:val="18"/>
+                <w:rtl w:val="1"/>
+                <w:rFonts w:cs="Calibri"/>
+                <w:szCs w:val="18"/>
               </w:rPr>
               <w:t>(Rest)</w:t>
             </w:r>
@@ -5611,6 +6831,7 @@
             <w:pPr>
               <w:jc w:val="right"/>
               <w:bidi w:val="1"/>
+              <w:textDirection w:val="lrTb"/>
             </w:pPr>
             <w:r/>
             <w:r>
@@ -5619,6 +6840,9 @@
                 <w:b/>
                 <w:color w:val="FFFFFF"/>
                 <w:sz w:val="18"/>
+                <w:rtl w:val="1"/>
+                <w:rFonts w:cs="Calibri"/>
+                <w:szCs w:val="18"/>
               </w:rPr>
               <w:t>TAK</w:t>
             </w:r>
@@ -5633,6 +6857,7 @@
             <w:pPr>
               <w:jc w:val="right"/>
               <w:bidi w:val="1"/>
+              <w:textDirection w:val="lrTb"/>
             </w:pPr>
             <w:r/>
             <w:r>
@@ -5641,6 +6866,9 @@
                 <w:b/>
                 <w:color w:val="FFFFFF"/>
                 <w:sz w:val="18"/>
+                <w:rtl w:val="1"/>
+                <w:rFonts w:cs="Calibri"/>
+                <w:szCs w:val="18"/>
               </w:rPr>
               <w:t>(Rest)</w:t>
             </w:r>
@@ -5656,12 +6884,16 @@
             <w:pPr>
               <w:jc w:val="right"/>
               <w:bidi w:val="1"/>
+              <w:textDirection w:val="lrTb"/>
             </w:pPr>
             <w:r/>
             <w:r>
               <w:rPr>
                 <w:rFonts w:ascii="Calibri" w:hAnsi="Calibri"/>
                 <w:sz w:val="18"/>
+                <w:rtl w:val="1"/>
+                <w:rFonts w:cs="Calibri"/>
+                <w:szCs w:val="18"/>
               </w:rPr>
               <w:t>Noire</w:t>
             </w:r>
@@ -5675,12 +6907,16 @@
             <w:pPr>
               <w:jc w:val="right"/>
               <w:bidi w:val="1"/>
+              <w:textDirection w:val="lrTb"/>
             </w:pPr>
             <w:r/>
             <w:r>
               <w:rPr>
                 <w:rFonts w:ascii="Calibri" w:hAnsi="Calibri"/>
                 <w:sz w:val="18"/>
+                <w:rtl w:val="1"/>
+                <w:rFonts w:cs="Calibri"/>
+                <w:szCs w:val="18"/>
               </w:rPr>
               <w:t>Noire</w:t>
             </w:r>
@@ -5694,12 +6930,16 @@
             <w:pPr>
               <w:jc w:val="right"/>
               <w:bidi w:val="1"/>
+              <w:textDirection w:val="lrTb"/>
             </w:pPr>
             <w:r/>
             <w:r>
               <w:rPr>
                 <w:rFonts w:ascii="Calibri" w:hAnsi="Calibri"/>
                 <w:sz w:val="18"/>
+                <w:rtl w:val="1"/>
+                <w:rFonts w:cs="Calibri"/>
+                <w:szCs w:val="18"/>
               </w:rPr>
               <w:t>(Noire Rest)</w:t>
             </w:r>
@@ -5713,12 +6953,16 @@
             <w:pPr>
               <w:jc w:val="right"/>
               <w:bidi w:val="1"/>
+              <w:textDirection w:val="lrTb"/>
             </w:pPr>
             <w:r/>
             <w:r>
               <w:rPr>
                 <w:rFonts w:ascii="Calibri" w:hAnsi="Calibri"/>
                 <w:sz w:val="18"/>
+                <w:rtl w:val="1"/>
+                <w:rFonts w:cs="Calibri"/>
+                <w:szCs w:val="18"/>
               </w:rPr>
               <w:t>Noire</w:t>
             </w:r>
@@ -5732,12 +6976,16 @@
             <w:pPr>
               <w:jc w:val="right"/>
               <w:bidi w:val="1"/>
+              <w:textDirection w:val="lrTb"/>
             </w:pPr>
             <w:r/>
             <w:r>
               <w:rPr>
                 <w:rFonts w:ascii="Calibri" w:hAnsi="Calibri"/>
                 <w:sz w:val="18"/>
+                <w:rtl w:val="1"/>
+                <w:rFonts w:cs="Calibri"/>
+                <w:szCs w:val="18"/>
               </w:rPr>
               <w:t>(Noire Rest)</w:t>
             </w:r>
@@ -5749,6 +6997,7 @@
       <w:pPr>
         <w:jc w:val="right"/>
         <w:bidi w:val="1"/>
+        <w:textDirection w:val="lrTb"/>
       </w:pPr>
       <w:r>
         <w:rPr>
@@ -5756,6 +7005,9 @@
           <w:b/>
           <w:color w:val="445588"/>
           <w:sz w:val="24"/>
+          <w:rtl w:val="1"/>
+          <w:rFonts w:cs="Calibri"/>
+          <w:szCs w:val="24"/>
         </w:rPr>
         <w:t>الحربي (Al-Harbi)</w:t>
       </w:r>
@@ -5764,11 +7016,15 @@
       <w:pPr>
         <w:bidi w:val="1"/>
         <w:jc w:val="right"/>
+        <w:textDirection w:val="lrTb"/>
       </w:pPr>
       <w:r>
         <w:rPr>
           <w:rFonts w:ascii="Calibri" w:hAnsi="Calibri"/>
           <w:sz w:val="22"/>
+          <w:rtl w:val="1"/>
+          <w:rFonts w:cs="Calibri"/>
+          <w:szCs w:val="22"/>
         </w:rPr>
         <w:t>• إيقاع حربي سريع</w:t>
       </w:r>
@@ -5777,11 +7033,15 @@
       <w:pPr>
         <w:bidi w:val="1"/>
         <w:jc w:val="right"/>
+        <w:textDirection w:val="lrTb"/>
       </w:pPr>
       <w:r>
         <w:rPr>
           <w:rFonts w:ascii="Calibri" w:hAnsi="Calibri"/>
           <w:sz w:val="22"/>
+          <w:rtl w:val="1"/>
+          <w:rFonts w:cs="Calibri"/>
+          <w:szCs w:val="22"/>
         </w:rPr>
         <w:t>• 4/4: DUM TAK DUM TAK TAK DUM TAK TAK</w:t>
       </w:r>
@@ -5790,11 +7050,15 @@
       <w:pPr>
         <w:bidi w:val="1"/>
         <w:jc w:val="right"/>
+        <w:textDirection w:val="lrTb"/>
       </w:pPr>
       <w:r>
         <w:rPr>
           <w:rFonts w:ascii="Calibri" w:hAnsi="Calibri"/>
           <w:sz w:val="22"/>
+          <w:rtl w:val="1"/>
+          <w:rFonts w:cs="Calibri"/>
+          <w:szCs w:val="22"/>
         </w:rPr>
         <w:t>• يُستخدم في الأغاني الحربية</w:t>
       </w:r>
@@ -5803,6 +7067,7 @@
       <w:pPr>
         <w:jc w:val="right"/>
         <w:bidi w:val="1"/>
+        <w:textDirection w:val="lrTb"/>
       </w:pPr>
       <w:r>
         <w:rPr>
@@ -5810,6 +7075,9 @@
           <w:b/>
           <w:color w:val="34497E"/>
           <w:sz w:val="28"/>
+          <w:rtl w:val="1"/>
+          <w:rFonts w:cs="Calibri"/>
+          <w:szCs w:val="28"/>
         </w:rPr>
         <w:t>2-8: تطبيقات عملية مع نهاوند، اختصارات، واجب، تقييم.</w:t>
       </w:r>
@@ -5823,6 +7091,7 @@
       <w:pPr>
         <w:jc w:val="center"/>
         <w:bidi w:val="1"/>
+        <w:textDirection w:val="lrTb"/>
       </w:pPr>
       <w:r>
         <w:rPr>
@@ -5830,6 +7099,9 @@
           <w:b/>
           <w:color w:val="1A1A2E"/>
           <w:sz w:val="44"/>
+          <w:rtl w:val="1"/>
+          <w:rFonts w:cs="Calibri"/>
+          <w:szCs w:val="44"/>
         </w:rPr>
         <w:t>الدرس 39 | Lesson 39</w:t>
       </w:r>
@@ -5838,6 +7110,7 @@
       <w:pPr>
         <w:jc w:val="center"/>
         <w:bidi w:val="1"/>
+        <w:textDirection w:val="lrTb"/>
       </w:pPr>
       <w:r>
         <w:rPr>
@@ -5845,6 +7118,9 @@
           <w:b/>
           <w:color w:val="2C3E6B"/>
           <w:sz w:val="36"/>
+          <w:rtl w:val="1"/>
+          <w:rFonts w:cs="Calibri"/>
+          <w:szCs w:val="36"/>
         </w:rPr>
         <w:t>الإيقاعات الخليجية – الهيوا والليوا</w:t>
       </w:r>
@@ -5853,6 +7129,7 @@
       <w:pPr>
         <w:jc w:val="center"/>
         <w:bidi w:val="1"/>
+        <w:textDirection w:val="lrTb"/>
       </w:pPr>
       <w:r>
         <w:rPr>
@@ -5860,6 +7137,9 @@
           <w:b/>
           <w:color w:val="2C3E6B"/>
           <w:sz w:val="36"/>
+          <w:rtl w:val="1"/>
+          <w:rFonts w:cs="Calibri"/>
+          <w:szCs w:val="36"/>
         </w:rPr>
         <w:t>Khaliji Rhythms – Al-Haywa and Al-Liwa</w:t>
       </w:r>
@@ -5868,6 +7148,7 @@
       <w:pPr>
         <w:jc w:val="right"/>
         <w:bidi w:val="1"/>
+        <w:textDirection w:val="lrTb"/>
       </w:pPr>
       <w:r>
         <w:rPr>
@@ -5875,6 +7156,9 @@
           <w:b/>
           <w:color w:val="34497E"/>
           <w:sz w:val="28"/>
+          <w:rtl w:val="1"/>
+          <w:rFonts w:cs="Calibri"/>
+          <w:szCs w:val="28"/>
         </w:rPr>
         <w:t>معلومات الدرس | Lesson Info</w:t>
       </w:r>
@@ -5907,6 +7191,7 @@
             <w:pPr>
               <w:jc w:val="right"/>
               <w:bidi w:val="1"/>
+              <w:textDirection w:val="lrTb"/>
             </w:pPr>
             <w:r/>
             <w:r>
@@ -5915,6 +7200,9 @@
                 <w:b/>
                 <w:color w:val="FFFFFF"/>
                 <w:sz w:val="18"/>
+                <w:rtl w:val="1"/>
+                <w:rFonts w:cs="Calibri"/>
+                <w:szCs w:val="18"/>
               </w:rPr>
               <w:t>AR</w:t>
             </w:r>
@@ -5929,6 +7217,7 @@
             <w:pPr>
               <w:jc w:val="right"/>
               <w:bidi w:val="1"/>
+              <w:textDirection w:val="lrTb"/>
             </w:pPr>
             <w:r/>
             <w:r>
@@ -5937,6 +7226,9 @@
                 <w:b/>
                 <w:color w:val="FFFFFF"/>
                 <w:sz w:val="18"/>
+                <w:rtl w:val="1"/>
+                <w:rFonts w:cs="Calibri"/>
+                <w:szCs w:val="18"/>
               </w:rPr>
               <w:t>EN</w:t>
             </w:r>
@@ -5952,12 +7244,16 @@
             <w:pPr>
               <w:jc w:val="right"/>
               <w:bidi w:val="1"/>
+              <w:textDirection w:val="lrTb"/>
             </w:pPr>
             <w:r/>
             <w:r>
               <w:rPr>
                 <w:rFonts w:ascii="Calibri" w:hAnsi="Calibri"/>
                 <w:sz w:val="18"/>
+                <w:rtl w:val="1"/>
+                <w:rFonts w:cs="Calibri"/>
+                <w:szCs w:val="18"/>
               </w:rPr>
               <w:t>رقم الدرس</w:t>
             </w:r>
@@ -5971,12 +7267,16 @@
             <w:pPr>
               <w:jc w:val="right"/>
               <w:bidi w:val="1"/>
+              <w:textDirection w:val="lrTb"/>
             </w:pPr>
             <w:r/>
             <w:r>
               <w:rPr>
                 <w:rFonts w:ascii="Calibri" w:hAnsi="Calibri"/>
                 <w:sz w:val="18"/>
+                <w:rtl w:val="1"/>
+                <w:rFonts w:cs="Calibri"/>
+                <w:szCs w:val="18"/>
               </w:rPr>
               <w:t>39</w:t>
             </w:r>
@@ -5993,12 +7293,16 @@
             <w:pPr>
               <w:jc w:val="right"/>
               <w:bidi w:val="1"/>
+              <w:textDirection w:val="lrTb"/>
             </w:pPr>
             <w:r/>
             <w:r>
               <w:rPr>
                 <w:rFonts w:ascii="Calibri" w:hAnsi="Calibri"/>
                 <w:sz w:val="18"/>
+                <w:rtl w:val="1"/>
+                <w:rFonts w:cs="Calibri"/>
+                <w:szCs w:val="18"/>
               </w:rPr>
               <w:t>عنوان عربي</w:t>
             </w:r>
@@ -6013,12 +7317,16 @@
             <w:pPr>
               <w:jc w:val="right"/>
               <w:bidi w:val="1"/>
+              <w:textDirection w:val="lrTb"/>
             </w:pPr>
             <w:r/>
             <w:r>
               <w:rPr>
                 <w:rFonts w:ascii="Calibri" w:hAnsi="Calibri"/>
                 <w:sz w:val="18"/>
+                <w:rtl w:val="1"/>
+                <w:rFonts w:cs="Calibri"/>
+                <w:szCs w:val="18"/>
               </w:rPr>
               <w:t>الهيوا والليوا</w:t>
             </w:r>
@@ -6034,12 +7342,16 @@
             <w:pPr>
               <w:jc w:val="right"/>
               <w:bidi w:val="1"/>
+              <w:textDirection w:val="lrTb"/>
             </w:pPr>
             <w:r/>
             <w:r>
               <w:rPr>
                 <w:rFonts w:ascii="Calibri" w:hAnsi="Calibri"/>
                 <w:sz w:val="18"/>
+                <w:rtl w:val="1"/>
+                <w:rFonts w:cs="Calibri"/>
+                <w:szCs w:val="18"/>
               </w:rPr>
               <w:t>English Title</w:t>
             </w:r>
@@ -6053,12 +7365,16 @@
             <w:pPr>
               <w:jc w:val="right"/>
               <w:bidi w:val="1"/>
+              <w:textDirection w:val="lrTb"/>
             </w:pPr>
             <w:r/>
             <w:r>
               <w:rPr>
                 <w:rFonts w:ascii="Calibri" w:hAnsi="Calibri"/>
                 <w:sz w:val="18"/>
+                <w:rtl w:val="1"/>
+                <w:rFonts w:cs="Calibri"/>
+                <w:szCs w:val="18"/>
               </w:rPr>
               <w:t>Al-Haywa and Al-Liwa</w:t>
             </w:r>
@@ -6075,12 +7391,16 @@
             <w:pPr>
               <w:jc w:val="right"/>
               <w:bidi w:val="1"/>
+              <w:textDirection w:val="lrTb"/>
             </w:pPr>
             <w:r/>
             <w:r>
               <w:rPr>
                 <w:rFonts w:ascii="Calibri" w:hAnsi="Calibri"/>
                 <w:sz w:val="18"/>
+                <w:rtl w:val="1"/>
+                <w:rFonts w:cs="Calibri"/>
+                <w:szCs w:val="18"/>
               </w:rPr>
               <w:t>المقام</w:t>
             </w:r>
@@ -6095,12 +7415,16 @@
             <w:pPr>
               <w:jc w:val="right"/>
               <w:bidi w:val="1"/>
+              <w:textDirection w:val="lrTb"/>
             </w:pPr>
             <w:r/>
             <w:r>
               <w:rPr>
                 <w:rFonts w:ascii="Calibri" w:hAnsi="Calibri"/>
                 <w:sz w:val="18"/>
+                <w:rtl w:val="1"/>
+                <w:rFonts w:cs="Calibri"/>
+                <w:szCs w:val="18"/>
               </w:rPr>
               <w:t>راست (Rast)</w:t>
             </w:r>
@@ -6116,12 +7440,16 @@
             <w:pPr>
               <w:jc w:val="right"/>
               <w:bidi w:val="1"/>
+              <w:textDirection w:val="lrTb"/>
             </w:pPr>
             <w:r/>
             <w:r>
               <w:rPr>
                 <w:rFonts w:ascii="Calibri" w:hAnsi="Calibri"/>
                 <w:sz w:val="18"/>
+                <w:rtl w:val="1"/>
+                <w:rFonts w:cs="Calibri"/>
+                <w:szCs w:val="18"/>
               </w:rPr>
               <w:t>الإيقاع</w:t>
             </w:r>
@@ -6135,12 +7463,16 @@
             <w:pPr>
               <w:jc w:val="right"/>
               <w:bidi w:val="1"/>
+              <w:textDirection w:val="lrTb"/>
             </w:pPr>
             <w:r/>
             <w:r>
               <w:rPr>
                 <w:rFonts w:ascii="Calibri" w:hAnsi="Calibri"/>
                 <w:sz w:val="18"/>
+                <w:rtl w:val="1"/>
+                <w:rFonts w:cs="Calibri"/>
+                <w:szCs w:val="18"/>
               </w:rPr>
               <w:t>الهيوا (2/4) + الليوا (2/4)</w:t>
             </w:r>
@@ -6152,6 +7484,7 @@
       <w:pPr>
         <w:jc w:val="right"/>
         <w:bidi w:val="1"/>
+        <w:textDirection w:val="lrTb"/>
       </w:pPr>
       <w:r>
         <w:rPr>
@@ -6159,6 +7492,9 @@
           <w:b/>
           <w:color w:val="34497E"/>
           <w:sz w:val="28"/>
+          <w:rtl w:val="1"/>
+          <w:rFonts w:cs="Calibri"/>
+          <w:szCs w:val="28"/>
         </w:rPr>
         <w:t>الأهداف</w:t>
       </w:r>
@@ -6167,11 +7503,15 @@
       <w:pPr>
         <w:bidi w:val="1"/>
         <w:jc w:val="right"/>
+        <w:textDirection w:val="lrTb"/>
       </w:pPr>
       <w:r>
         <w:rPr>
           <w:rFonts w:ascii="Calibri" w:hAnsi="Calibri"/>
           <w:sz w:val="22"/>
+          <w:rtl w:val="1"/>
+          <w:rFonts w:cs="Calibri"/>
+          <w:szCs w:val="22"/>
         </w:rPr>
         <w:t>تعريف الهيوا: إيقاع سريع خليجي</w:t>
       </w:r>
@@ -6180,11 +7520,15 @@
       <w:pPr>
         <w:bidi w:val="1"/>
         <w:jc w:val="right"/>
+        <w:textDirection w:val="lrTb"/>
       </w:pPr>
       <w:r>
         <w:rPr>
           <w:rFonts w:ascii="Calibri" w:hAnsi="Calibri"/>
           <w:sz w:val="22"/>
+          <w:rtl w:val="1"/>
+          <w:rFonts w:cs="Calibri"/>
+          <w:szCs w:val="22"/>
         </w:rPr>
         <w:t>تعريف الليوا: إيقاع شعبي من الإمارات</w:t>
       </w:r>
@@ -6193,11 +7537,15 @@
       <w:pPr>
         <w:bidi w:val="1"/>
         <w:jc w:val="right"/>
+        <w:textDirection w:val="lrTb"/>
       </w:pPr>
       <w:r>
         <w:rPr>
           <w:rFonts w:ascii="Calibri" w:hAnsi="Calibri"/>
           <w:sz w:val="22"/>
+          <w:rtl w:val="1"/>
+          <w:rFonts w:cs="Calibri"/>
+          <w:szCs w:val="22"/>
         </w:rPr>
         <w:t>تطبيق على مقام الراست</w:t>
       </w:r>
@@ -6206,11 +7554,15 @@
       <w:pPr>
         <w:bidi w:val="1"/>
         <w:jc w:val="right"/>
+        <w:textDirection w:val="lrTb"/>
       </w:pPr>
       <w:r>
         <w:rPr>
           <w:rFonts w:ascii="Calibri" w:hAnsi="Calibri"/>
           <w:sz w:val="22"/>
+          <w:rtl w:val="1"/>
+          <w:rFonts w:cs="Calibri"/>
+          <w:szCs w:val="22"/>
         </w:rPr>
         <w:t>استخدام Accents في الإيقاعات</w:t>
       </w:r>
@@ -6219,6 +7571,7 @@
       <w:pPr>
         <w:jc w:val="right"/>
         <w:bidi w:val="1"/>
+        <w:textDirection w:val="lrTb"/>
       </w:pPr>
       <w:r>
         <w:rPr>
@@ -6226,6 +7579,9 @@
           <w:b/>
           <w:color w:val="34497E"/>
           <w:sz w:val="28"/>
+          <w:rtl w:val="1"/>
+          <w:rFonts w:cs="Calibri"/>
+          <w:szCs w:val="28"/>
         </w:rPr>
         <w:t>1. النظري | Theory (10 min)</w:t>
       </w:r>
@@ -6234,6 +7590,7 @@
       <w:pPr>
         <w:jc w:val="right"/>
         <w:bidi w:val="1"/>
+        <w:textDirection w:val="lrTb"/>
       </w:pPr>
       <w:r>
         <w:rPr>
@@ -6241,6 +7598,9 @@
           <w:b/>
           <w:color w:val="445588"/>
           <w:sz w:val="24"/>
+          <w:rtl w:val="1"/>
+          <w:rFonts w:cs="Calibri"/>
+          <w:szCs w:val="24"/>
         </w:rPr>
         <w:t>الهيوا (Al-Haywa)</w:t>
       </w:r>
@@ -6249,11 +7609,15 @@
       <w:pPr>
         <w:bidi w:val="1"/>
         <w:jc w:val="right"/>
+        <w:textDirection w:val="lrTb"/>
       </w:pPr>
       <w:r>
         <w:rPr>
           <w:rFonts w:ascii="Calibri" w:hAnsi="Calibri"/>
           <w:sz w:val="22"/>
+          <w:rtl w:val="1"/>
+          <w:rFonts w:cs="Calibri"/>
+          <w:szCs w:val="22"/>
         </w:rPr>
         <w:t>• إيقاع سريع حيوي</w:t>
       </w:r>
@@ -6262,11 +7626,15 @@
       <w:pPr>
         <w:bidi w:val="1"/>
         <w:jc w:val="right"/>
+        <w:textDirection w:val="lrTb"/>
       </w:pPr>
       <w:r>
         <w:rPr>
           <w:rFonts w:ascii="Calibri" w:hAnsi="Calibri"/>
           <w:sz w:val="22"/>
+          <w:rtl w:val="1"/>
+          <w:rFonts w:cs="Calibri"/>
+          <w:szCs w:val="22"/>
         </w:rPr>
         <w:t>• 2/4: DUM TAK DUM TAK TAK</w:t>
       </w:r>
@@ -6275,11 +7643,15 @@
       <w:pPr>
         <w:bidi w:val="1"/>
         <w:jc w:val="right"/>
+        <w:textDirection w:val="lrTb"/>
       </w:pPr>
       <w:r>
         <w:rPr>
           <w:rFonts w:ascii="Calibri" w:hAnsi="Calibri"/>
           <w:sz w:val="22"/>
+          <w:rtl w:val="1"/>
+          <w:rFonts w:cs="Calibri"/>
+          <w:szCs w:val="22"/>
         </w:rPr>
         <w:t>• يُستخدم في الأغاني الشعبية الإماراتية</w:t>
       </w:r>
@@ -6315,6 +7687,7 @@
             <w:pPr>
               <w:jc w:val="right"/>
               <w:bidi w:val="1"/>
+              <w:textDirection w:val="lrTb"/>
             </w:pPr>
             <w:r/>
             <w:r>
@@ -6323,6 +7696,9 @@
                 <w:b/>
                 <w:color w:val="FFFFFF"/>
                 <w:sz w:val="18"/>
+                <w:rtl w:val="1"/>
+                <w:rFonts w:cs="Calibri"/>
+                <w:szCs w:val="18"/>
               </w:rPr>
               <w:t>DUM</w:t>
             </w:r>
@@ -6337,6 +7713,7 @@
             <w:pPr>
               <w:jc w:val="right"/>
               <w:bidi w:val="1"/>
+              <w:textDirection w:val="lrTb"/>
             </w:pPr>
             <w:r/>
             <w:r>
@@ -6345,6 +7722,9 @@
                 <w:b/>
                 <w:color w:val="FFFFFF"/>
                 <w:sz w:val="18"/>
+                <w:rtl w:val="1"/>
+                <w:rFonts w:cs="Calibri"/>
+                <w:szCs w:val="18"/>
               </w:rPr>
               <w:t>TAK</w:t>
             </w:r>
@@ -6359,6 +7739,7 @@
             <w:pPr>
               <w:jc w:val="right"/>
               <w:bidi w:val="1"/>
+              <w:textDirection w:val="lrTb"/>
             </w:pPr>
             <w:r/>
             <w:r>
@@ -6367,6 +7748,9 @@
                 <w:b/>
                 <w:color w:val="FFFFFF"/>
                 <w:sz w:val="18"/>
+                <w:rtl w:val="1"/>
+                <w:rFonts w:cs="Calibri"/>
+                <w:szCs w:val="18"/>
               </w:rPr>
               <w:t>DUM</w:t>
             </w:r>
@@ -6381,6 +7765,7 @@
             <w:pPr>
               <w:jc w:val="right"/>
               <w:bidi w:val="1"/>
+              <w:textDirection w:val="lrTb"/>
             </w:pPr>
             <w:r/>
             <w:r>
@@ -6389,6 +7774,9 @@
                 <w:b/>
                 <w:color w:val="FFFFFF"/>
                 <w:sz w:val="18"/>
+                <w:rtl w:val="1"/>
+                <w:rFonts w:cs="Calibri"/>
+                <w:szCs w:val="18"/>
               </w:rPr>
               <w:t>TAK</w:t>
             </w:r>
@@ -6403,6 +7791,7 @@
             <w:pPr>
               <w:jc w:val="right"/>
               <w:bidi w:val="1"/>
+              <w:textDirection w:val="lrTb"/>
             </w:pPr>
             <w:r/>
             <w:r>
@@ -6411,6 +7800,9 @@
                 <w:b/>
                 <w:color w:val="FFFFFF"/>
                 <w:sz w:val="18"/>
+                <w:rtl w:val="1"/>
+                <w:rFonts w:cs="Calibri"/>
+                <w:szCs w:val="18"/>
               </w:rPr>
               <w:t>TAK</w:t>
             </w:r>
@@ -6426,12 +7818,16 @@
             <w:pPr>
               <w:jc w:val="right"/>
               <w:bidi w:val="1"/>
+              <w:textDirection w:val="lrTb"/>
             </w:pPr>
             <w:r/>
             <w:r>
               <w:rPr>
                 <w:rFonts w:ascii="Calibri" w:hAnsi="Calibri"/>
                 <w:sz w:val="18"/>
+                <w:rtl w:val="1"/>
+                <w:rFonts w:cs="Calibri"/>
+                <w:szCs w:val="18"/>
               </w:rPr>
               <w:t>Noire</w:t>
             </w:r>
@@ -6445,12 +7841,16 @@
             <w:pPr>
               <w:jc w:val="right"/>
               <w:bidi w:val="1"/>
+              <w:textDirection w:val="lrTb"/>
             </w:pPr>
             <w:r/>
             <w:r>
               <w:rPr>
                 <w:rFonts w:ascii="Calibri" w:hAnsi="Calibri"/>
                 <w:sz w:val="18"/>
+                <w:rtl w:val="1"/>
+                <w:rFonts w:cs="Calibri"/>
+                <w:szCs w:val="18"/>
               </w:rPr>
               <w:t>Noire</w:t>
             </w:r>
@@ -6464,12 +7864,16 @@
             <w:pPr>
               <w:jc w:val="right"/>
               <w:bidi w:val="1"/>
+              <w:textDirection w:val="lrTb"/>
             </w:pPr>
             <w:r/>
             <w:r>
               <w:rPr>
                 <w:rFonts w:ascii="Calibri" w:hAnsi="Calibri"/>
                 <w:sz w:val="18"/>
+                <w:rtl w:val="1"/>
+                <w:rFonts w:cs="Calibri"/>
+                <w:szCs w:val="18"/>
               </w:rPr>
               <w:t>Noire</w:t>
             </w:r>
@@ -6483,12 +7887,16 @@
             <w:pPr>
               <w:jc w:val="right"/>
               <w:bidi w:val="1"/>
+              <w:textDirection w:val="lrTb"/>
             </w:pPr>
             <w:r/>
             <w:r>
               <w:rPr>
                 <w:rFonts w:ascii="Calibri" w:hAnsi="Calibri"/>
                 <w:sz w:val="18"/>
+                <w:rtl w:val="1"/>
+                <w:rFonts w:cs="Calibri"/>
+                <w:szCs w:val="18"/>
               </w:rPr>
               <w:t>Croche</w:t>
             </w:r>
@@ -6502,12 +7910,16 @@
             <w:pPr>
               <w:jc w:val="right"/>
               <w:bidi w:val="1"/>
+              <w:textDirection w:val="lrTb"/>
             </w:pPr>
             <w:r/>
             <w:r>
               <w:rPr>
                 <w:rFonts w:ascii="Calibri" w:hAnsi="Calibri"/>
                 <w:sz w:val="18"/>
+                <w:rtl w:val="1"/>
+                <w:rFonts w:cs="Calibri"/>
+                <w:szCs w:val="18"/>
               </w:rPr>
               <w:t>Croche</w:t>
             </w:r>
@@ -6519,6 +7931,7 @@
       <w:pPr>
         <w:jc w:val="right"/>
         <w:bidi w:val="1"/>
+        <w:textDirection w:val="lrTb"/>
       </w:pPr>
       <w:r>
         <w:rPr>
@@ -6526,6 +7939,9 @@
           <w:b/>
           <w:color w:val="445588"/>
           <w:sz w:val="24"/>
+          <w:rtl w:val="1"/>
+          <w:rFonts w:cs="Calibri"/>
+          <w:szCs w:val="24"/>
         </w:rPr>
         <w:t>الليوا (Al-Liwa)</w:t>
       </w:r>
@@ -6534,11 +7950,15 @@
       <w:pPr>
         <w:bidi w:val="1"/>
         <w:jc w:val="right"/>
+        <w:textDirection w:val="lrTb"/>
       </w:pPr>
       <w:r>
         <w:rPr>
           <w:rFonts w:ascii="Calibri" w:hAnsi="Calibri"/>
           <w:sz w:val="22"/>
+          <w:rtl w:val="1"/>
+          <w:rFonts w:cs="Calibri"/>
+          <w:szCs w:val="22"/>
         </w:rPr>
         <w:t>• إيقاع أفريقي-خليجي</w:t>
       </w:r>
@@ -6547,11 +7967,15 @@
       <w:pPr>
         <w:bidi w:val="1"/>
         <w:jc w:val="right"/>
+        <w:textDirection w:val="lrTb"/>
       </w:pPr>
       <w:r>
         <w:rPr>
           <w:rFonts w:ascii="Calibri" w:hAnsi="Calibri"/>
           <w:sz w:val="22"/>
+          <w:rtl w:val="1"/>
+          <w:rFonts w:cs="Calibri"/>
+          <w:szCs w:val="22"/>
         </w:rPr>
         <w:t>• 2/4 إيقاع متكرر قوي</w:t>
       </w:r>
@@ -6560,11 +7984,15 @@
       <w:pPr>
         <w:bidi w:val="1"/>
         <w:jc w:val="right"/>
+        <w:textDirection w:val="lrTb"/>
       </w:pPr>
       <w:r>
         <w:rPr>
           <w:rFonts w:ascii="Calibri" w:hAnsi="Calibri"/>
           <w:sz w:val="22"/>
+          <w:rtl w:val="1"/>
+          <w:rFonts w:cs="Calibri"/>
+          <w:szCs w:val="22"/>
         </w:rPr>
         <w:t>• أصل: شرق أفريقيا → الخليج</w:t>
       </w:r>
@@ -6573,6 +8001,7 @@
       <w:pPr>
         <w:jc w:val="right"/>
         <w:bidi w:val="1"/>
+        <w:textDirection w:val="lrTb"/>
       </w:pPr>
       <w:r>
         <w:rPr>
@@ -6580,6 +8009,9 @@
           <w:b/>
           <w:color w:val="34497E"/>
           <w:sz w:val="28"/>
+          <w:rtl w:val="1"/>
+          <w:rFonts w:cs="Calibri"/>
+          <w:szCs w:val="28"/>
         </w:rPr>
         <w:t>2-8: تطبيقات مع راست، مقارنة، اختبار إيقاعي.</w:t>
       </w:r>
@@ -6593,6 +8025,7 @@
       <w:pPr>
         <w:jc w:val="center"/>
         <w:bidi w:val="1"/>
+        <w:textDirection w:val="lrTb"/>
       </w:pPr>
       <w:r>
         <w:rPr>
@@ -6600,6 +8033,9 @@
           <w:b/>
           <w:color w:val="1A1A2E"/>
           <w:sz w:val="44"/>
+          <w:rtl w:val="1"/>
+          <w:rFonts w:cs="Calibri"/>
+          <w:szCs w:val="44"/>
         </w:rPr>
         <w:t>الدرس 40 | Lesson 40</w:t>
       </w:r>
@@ -6608,6 +8044,7 @@
       <w:pPr>
         <w:jc w:val="center"/>
         <w:bidi w:val="1"/>
+        <w:textDirection w:val="lrTb"/>
       </w:pPr>
       <w:r>
         <w:rPr>
@@ -6615,6 +8052,9 @@
           <w:b/>
           <w:color w:val="2C3E6B"/>
           <w:sz w:val="36"/>
+          <w:rtl w:val="1"/>
+          <w:rFonts w:cs="Calibri"/>
+          <w:szCs w:val="36"/>
         </w:rPr>
         <w:t>الإيقاعات الخليجية – البستة والمعلاية</w:t>
       </w:r>
@@ -6623,6 +8063,7 @@
       <w:pPr>
         <w:jc w:val="center"/>
         <w:bidi w:val="1"/>
+        <w:textDirection w:val="lrTb"/>
       </w:pPr>
       <w:r>
         <w:rPr>
@@ -6630,6 +8071,9 @@
           <w:b/>
           <w:color w:val="2C3E6B"/>
           <w:sz w:val="36"/>
+          <w:rtl w:val="1"/>
+          <w:rFonts w:cs="Calibri"/>
+          <w:szCs w:val="36"/>
         </w:rPr>
         <w:t>Khaliji Rhythms – Al-Basta and Al-Ma'laya</w:t>
       </w:r>
@@ -6638,6 +8082,7 @@
       <w:pPr>
         <w:jc w:val="right"/>
         <w:bidi w:val="1"/>
+        <w:textDirection w:val="lrTb"/>
       </w:pPr>
       <w:r>
         <w:rPr>
@@ -6645,6 +8090,9 @@
           <w:b/>
           <w:color w:val="34497E"/>
           <w:sz w:val="28"/>
+          <w:rtl w:val="1"/>
+          <w:rFonts w:cs="Calibri"/>
+          <w:szCs w:val="28"/>
         </w:rPr>
         <w:t>معلومات الدرس | Lesson Info</w:t>
       </w:r>
@@ -6677,6 +8125,7 @@
             <w:pPr>
               <w:jc w:val="right"/>
               <w:bidi w:val="1"/>
+              <w:textDirection w:val="lrTb"/>
             </w:pPr>
             <w:r/>
             <w:r>
@@ -6685,6 +8134,9 @@
                 <w:b/>
                 <w:color w:val="FFFFFF"/>
                 <w:sz w:val="18"/>
+                <w:rtl w:val="1"/>
+                <w:rFonts w:cs="Calibri"/>
+                <w:szCs w:val="18"/>
               </w:rPr>
               <w:t>AR</w:t>
             </w:r>
@@ -6699,6 +8151,7 @@
             <w:pPr>
               <w:jc w:val="right"/>
               <w:bidi w:val="1"/>
+              <w:textDirection w:val="lrTb"/>
             </w:pPr>
             <w:r/>
             <w:r>
@@ -6707,6 +8160,9 @@
                 <w:b/>
                 <w:color w:val="FFFFFF"/>
                 <w:sz w:val="18"/>
+                <w:rtl w:val="1"/>
+                <w:rFonts w:cs="Calibri"/>
+                <w:szCs w:val="18"/>
               </w:rPr>
               <w:t>EN</w:t>
             </w:r>
@@ -6722,12 +8178,16 @@
             <w:pPr>
               <w:jc w:val="right"/>
               <w:bidi w:val="1"/>
+              <w:textDirection w:val="lrTb"/>
             </w:pPr>
             <w:r/>
             <w:r>
               <w:rPr>
                 <w:rFonts w:ascii="Calibri" w:hAnsi="Calibri"/>
                 <w:sz w:val="18"/>
+                <w:rtl w:val="1"/>
+                <w:rFonts w:cs="Calibri"/>
+                <w:szCs w:val="18"/>
               </w:rPr>
               <w:t>رقم الدرس</w:t>
             </w:r>
@@ -6741,12 +8201,16 @@
             <w:pPr>
               <w:jc w:val="right"/>
               <w:bidi w:val="1"/>
+              <w:textDirection w:val="lrTb"/>
             </w:pPr>
             <w:r/>
             <w:r>
               <w:rPr>
                 <w:rFonts w:ascii="Calibri" w:hAnsi="Calibri"/>
                 <w:sz w:val="18"/>
+                <w:rtl w:val="1"/>
+                <w:rFonts w:cs="Calibri"/>
+                <w:szCs w:val="18"/>
               </w:rPr>
               <w:t>40</w:t>
             </w:r>
@@ -6763,12 +8227,16 @@
             <w:pPr>
               <w:jc w:val="right"/>
               <w:bidi w:val="1"/>
+              <w:textDirection w:val="lrTb"/>
             </w:pPr>
             <w:r/>
             <w:r>
               <w:rPr>
                 <w:rFonts w:ascii="Calibri" w:hAnsi="Calibri"/>
                 <w:sz w:val="18"/>
+                <w:rtl w:val="1"/>
+                <w:rFonts w:cs="Calibri"/>
+                <w:szCs w:val="18"/>
               </w:rPr>
               <w:t>عنوان عربي</w:t>
             </w:r>
@@ -6783,12 +8251,16 @@
             <w:pPr>
               <w:jc w:val="right"/>
               <w:bidi w:val="1"/>
+              <w:textDirection w:val="lrTb"/>
             </w:pPr>
             <w:r/>
             <w:r>
               <w:rPr>
                 <w:rFonts w:ascii="Calibri" w:hAnsi="Calibri"/>
                 <w:sz w:val="18"/>
+                <w:rtl w:val="1"/>
+                <w:rFonts w:cs="Calibri"/>
+                <w:szCs w:val="18"/>
               </w:rPr>
               <w:t>البستة والمعلاية</w:t>
             </w:r>
@@ -6804,12 +8276,16 @@
             <w:pPr>
               <w:jc w:val="right"/>
               <w:bidi w:val="1"/>
+              <w:textDirection w:val="lrTb"/>
             </w:pPr>
             <w:r/>
             <w:r>
               <w:rPr>
                 <w:rFonts w:ascii="Calibri" w:hAnsi="Calibri"/>
                 <w:sz w:val="18"/>
+                <w:rtl w:val="1"/>
+                <w:rFonts w:cs="Calibri"/>
+                <w:szCs w:val="18"/>
               </w:rPr>
               <w:t>English Title</w:t>
             </w:r>
@@ -6823,12 +8299,16 @@
             <w:pPr>
               <w:jc w:val="right"/>
               <w:bidi w:val="1"/>
+              <w:textDirection w:val="lrTb"/>
             </w:pPr>
             <w:r/>
             <w:r>
               <w:rPr>
                 <w:rFonts w:ascii="Calibri" w:hAnsi="Calibri"/>
                 <w:sz w:val="18"/>
+                <w:rtl w:val="1"/>
+                <w:rFonts w:cs="Calibri"/>
+                <w:szCs w:val="18"/>
               </w:rPr>
               <w:t>Al-Basta and Al-Ma'laya</w:t>
             </w:r>
@@ -6845,12 +8325,16 @@
             <w:pPr>
               <w:jc w:val="right"/>
               <w:bidi w:val="1"/>
+              <w:textDirection w:val="lrTb"/>
             </w:pPr>
             <w:r/>
             <w:r>
               <w:rPr>
                 <w:rFonts w:ascii="Calibri" w:hAnsi="Calibri"/>
                 <w:sz w:val="18"/>
+                <w:rtl w:val="1"/>
+                <w:rFonts w:cs="Calibri"/>
+                <w:szCs w:val="18"/>
               </w:rPr>
               <w:t>المقام</w:t>
             </w:r>
@@ -6865,12 +8349,16 @@
             <w:pPr>
               <w:jc w:val="right"/>
               <w:bidi w:val="1"/>
+              <w:textDirection w:val="lrTb"/>
             </w:pPr>
             <w:r/>
             <w:r>
               <w:rPr>
                 <w:rFonts w:ascii="Calibri" w:hAnsi="Calibri"/>
                 <w:sz w:val="18"/>
+                <w:rtl w:val="1"/>
+                <w:rFonts w:cs="Calibri"/>
+                <w:szCs w:val="18"/>
               </w:rPr>
               <w:t>بياتي (Bayati)</w:t>
             </w:r>
@@ -6886,12 +8374,16 @@
             <w:pPr>
               <w:jc w:val="right"/>
               <w:bidi w:val="1"/>
+              <w:textDirection w:val="lrTb"/>
             </w:pPr>
             <w:r/>
             <w:r>
               <w:rPr>
                 <w:rFonts w:ascii="Calibri" w:hAnsi="Calibri"/>
                 <w:sz w:val="18"/>
+                <w:rtl w:val="1"/>
+                <w:rFonts w:cs="Calibri"/>
+                <w:szCs w:val="18"/>
               </w:rPr>
               <w:t>الإيقاع</w:t>
             </w:r>
@@ -6905,12 +8397,16 @@
             <w:pPr>
               <w:jc w:val="right"/>
               <w:bidi w:val="1"/>
+              <w:textDirection w:val="lrTb"/>
             </w:pPr>
             <w:r/>
             <w:r>
               <w:rPr>
                 <w:rFonts w:ascii="Calibri" w:hAnsi="Calibri"/>
                 <w:sz w:val="18"/>
+                <w:rtl w:val="1"/>
+                <w:rFonts w:cs="Calibri"/>
+                <w:szCs w:val="18"/>
               </w:rPr>
               <w:t>البستة (4/4) + المعلاية (4/4)</w:t>
             </w:r>
@@ -6922,6 +8418,7 @@
       <w:pPr>
         <w:jc w:val="right"/>
         <w:bidi w:val="1"/>
+        <w:textDirection w:val="lrTb"/>
       </w:pPr>
       <w:r>
         <w:rPr>
@@ -6929,6 +8426,9 @@
           <w:b/>
           <w:color w:val="34497E"/>
           <w:sz w:val="28"/>
+          <w:rtl w:val="1"/>
+          <w:rFonts w:cs="Calibri"/>
+          <w:szCs w:val="28"/>
         </w:rPr>
         <w:t>الأهداف</w:t>
       </w:r>
@@ -6937,11 +8437,15 @@
       <w:pPr>
         <w:bidi w:val="1"/>
         <w:jc w:val="right"/>
+        <w:textDirection w:val="lrTb"/>
       </w:pPr>
       <w:r>
         <w:rPr>
           <w:rFonts w:ascii="Calibri" w:hAnsi="Calibri"/>
           <w:sz w:val="22"/>
+          <w:rtl w:val="1"/>
+          <w:rFonts w:cs="Calibri"/>
+          <w:szCs w:val="22"/>
         </w:rPr>
         <w:t>تعريف البستة: إيقاع إماراتي شعبي</w:t>
       </w:r>
@@ -6950,11 +8454,15 @@
       <w:pPr>
         <w:bidi w:val="1"/>
         <w:jc w:val="right"/>
+        <w:textDirection w:val="lrTb"/>
       </w:pPr>
       <w:r>
         <w:rPr>
           <w:rFonts w:ascii="Calibri" w:hAnsi="Calibri"/>
           <w:sz w:val="22"/>
+          <w:rtl w:val="1"/>
+          <w:rFonts w:cs="Calibri"/>
+          <w:szCs w:val="22"/>
         </w:rPr>
         <w:t>تعريف المعلاية: إيقاع يمني-خليجي</w:t>
       </w:r>
@@ -6963,11 +8471,15 @@
       <w:pPr>
         <w:bidi w:val="1"/>
         <w:jc w:val="right"/>
+        <w:textDirection w:val="lrTb"/>
       </w:pPr>
       <w:r>
         <w:rPr>
           <w:rFonts w:ascii="Calibri" w:hAnsi="Calibri"/>
           <w:sz w:val="22"/>
+          <w:rtl w:val="1"/>
+          <w:rFonts w:cs="Calibri"/>
+          <w:szCs w:val="22"/>
         </w:rPr>
         <w:t>تطبيق على مقام البياتي</w:t>
       </w:r>
@@ -6976,11 +8488,15 @@
       <w:pPr>
         <w:bidi w:val="1"/>
         <w:jc w:val="right"/>
+        <w:textDirection w:val="lrTb"/>
       </w:pPr>
       <w:r>
         <w:rPr>
           <w:rFonts w:ascii="Calibri" w:hAnsi="Calibri"/>
           <w:sz w:val="22"/>
+          <w:rtl w:val="1"/>
+          <w:rFonts w:cs="Calibri"/>
+          <w:szCs w:val="22"/>
         </w:rPr>
         <w:t>مشروع خليجي مصغر</w:t>
       </w:r>
@@ -6989,6 +8505,7 @@
       <w:pPr>
         <w:jc w:val="right"/>
         <w:bidi w:val="1"/>
+        <w:textDirection w:val="lrTb"/>
       </w:pPr>
       <w:r>
         <w:rPr>
@@ -6996,6 +8513,9 @@
           <w:b/>
           <w:color w:val="34497E"/>
           <w:sz w:val="28"/>
+          <w:rtl w:val="1"/>
+          <w:rFonts w:cs="Calibri"/>
+          <w:szCs w:val="28"/>
         </w:rPr>
         <w:t>1. النظري | Theory (10 min)</w:t>
       </w:r>
@@ -7004,6 +8524,7 @@
       <w:pPr>
         <w:jc w:val="right"/>
         <w:bidi w:val="1"/>
+        <w:textDirection w:val="lrTb"/>
       </w:pPr>
       <w:r>
         <w:rPr>
@@ -7011,6 +8532,9 @@
           <w:b/>
           <w:color w:val="445588"/>
           <w:sz w:val="24"/>
+          <w:rtl w:val="1"/>
+          <w:rFonts w:cs="Calibri"/>
+          <w:szCs w:val="24"/>
         </w:rPr>
         <w:t>البستة (Al-Basta)</w:t>
       </w:r>
@@ -7019,11 +8543,15 @@
       <w:pPr>
         <w:bidi w:val="1"/>
         <w:jc w:val="right"/>
+        <w:textDirection w:val="lrTb"/>
       </w:pPr>
       <w:r>
         <w:rPr>
           <w:rFonts w:ascii="Calibri" w:hAnsi="Calibri"/>
           <w:sz w:val="22"/>
+          <w:rtl w:val="1"/>
+          <w:rFonts w:cs="Calibri"/>
+          <w:szCs w:val="22"/>
         </w:rPr>
         <w:t>• إيقاع إماراتي تقليدي</w:t>
       </w:r>
@@ -7032,11 +8560,15 @@
       <w:pPr>
         <w:bidi w:val="1"/>
         <w:jc w:val="right"/>
+        <w:textDirection w:val="lrTb"/>
       </w:pPr>
       <w:r>
         <w:rPr>
           <w:rFonts w:ascii="Calibri" w:hAnsi="Calibri"/>
           <w:sz w:val="22"/>
+          <w:rtl w:val="1"/>
+          <w:rFonts w:cs="Calibri"/>
+          <w:szCs w:val="22"/>
         </w:rPr>
         <w:t>• 4/4: DUM - TAK - DUM TAK - TAK</w:t>
       </w:r>
@@ -7045,11 +8577,15 @@
       <w:pPr>
         <w:bidi w:val="1"/>
         <w:jc w:val="right"/>
+        <w:textDirection w:val="lrTb"/>
       </w:pPr>
       <w:r>
         <w:rPr>
           <w:rFonts w:ascii="Calibri" w:hAnsi="Calibri"/>
           <w:sz w:val="22"/>
+          <w:rtl w:val="1"/>
+          <w:rFonts w:cs="Calibri"/>
+          <w:szCs w:val="22"/>
         </w:rPr>
         <w:t>• يُستخدم في الرقصات الإماراتية</w:t>
       </w:r>
@@ -7088,6 +8624,7 @@
             <w:pPr>
               <w:jc w:val="right"/>
               <w:bidi w:val="1"/>
+              <w:textDirection w:val="lrTb"/>
             </w:pPr>
             <w:r/>
             <w:r>
@@ -7096,6 +8633,9 @@
                 <w:b/>
                 <w:color w:val="FFFFFF"/>
                 <w:sz w:val="18"/>
+                <w:rtl w:val="1"/>
+                <w:rFonts w:cs="Calibri"/>
+                <w:szCs w:val="18"/>
               </w:rPr>
               <w:t>DUM</w:t>
             </w:r>
@@ -7110,6 +8650,7 @@
             <w:pPr>
               <w:jc w:val="right"/>
               <w:bidi w:val="1"/>
+              <w:textDirection w:val="lrTb"/>
             </w:pPr>
             <w:r/>
             <w:r>
@@ -7118,6 +8659,9 @@
                 <w:b/>
                 <w:color w:val="FFFFFF"/>
                 <w:sz w:val="18"/>
+                <w:rtl w:val="1"/>
+                <w:rFonts w:cs="Calibri"/>
+                <w:szCs w:val="18"/>
               </w:rPr>
               <w:t>(Rest)</w:t>
             </w:r>
@@ -7132,6 +8676,7 @@
             <w:pPr>
               <w:jc w:val="right"/>
               <w:bidi w:val="1"/>
+              <w:textDirection w:val="lrTb"/>
             </w:pPr>
             <w:r/>
             <w:r>
@@ -7140,6 +8685,9 @@
                 <w:b/>
                 <w:color w:val="FFFFFF"/>
                 <w:sz w:val="18"/>
+                <w:rtl w:val="1"/>
+                <w:rFonts w:cs="Calibri"/>
+                <w:szCs w:val="18"/>
               </w:rPr>
               <w:t>TAK</w:t>
             </w:r>
@@ -7154,6 +8702,7 @@
             <w:pPr>
               <w:jc w:val="right"/>
               <w:bidi w:val="1"/>
+              <w:textDirection w:val="lrTb"/>
             </w:pPr>
             <w:r/>
             <w:r>
@@ -7162,6 +8711,9 @@
                 <w:b/>
                 <w:color w:val="FFFFFF"/>
                 <w:sz w:val="18"/>
+                <w:rtl w:val="1"/>
+                <w:rFonts w:cs="Calibri"/>
+                <w:szCs w:val="18"/>
               </w:rPr>
               <w:t>(Rest)</w:t>
             </w:r>
@@ -7176,6 +8728,7 @@
             <w:pPr>
               <w:jc w:val="right"/>
               <w:bidi w:val="1"/>
+              <w:textDirection w:val="lrTb"/>
             </w:pPr>
             <w:r/>
             <w:r>
@@ -7184,6 +8737,9 @@
                 <w:b/>
                 <w:color w:val="FFFFFF"/>
                 <w:sz w:val="18"/>
+                <w:rtl w:val="1"/>
+                <w:rFonts w:cs="Calibri"/>
+                <w:szCs w:val="18"/>
               </w:rPr>
               <w:t>DUM</w:t>
             </w:r>
@@ -7198,6 +8754,7 @@
             <w:pPr>
               <w:jc w:val="right"/>
               <w:bidi w:val="1"/>
+              <w:textDirection w:val="lrTb"/>
             </w:pPr>
             <w:r/>
             <w:r>
@@ -7206,6 +8763,9 @@
                 <w:b/>
                 <w:color w:val="FFFFFF"/>
                 <w:sz w:val="18"/>
+                <w:rtl w:val="1"/>
+                <w:rFonts w:cs="Calibri"/>
+                <w:szCs w:val="18"/>
               </w:rPr>
               <w:t>TAK</w:t>
             </w:r>
@@ -7220,6 +8780,7 @@
             <w:pPr>
               <w:jc w:val="right"/>
               <w:bidi w:val="1"/>
+              <w:textDirection w:val="lrTb"/>
             </w:pPr>
             <w:r/>
             <w:r>
@@ -7228,6 +8789,9 @@
                 <w:b/>
                 <w:color w:val="FFFFFF"/>
                 <w:sz w:val="18"/>
+                <w:rtl w:val="1"/>
+                <w:rFonts w:cs="Calibri"/>
+                <w:szCs w:val="18"/>
               </w:rPr>
               <w:t>TAK</w:t>
             </w:r>
@@ -7242,6 +8806,7 @@
             <w:pPr>
               <w:jc w:val="right"/>
               <w:bidi w:val="1"/>
+              <w:textDirection w:val="lrTb"/>
             </w:pPr>
             <w:r/>
             <w:r>
@@ -7250,6 +8815,9 @@
                 <w:b/>
                 <w:color w:val="FFFFFF"/>
                 <w:sz w:val="18"/>
+                <w:rtl w:val="1"/>
+                <w:rFonts w:cs="Calibri"/>
+                <w:szCs w:val="18"/>
               </w:rPr>
               <w:t>(Rest)</w:t>
             </w:r>
@@ -7265,12 +8833,16 @@
             <w:pPr>
               <w:jc w:val="right"/>
               <w:bidi w:val="1"/>
+              <w:textDirection w:val="lrTb"/>
             </w:pPr>
             <w:r/>
             <w:r>
               <w:rPr>
                 <w:rFonts w:ascii="Calibri" w:hAnsi="Calibri"/>
                 <w:sz w:val="18"/>
+                <w:rtl w:val="1"/>
+                <w:rFonts w:cs="Calibri"/>
+                <w:szCs w:val="18"/>
               </w:rPr>
               <w:t>Noire</w:t>
             </w:r>
@@ -7284,12 +8856,16 @@
             <w:pPr>
               <w:jc w:val="right"/>
               <w:bidi w:val="1"/>
+              <w:textDirection w:val="lrTb"/>
             </w:pPr>
             <w:r/>
             <w:r>
               <w:rPr>
                 <w:rFonts w:ascii="Calibri" w:hAnsi="Calibri"/>
                 <w:sz w:val="18"/>
+                <w:rtl w:val="1"/>
+                <w:rFonts w:cs="Calibri"/>
+                <w:szCs w:val="18"/>
               </w:rPr>
               <w:t>Noire Rest</w:t>
             </w:r>
@@ -7303,12 +8879,16 @@
             <w:pPr>
               <w:jc w:val="right"/>
               <w:bidi w:val="1"/>
+              <w:textDirection w:val="lrTb"/>
             </w:pPr>
             <w:r/>
             <w:r>
               <w:rPr>
                 <w:rFonts w:ascii="Calibri" w:hAnsi="Calibri"/>
                 <w:sz w:val="18"/>
+                <w:rtl w:val="1"/>
+                <w:rFonts w:cs="Calibri"/>
+                <w:szCs w:val="18"/>
               </w:rPr>
               <w:t>Noire</w:t>
             </w:r>
@@ -7322,12 +8902,16 @@
             <w:pPr>
               <w:jc w:val="right"/>
               <w:bidi w:val="1"/>
+              <w:textDirection w:val="lrTb"/>
             </w:pPr>
             <w:r/>
             <w:r>
               <w:rPr>
                 <w:rFonts w:ascii="Calibri" w:hAnsi="Calibri"/>
                 <w:sz w:val="18"/>
+                <w:rtl w:val="1"/>
+                <w:rFonts w:cs="Calibri"/>
+                <w:szCs w:val="18"/>
               </w:rPr>
               <w:t>Noire Rest</w:t>
             </w:r>
@@ -7341,12 +8925,16 @@
             <w:pPr>
               <w:jc w:val="right"/>
               <w:bidi w:val="1"/>
+              <w:textDirection w:val="lrTb"/>
             </w:pPr>
             <w:r/>
             <w:r>
               <w:rPr>
                 <w:rFonts w:ascii="Calibri" w:hAnsi="Calibri"/>
                 <w:sz w:val="18"/>
+                <w:rtl w:val="1"/>
+                <w:rFonts w:cs="Calibri"/>
+                <w:szCs w:val="18"/>
               </w:rPr>
               <w:t>Noire</w:t>
             </w:r>
@@ -7360,12 +8948,16 @@
             <w:pPr>
               <w:jc w:val="right"/>
               <w:bidi w:val="1"/>
+              <w:textDirection w:val="lrTb"/>
             </w:pPr>
             <w:r/>
             <w:r>
               <w:rPr>
                 <w:rFonts w:ascii="Calibri" w:hAnsi="Calibri"/>
                 <w:sz w:val="18"/>
+                <w:rtl w:val="1"/>
+                <w:rFonts w:cs="Calibri"/>
+                <w:szCs w:val="18"/>
               </w:rPr>
               <w:t>Croche</w:t>
             </w:r>
@@ -7379,12 +8971,16 @@
             <w:pPr>
               <w:jc w:val="right"/>
               <w:bidi w:val="1"/>
+              <w:textDirection w:val="lrTb"/>
             </w:pPr>
             <w:r/>
             <w:r>
               <w:rPr>
                 <w:rFonts w:ascii="Calibri" w:hAnsi="Calibri"/>
                 <w:sz w:val="18"/>
+                <w:rtl w:val="1"/>
+                <w:rFonts w:cs="Calibri"/>
+                <w:szCs w:val="18"/>
               </w:rPr>
               <w:t>Croche</w:t>
             </w:r>
@@ -7398,12 +8994,16 @@
             <w:pPr>
               <w:jc w:val="right"/>
               <w:bidi w:val="1"/>
+              <w:textDirection w:val="lrTb"/>
             </w:pPr>
             <w:r/>
             <w:r>
               <w:rPr>
                 <w:rFonts w:ascii="Calibri" w:hAnsi="Calibri"/>
                 <w:sz w:val="18"/>
+                <w:rtl w:val="1"/>
+                <w:rFonts w:cs="Calibri"/>
+                <w:szCs w:val="18"/>
               </w:rPr>
               <w:t>(Rest)</w:t>
             </w:r>
@@ -7415,6 +9015,7 @@
       <w:pPr>
         <w:jc w:val="right"/>
         <w:bidi w:val="1"/>
+        <w:textDirection w:val="lrTb"/>
       </w:pPr>
       <w:r>
         <w:rPr>
@@ -7422,6 +9023,9 @@
           <w:b/>
           <w:color w:val="445588"/>
           <w:sz w:val="24"/>
+          <w:rtl w:val="1"/>
+          <w:rFonts w:cs="Calibri"/>
+          <w:szCs w:val="24"/>
         </w:rPr>
         <w:t>المعلاية (Al-Ma'laya)</w:t>
       </w:r>
@@ -7430,11 +9034,15 @@
       <w:pPr>
         <w:bidi w:val="1"/>
         <w:jc w:val="right"/>
+        <w:textDirection w:val="lrTb"/>
       </w:pPr>
       <w:r>
         <w:rPr>
           <w:rFonts w:ascii="Calibri" w:hAnsi="Calibri"/>
           <w:sz w:val="22"/>
+          <w:rtl w:val="1"/>
+          <w:rFonts w:cs="Calibri"/>
+          <w:szCs w:val="22"/>
         </w:rPr>
         <w:t>• إيقاع يمني انتشر في الخليج</w:t>
       </w:r>
@@ -7443,11 +9051,15 @@
       <w:pPr>
         <w:bidi w:val="1"/>
         <w:jc w:val="right"/>
+        <w:textDirection w:val="lrTb"/>
       </w:pPr>
       <w:r>
         <w:rPr>
           <w:rFonts w:ascii="Calibri" w:hAnsi="Calibri"/>
           <w:sz w:val="22"/>
+          <w:rtl w:val="1"/>
+          <w:rFonts w:cs="Calibri"/>
+          <w:szCs w:val="22"/>
         </w:rPr>
         <w:t>• 4/4: DUM TAK TAK DUM TAK TAK DUM TAK</w:t>
       </w:r>
@@ -7456,6 +9068,7 @@
       <w:pPr>
         <w:jc w:val="right"/>
         <w:bidi w:val="1"/>
+        <w:textDirection w:val="lrTb"/>
       </w:pPr>
       <w:r>
         <w:rPr>
@@ -7463,6 +9076,9 @@
           <w:b/>
           <w:color w:val="34497E"/>
           <w:sz w:val="28"/>
+          <w:rtl w:val="1"/>
+          <w:rFonts w:cs="Calibri"/>
+          <w:szCs w:val="28"/>
         </w:rPr>
         <w:t>2-8: مشروع خليجي متكامل بمقام البياتي.</w:t>
       </w:r>

--- a/docx_output_v2/Sibelius-Semester2-Part1-Lessons-33-40.docx
+++ b/docx_output_v2/Sibelius-Semester2-Part1-Lessons-33-40.docx
@@ -9088,6 +9088,8 @@
       <w:pgSz w:w="11906" w:h="16838"/>
       <w:pgMar w:top="1134" w:right="1417" w:bottom="1134" w:left="1417" w:header="720" w:footer="720" w:gutter="0"/>
       <w:cols w:space="720"/>
+      <w:bidi w:val="1"/>
+      <w:textDirection w:val="lrTb"/>
     </w:sectPr>
   </w:body>
 </w:document>

--- a/docx_output_v2/Sibelius-Semester2-Part1-Lessons-33-40.docx
+++ b/docx_output_v2/Sibelius-Semester2-Part1-Lessons-33-40.docx
@@ -752,7 +752,7 @@
                 <w:rFonts w:cs="Calibri"/>
                 <w:szCs w:val="18"/>
               </w:rPr>
-              <w:t>بياتي (Bayati)</w:t>
+              <w:t>بياتي ‏(Bayati)‏</w:t>
             </w:r>
           </w:p>
         </w:tc>
@@ -800,7 +800,7 @@
                 <w:rFonts w:cs="Calibri"/>
                 <w:szCs w:val="18"/>
               </w:rPr>
-              <w:t>مقسوم (Maqsum) – 4/4</w:t>
+              <w:t>مقسوم ‏(Maqsum)‏ – 4/4</w:t>
             </w:r>
           </w:p>
         </w:tc>
@@ -856,7 +856,7 @@
           <w:rFonts w:cs="Calibri"/>
           <w:szCs w:val="22"/>
         </w:rPr>
-        <w:t>فهم تركيب البياتي (D مع ربع درجة)</w:t>
+        <w:t>فهم تركيب البياتي ‏(D مع ربع درجة)‏</w:t>
       </w:r>
     </w:p>
     <w:p>
@@ -909,7 +909,7 @@
           <w:rFonts w:cs="Calibri"/>
           <w:szCs w:val="28"/>
         </w:rPr>
-        <w:t>1. النظري | Theory (10 min)</w:t>
+        <w:t>1. النظري | Theory ‏(10 min)‏</w:t>
       </w:r>
     </w:p>
     <w:p>
@@ -928,7 +928,7 @@
           <w:rFonts w:cs="Calibri"/>
           <w:szCs w:val="24"/>
         </w:rPr>
-        <w:t>مقام البياتي (Bayati)</w:t>
+        <w:t>مقام البياتي ‏(Bayati)‏</w:t>
       </w:r>
     </w:p>
     <w:p>
@@ -1020,7 +1020,7 @@
           <w:rFonts w:cs="Calibri"/>
           <w:szCs w:val="22"/>
         </w:rPr>
-        <w:t>• الغماز: D (Re)</w:t>
+        <w:t>• الغماز: D ‏(Re)‏</w:t>
       </w:r>
     </w:p>
     <w:p>
@@ -1071,7 +1071,7 @@
           <w:rFonts w:cs="Calibri"/>
           <w:szCs w:val="22"/>
         </w:rPr>
-        <w:t>• العلامة المميزة: E نصف بيمول (E♭) مع ربع درجة على D</w:t>
+        <w:t>• العلامة المميزة: E نصف بيمول ‏(E♭)‏ مع ربع درجة على D</w:t>
       </w:r>
     </w:p>
     <w:p>
@@ -1187,7 +1187,7 @@
                 <w:rFonts w:cs="Calibri"/>
                 <w:szCs w:val="18"/>
               </w:rPr>
-              <w:t>نهاوند (A Minor)</w:t>
+              <w:t>نهاوند ‏(A Minor)‏</w:t>
             </w:r>
           </w:p>
         </w:tc>
@@ -1235,7 +1235,7 @@
                 <w:rFonts w:cs="Calibri"/>
                 <w:szCs w:val="18"/>
               </w:rPr>
-              <w:t>D (ربع درجة منخفض قليلاً)</w:t>
+              <w:t>D ‏(ربع درجة منخفض قليلاً)‏</w:t>
             </w:r>
           </w:p>
         </w:tc>
@@ -1308,7 +1308,7 @@
                 <w:rFonts w:cs="Calibri"/>
                 <w:szCs w:val="18"/>
               </w:rPr>
-              <w:t>E♭ (نصف بيمول)</w:t>
+              <w:t>E♭ ‏(نصف بيمول)‏</w:t>
             </w:r>
           </w:p>
         </w:tc>
@@ -1380,7 +1380,7 @@
                 <w:rFonts w:cs="Calibri"/>
                 <w:szCs w:val="18"/>
               </w:rPr>
-              <w:t>F (طبيعي)</w:t>
+              <w:t>F ‏(طبيعي)‏</w:t>
             </w:r>
           </w:p>
         </w:tc>
@@ -1499,7 +1499,7 @@
           <w:rFonts w:cs="Calibri"/>
           <w:szCs w:val="28"/>
         </w:rPr>
-        <w:t>2. التطبيق العملي | Practice (30 min)</w:t>
+        <w:t>2. التطبيق العملي | Practice ‏(30 min)‏</w:t>
       </w:r>
     </w:p>
     <w:p>
@@ -1518,7 +1518,7 @@
           <w:rFonts w:cs="Calibri"/>
           <w:szCs w:val="24"/>
         </w:rPr>
-        <w:t>تمرين 1: سلم البياتي (10 دقائق)</w:t>
+        <w:t>تمرين 1: سلم البياتي ‏(10 دقائق)‏</w:t>
       </w:r>
     </w:p>
     <w:p>
@@ -1535,7 +1535,7 @@
           <w:rFonts w:cs="Calibri"/>
           <w:szCs w:val="22"/>
         </w:rPr>
-        <w:t>Sibelius → Treble Clef → 4/4 → Key Signature فارغة (نضيف علامات يدوياً)</w:t>
+        <w:t>Sibelius → Treble Clef → 4/4 → Key Signature فارغة ‏(نضيف علامات يدوياً)‏</w:t>
       </w:r>
     </w:p>
     <w:p>
@@ -1571,9 +1571,9 @@
           <w:rFonts w:cs="Calibri"/>
           <w:szCs w:val="18"/>
         </w:rPr>
-        <w:t>مازورة 1: D E♭ F G | A B♭ C D | (صعود)</w:t>
+        <w:t>مازورة 1: D E♭ F G | A B♭ C D | ‏(صعود)‏</w:t>
         <w:br/>
-        <w:t>مازورة 2: D C B♭ A | G F E♭ D | (نزول)</w:t>
+        <w:t>مازورة 2: D C B♭ A | G F E♭ D | ‏(نزول)‏</w:t>
         <w:br/>
         <w:t>مازورة 3-4: كرر</w:t>
       </w:r>
@@ -1595,9 +1595,9 @@
         </w:rPr>
         <w:t>ملاحظة:</w:t>
         <w:br/>
-        <w:t>- D: طبيعي (ولكن في العزف الحي تكون منخفضة ربع درجة)</w:t>
+        <w:t>- D: طبيعي ‏(ولكن في العزف الحي تكون منخفضة ربع درجة)‏</w:t>
         <w:br/>
-        <w:t>- E♭: نكتبها كـ E مسطح (اضغط - بعد كتابة E)</w:t>
+        <w:t>- E♭: نكتبها كـ E مسطح ‏(اضغط - بعد كتابة E)‏</w:t>
         <w:br/>
         <w:t>- B♭: نكتبها كـ B مسطح</w:t>
       </w:r>
@@ -1618,7 +1618,7 @@
           <w:rFonts w:cs="Calibri"/>
           <w:szCs w:val="24"/>
         </w:rPr>
-        <w:t>تمرين 2: جنس البياتي (10 دقائق)</w:t>
+        <w:t>تمرين 2: جنس البياتي ‏(10 دقائق)‏</w:t>
       </w:r>
     </w:p>
     <w:p>
@@ -1667,7 +1667,7 @@
           <w:rFonts w:cs="Calibri"/>
           <w:szCs w:val="24"/>
         </w:rPr>
-        <w:t>تمرين 3: البياتي مع مقسوم (10 دقائق)</w:t>
+        <w:t>تمرين 3: البياتي مع مقسوم ‏(10 دقائق)‏</w:t>
       </w:r>
     </w:p>
     <w:p>
@@ -1686,17 +1686,17 @@
           <w:rFonts w:cs="Calibri"/>
           <w:szCs w:val="18"/>
         </w:rPr>
-        <w:t>مازورة 1: D (Noire) | (Croche Rest) D (Croche) | (مقسوم)</w:t>
+        <w:t>مازورة 1: D ‏(Noire)‏ | ‏(Croche Rest)‏ D ‏(Croche)‏ | ‏(مقسوم)‏</w:t>
         <w:br/>
-        <w:t>مازورة 2: E♭ (Noire) | F (Noire) |</w:t>
+        <w:t>مازورة 2: E♭ ‏(Noire)‏ | F ‏(Noire)‏ |</w:t>
         <w:br/>
-        <w:t>مازورة 3: G (Noire) | A (Noire) |</w:t>
+        <w:t>مازورة 3: G ‏(Noire)‏ | A ‏(Noire)‏ |</w:t>
         <w:br/>
-        <w:t>مازورة 4: B♭ (Noire) | C (Noire) |</w:t>
+        <w:t>مازورة 4: B♭ ‏(Noire)‏ | C ‏(Noire)‏ |</w:t>
         <w:br/>
-        <w:t>مازورة 5: D (Blanche) | E♭ (Noire) D (Noire) |</w:t>
+        <w:t>مازورة 5: D ‏(Blanche)‏ | E♭ ‏(Noire)‏ D ‏(Noire)‏ |</w:t>
         <w:br/>
-        <w:t>مازورة 6: C B♭ A G | F E♭ D (Noire Rest) |</w:t>
+        <w:t>مازورة 6: C B♭ A G | F E♭ D ‏(Noire Rest)‏ |</w:t>
         <w:br/>
         <w:t>مازورة 7-8: كرر</w:t>
       </w:r>
@@ -1717,7 +1717,7 @@
           <w:rFonts w:cs="Calibri"/>
           <w:szCs w:val="28"/>
         </w:rPr>
-        <w:t>3. اختصارات Sibelius (5 min)</w:t>
+        <w:t>3. اختصارات Sibelius ‏(5 min)‏</w:t>
       </w:r>
     </w:p>
     <w:tbl>
@@ -1959,7 +1959,7 @@
                 <w:rFonts w:cs="Calibri"/>
                 <w:szCs w:val="18"/>
               </w:rPr>
-              <w:t>Fermata (بديل)</w:t>
+              <w:t>Fermata ‏(بديل)‏</w:t>
             </w:r>
           </w:p>
         </w:tc>
@@ -2104,7 +2104,7 @@
                 <w:rFonts w:cs="Calibri"/>
                 <w:szCs w:val="18"/>
               </w:rPr>
-              <w:t>إظهار/إخفاء Keypad (Layout 2)</w:t>
+              <w:t>إظهار/إخفاء Keypad ‏(Layout 2)‏</w:t>
             </w:r>
           </w:p>
         </w:tc>
@@ -2197,7 +2197,7 @@
           <w:rFonts w:cs="Calibri"/>
           <w:szCs w:val="28"/>
         </w:rPr>
-        <w:t>4. مراجعة وواجب | Review &amp; HW (5 min)</w:t>
+        <w:t>4. مراجعة وواجب | Review &amp; HW ‏(5 min)‏</w:t>
       </w:r>
     </w:p>
     <w:p>
@@ -2217,7 +2217,7 @@
         </w:rPr>
         <w:t>أسئلة: 1. ما هو غماز مقام البياتي؟ 2. ما هي العلامة المميزة في البياتي؟ 3. قارن البياتي مع النهاوند.</w:t>
         <w:br/>
-        <w:t>الواجب: اكتب 12 مازورة: سلم بياتي (4) + جنس بياتي (4) + لحن بياتي مع مقسوم (4). احفظ `Lesson33_Bayati.sib`</w:t>
+        <w:t>الواجب: اكتب 12 مازورة: سلم بياتي ‏(4)‏ + جنس بياتي ‏(4)‏ + لحن بياتي مع مقسوم ‏(4)‏. احفظ `Lesson33_Bayati.sib`</w:t>
       </w:r>
     </w:p>
     <w:p>
@@ -2254,7 +2254,7 @@
           <w:rFonts w:cs="Calibri"/>
           <w:szCs w:val="22"/>
         </w:rPr>
-        <w:t>اعزف سلم البياتي: D (الوتر الرابع، عقدة 2) - E♭ (الوتر الثالث مطلق مع خفض طفيف) - F (الوتر الثالث عقدة 1) - G (الوتر الثالث، عقدة 3). لاحظ الطابع الحزين.</w:t>
+        <w:t>اعزف سلم البياتي: D ‏(الوتر الرابع، عقدة 2)‏ - E♭ ‏(الوتر الثالث مطلق مع خفض طفيف)‏ - F ‏(الوتر الثالث عقدة 1)‏ - G ‏(الوتر الثالث، عقدة 3)‏. لاحظ الطابع الحزين.</w:t>
       </w:r>
     </w:p>
     <w:p>
@@ -2292,7 +2292,7 @@
           <w:rFonts w:cs="Calibri"/>
           <w:szCs w:val="28"/>
         </w:rPr>
-        <w:t>7. مفردات: بياتي (Bayati)، نص بيمول (Half Flat)، غماز على D</w:t>
+        <w:t>7. مفردات: بياتي ‏(Bayati)‏، نص بيمول ‏(Half Flat)‏، غماز على D</w:t>
       </w:r>
     </w:p>
     <w:p>
@@ -2658,7 +2658,7 @@
                 <w:rFonts w:cs="Calibri"/>
                 <w:szCs w:val="18"/>
               </w:rPr>
-              <w:t>بياتي (Bayati)</w:t>
+              <w:t>بياتي ‏(Bayati)‏</w:t>
             </w:r>
           </w:p>
         </w:tc>
@@ -2706,7 +2706,7 @@
                 <w:rFonts w:cs="Calibri"/>
                 <w:szCs w:val="18"/>
               </w:rPr>
-              <w:t>ملفوف (Malfuf) – 2/4 + هجع (Haja) – 4/4</w:t>
+              <w:t>ملفوف ‏(Malfuf)‏ – 2/4 + هجع ‏(Haja)‏ – 4/4</w:t>
             </w:r>
           </w:p>
         </w:tc>
@@ -2815,7 +2815,7 @@
           <w:rFonts w:cs="Calibri"/>
           <w:szCs w:val="28"/>
         </w:rPr>
-        <w:t>1. النظري | Theory (10 min)</w:t>
+        <w:t>1. النظري | Theory ‏(10 min)‏</w:t>
       </w:r>
     </w:p>
     <w:p>
@@ -2868,7 +2868,7 @@
           <w:rFonts w:cs="Calibri"/>
           <w:szCs w:val="22"/>
         </w:rPr>
-        <w:t>• يصعد عبر جنس البياتي (D-E♭-F-G)</w:t>
+        <w:t>• يصعد عبر جنس البياتي ‏(D-E♭-F-G)‏</w:t>
       </w:r>
     </w:p>
     <w:p>
@@ -2885,7 +2885,7 @@
           <w:rFonts w:cs="Calibri"/>
           <w:szCs w:val="22"/>
         </w:rPr>
-        <w:t>• ينتقل لجنس النوى (A-B♭-C-D)</w:t>
+        <w:t>• ينتقل لجنس النوى ‏(A-B♭-C-D)‏</w:t>
       </w:r>
     </w:p>
     <w:p>
@@ -2938,7 +2938,7 @@
           <w:rFonts w:cs="Calibri"/>
           <w:szCs w:val="22"/>
         </w:rPr>
-        <w:t>• بياتي → نهاوند (على A)</w:t>
+        <w:t>• بياتي → نهاوند ‏(على A)‏</w:t>
       </w:r>
     </w:p>
     <w:p>
@@ -2955,7 +2955,7 @@
           <w:rFonts w:cs="Calibri"/>
           <w:szCs w:val="22"/>
         </w:rPr>
-        <w:t>• بياتي → حجاز (على D) — لدرس قادم</w:t>
+        <w:t>• بياتي → حجاز ‏(على D)‏ — لدرس قادم</w:t>
       </w:r>
     </w:p>
     <w:p>
@@ -2972,7 +2972,7 @@
           <w:rFonts w:cs="Calibri"/>
           <w:szCs w:val="22"/>
         </w:rPr>
-        <w:t>• بياتي ← عجم (على F)</w:t>
+        <w:t>• بياتي ← عجم ‏(على F)‏</w:t>
       </w:r>
     </w:p>
     <w:p>
@@ -2991,7 +2991,7 @@
           <w:rFonts w:cs="Calibri"/>
           <w:szCs w:val="28"/>
         </w:rPr>
-        <w:t>2. التطبيق العملي | Practice (30 min)</w:t>
+        <w:t>2. التطبيق العملي | Practice ‏(30 min)‏</w:t>
       </w:r>
     </w:p>
     <w:p>
@@ -3028,7 +3028,7 @@
           <w:rFonts w:cs="Calibri"/>
           <w:szCs w:val="22"/>
         </w:rPr>
-        <w:t>مقطوعة 16 مازورة: 8 مازورات ملفوف (2/4) + 8 مازورات هجع (4/4). تطوير لحني متكامل.</w:t>
+        <w:t>مقطوعة 16 مازورة: 8 مازورات ملفوف ‏(2/4)‏ + 8 مازورات هجع ‏(4/4)‏. تطوير لحني متكامل.</w:t>
       </w:r>
     </w:p>
     <w:p>
@@ -3065,7 +3065,7 @@
           <w:rFonts w:cs="Calibri"/>
           <w:szCs w:val="22"/>
         </w:rPr>
-        <w:t>Ctrl+Shift+Y (Mixer), Ctrl+Alt+K (Keypad), F11 (Full Screen).</w:t>
+        <w:t>Ctrl+Shift+Y ‏(Mixer)‏, Ctrl+Alt+K ‏(Keypad)‏, F11 ‏(Full Screen)‏.</w:t>
       </w:r>
     </w:p>
     <w:p>
@@ -3431,7 +3431,7 @@
                 <w:rFonts w:cs="Calibri"/>
                 <w:szCs w:val="18"/>
               </w:rPr>
-              <w:t>بياتي (Bayati)</w:t>
+              <w:t>بياتي ‏(Bayati)‏</w:t>
             </w:r>
           </w:p>
         </w:tc>
@@ -3479,7 +3479,7 @@
                 <w:rFonts w:cs="Calibri"/>
                 <w:szCs w:val="18"/>
               </w:rPr>
-              <w:t>الوحدة (4/4) + ربع الهجع (4/4)</w:t>
+              <w:t>الوحدة ‏(4/4)‏ + ربع الهجع ‏(4/4)‏</w:t>
             </w:r>
           </w:p>
         </w:tc>
@@ -3588,7 +3588,7 @@
           <w:rFonts w:cs="Calibri"/>
           <w:szCs w:val="28"/>
         </w:rPr>
-        <w:t>1. النظري | Theory (10 min)</w:t>
+        <w:t>1. النظري | Theory ‏(10 min)‏</w:t>
       </w:r>
     </w:p>
     <w:p>
@@ -3972,7 +3972,7 @@
                 <w:rFonts w:cs="Calibri"/>
                 <w:szCs w:val="18"/>
               </w:rPr>
-              <w:t>بياتي (Bayati) + نهاوند (Nahawand)</w:t>
+              <w:t>بياتي ‏(Bayati)‏ + نهاوند ‏(Nahawand)‏</w:t>
             </w:r>
           </w:p>
         </w:tc>
@@ -4129,7 +4129,7 @@
           <w:rFonts w:cs="Calibri"/>
           <w:szCs w:val="28"/>
         </w:rPr>
-        <w:t>1. النظري | Theory (10 min)</w:t>
+        <w:t>1. النظري | Theory ‏(10 min)‏</w:t>
       </w:r>
     </w:p>
     <w:p>
@@ -4147,7 +4147,7 @@
           <w:rFonts w:cs="Calibri"/>
           <w:szCs w:val="22"/>
         </w:rPr>
-        <w:t>هيكل لحن البياتي: مقدمة (بياتي على D) → موضوع (بياتي-نوى) → انتقال (نهاوند) → خاتمة (بياتي).</w:t>
+        <w:t>هيكل لحن البياتي: مقدمة ‏(بياتي على D)‏ → موضوع ‏(بياتي-نوى)‏ → انتقال ‏(نهاوند)‏ → خاتمة ‏(بياتي)‏.</w:t>
       </w:r>
     </w:p>
     <w:p>
@@ -4513,7 +4513,7 @@
                 <w:rFonts w:cs="Calibri"/>
                 <w:szCs w:val="18"/>
               </w:rPr>
-              <w:t>عجم (Ajam)</w:t>
+              <w:t>عجم ‏(Ajam)‏</w:t>
             </w:r>
           </w:p>
         </w:tc>
@@ -4561,7 +4561,7 @@
                 <w:rFonts w:cs="Calibri"/>
                 <w:szCs w:val="18"/>
               </w:rPr>
-              <w:t>الخبيتي (2/4) + البندري (4/4)</w:t>
+              <w:t>الخبيتي ‏(2/4)‏ + البندري ‏(4/4)‏</w:t>
             </w:r>
           </w:p>
         </w:tc>
@@ -4670,7 +4670,7 @@
           <w:rFonts w:cs="Calibri"/>
           <w:szCs w:val="28"/>
         </w:rPr>
-        <w:t>1. النظري | Theory (10 min)</w:t>
+        <w:t>1. النظري | Theory ‏(10 min)‏</w:t>
       </w:r>
     </w:p>
     <w:p>
@@ -4689,7 +4689,7 @@
           <w:rFonts w:cs="Calibri"/>
           <w:szCs w:val="24"/>
         </w:rPr>
-        <w:t>الخبيتي (Al-Khibiti) – 2/4</w:t>
+        <w:t>الخبيتي ‏(Al-Khibiti)‏ – 2/4</w:t>
       </w:r>
     </w:p>
     <w:p>
@@ -4723,7 +4723,7 @@
           <w:rFonts w:cs="Calibri"/>
           <w:szCs w:val="22"/>
         </w:rPr>
-        <w:t>• نمط: DUM - - TAK TAK (أو DUM TAK DUM TAK مع اختلافات)</w:t>
+        <w:t>• نمط: DUM - - TAK TAK ‏(أو DUM TAK DUM TAK مع اختلافات)‏</w:t>
       </w:r>
     </w:p>
     <w:p>
@@ -4812,7 +4812,7 @@
                 <w:rFonts w:cs="Calibri"/>
                 <w:szCs w:val="18"/>
               </w:rPr>
-              <w:t>(Rest)</w:t>
+              <w:t>‏(Rest)‏</w:t>
             </w:r>
           </w:p>
         </w:tc>
@@ -4912,7 +4912,7 @@
                 <w:rFonts w:cs="Calibri"/>
                 <w:szCs w:val="18"/>
               </w:rPr>
-              <w:t>(Noire Rest)</w:t>
+              <w:t>‏(Noire Rest)‏</w:t>
             </w:r>
           </w:p>
         </w:tc>
@@ -4980,7 +4980,7 @@
           <w:rFonts w:cs="Calibri"/>
           <w:szCs w:val="24"/>
         </w:rPr>
-        <w:t>البندري (Al-Bandari) – 4/4</w:t>
+        <w:t>البندري ‏(Al-Bandari)‏ – 4/4</w:t>
       </w:r>
     </w:p>
     <w:p>
@@ -5084,7 +5084,7 @@
           <w:rFonts w:cs="Calibri"/>
           <w:szCs w:val="22"/>
         </w:rPr>
-        <w:t>• استخدام التصفيق (Hand Clap) كجزء من الإيقاع</w:t>
+        <w:t>• استخدام التصفيق ‏(Hand Clap)‏ كجزء من الإيقاع</w:t>
       </w:r>
     </w:p>
     <w:p>
@@ -5120,7 +5120,7 @@
           <w:rFonts w:cs="Calibri"/>
           <w:szCs w:val="28"/>
         </w:rPr>
-        <w:t>2. التطبيق العملي | Practice (30 min)</w:t>
+        <w:t>2. التطبيق العملي | Practice ‏(30 min)‏</w:t>
       </w:r>
     </w:p>
     <w:p>
@@ -5139,7 +5139,7 @@
           <w:rFonts w:cs="Calibri"/>
           <w:szCs w:val="24"/>
         </w:rPr>
-        <w:t>تمرين 1: الخبيتي (10 دقائق)</w:t>
+        <w:t>تمرين 1: الخبيتي ‏(10 دقائق)‏</w:t>
       </w:r>
     </w:p>
     <w:p>
@@ -5192,9 +5192,9 @@
           <w:rFonts w:cs="Calibri"/>
           <w:szCs w:val="18"/>
         </w:rPr>
-        <w:t>مازورة 1: C (Noire) | (Rest Noire) |  (DUM -)</w:t>
+        <w:t>مازورة 1: C ‏(Noire)‏ | ‏(Rest Noire)‏ |  ‏(DUM -)‏</w:t>
         <w:br/>
-        <w:t>مازورة 2: C (Croche) C (Croche) | C (Croche) C (Croche) |  (TAK TAK TAK TAK)</w:t>
+        <w:t>مازورة 2: C ‏(Croche)‏ C ‏(Croche)‏ | C ‏(Croche)‏ C ‏(Croche)‏ |  ‏(TAK TAK TAK TAK)‏</w:t>
       </w:r>
     </w:p>
     <w:p>
@@ -5363,7 +5363,7 @@
                 <w:rFonts w:cs="Calibri"/>
                 <w:szCs w:val="18"/>
               </w:rPr>
-              <w:t>C (Noire)</w:t>
+              <w:t>C ‏(Noire)‏</w:t>
             </w:r>
           </w:p>
         </w:tc>
@@ -5386,7 +5386,7 @@
                 <w:rFonts w:cs="Calibri"/>
                 <w:szCs w:val="18"/>
               </w:rPr>
-              <w:t>(Whole Rest في 2/4 = Noire Rest)</w:t>
+              <w:t>‏(Whole Rest في 2/4 = Noire Rest)‏</w:t>
             </w:r>
           </w:p>
         </w:tc>
@@ -5409,7 +5409,7 @@
                 <w:rFonts w:cs="Calibri"/>
                 <w:szCs w:val="18"/>
               </w:rPr>
-              <w:t>C (Croche) C (Croche)</w:t>
+              <w:t>C ‏(Croche)‏ C ‏(Croche)‏</w:t>
             </w:r>
           </w:p>
         </w:tc>
@@ -5432,7 +5432,7 @@
                 <w:rFonts w:cs="Calibri"/>
                 <w:szCs w:val="18"/>
               </w:rPr>
-              <w:t>C (Croche) C (Croche)</w:t>
+              <w:t>C ‏(Croche)‏ C ‏(Croche)‏</w:t>
             </w:r>
           </w:p>
         </w:tc>
@@ -5455,7 +5455,7 @@
           <w:szCs w:val="18"/>
         </w:rPr>
         <w:br/>
-        <w:t>#### تمرين 2: البندري (10 دقائق)</w:t>
+        <w:t>#### تمرين 2: البندري ‏(10 دقائق)‏</w:t>
         <w:br/>
         <w:t>1. غير إلى 4/4</w:t>
         <w:br/>
@@ -5477,7 +5477,7 @@
           <w:rFonts w:cs="Calibri"/>
           <w:szCs w:val="22"/>
         </w:rPr>
-        <w:t>مازورة 1: C (Noire) | C (Noire) | C (Noire) | C (Noire) |  (DUM DUM DUM DUM)</w:t>
+        <w:t>مازورة 1: C ‏(Noire)‏ | C ‏(Noire)‏ | C ‏(Noire)‏ | C ‏(Noire)‏ |  ‏(DUM DUM DUM DUM)‏</w:t>
         <w:br/>
         <w:t>```</w:t>
         <w:br/>
@@ -5501,7 +5501,7 @@
           <w:rFonts w:cs="Calibri"/>
           <w:szCs w:val="22"/>
         </w:rPr>
-        <w:t>مازورة: C (Noire) | C (Croche)(Croche Rest) | C (Noire) | C (Croche)C(Croche)C(Croche) |</w:t>
+        <w:t>مازورة: C ‏(Noire)‏ | C ‏(Croche)‏‏(Croche Rest)‏ | C ‏(Noire)‏ | C ‏(Croche)‏C‏(Croche)‏C‏(Croche)‏ |</w:t>
         <w:br/>
         <w:t>```</w:t>
       </w:r>
@@ -5522,7 +5522,7 @@
           <w:rFonts w:cs="Calibri"/>
           <w:szCs w:val="24"/>
         </w:rPr>
-        <w:t>تمرين 3: لحن عجم مع خبيتي (10 دقائق)</w:t>
+        <w:t>تمرين 3: لحن عجم مع خبيتي ‏(10 دقائق)‏</w:t>
       </w:r>
     </w:p>
     <w:p>
@@ -5541,13 +5541,13 @@
           <w:rFonts w:cs="Calibri"/>
           <w:szCs w:val="18"/>
         </w:rPr>
-        <w:t>مازورة 1: C (Noire) | E (Noire) |  (خبيتي)</w:t>
+        <w:t>مازورة 1: C ‏(Noire)‏ | E ‏(Noire)‏ |  ‏(خبيتي)‏</w:t>
         <w:br/>
-        <w:t>مازورة 2: G (Noire) | C (Noire) |</w:t>
+        <w:t>مازورة 2: G ‏(Noire)‏ | C ‏(Noire)‏ |</w:t>
         <w:br/>
-        <w:t>مازورة 3: E (Noire) | F (Noire) |</w:t>
+        <w:t>مازورة 3: E ‏(Noire)‏ | F ‏(Noire)‏ |</w:t>
         <w:br/>
-        <w:t>مازورة 4: G (Ronde) |</w:t>
+        <w:t>مازورة 4: G ‏(Ronde)‏ |</w:t>
         <w:br/>
         <w:t>مازورة 5-8: كرر مع بندري</w:t>
       </w:r>
@@ -5568,7 +5568,7 @@
           <w:rFonts w:cs="Calibri"/>
           <w:szCs w:val="28"/>
         </w:rPr>
-        <w:t>3. اختصارات Sibelius (5 min)</w:t>
+        <w:t>3. اختصارات Sibelius ‏(5 min)‏</w:t>
       </w:r>
     </w:p>
     <w:tbl>
@@ -5810,7 +5810,7 @@
                 <w:rFonts w:cs="Calibri"/>
                 <w:szCs w:val="18"/>
               </w:rPr>
-              <w:t>إظهار Handbell (للتصفيق)</w:t>
+              <w:t>إظهار Handbell ‏(للتصفيق)‏</w:t>
             </w:r>
           </w:p>
         </w:tc>
@@ -5881,7 +5881,7 @@
                 <w:rFonts w:cs="Calibri"/>
                 <w:szCs w:val="18"/>
               </w:rPr>
-              <w:t>Voice 1/2/3 (للطبول)</w:t>
+              <w:t>Voice 1/2/3 ‏(للطبول)‏</w:t>
             </w:r>
           </w:p>
         </w:tc>
@@ -6048,7 +6048,7 @@
           <w:rFonts w:cs="Calibri"/>
           <w:szCs w:val="28"/>
         </w:rPr>
-        <w:t>4. مراجعة وواجب | Review &amp; HW (5 min)</w:t>
+        <w:t>4. مراجعة وواجب | Review &amp; HW ‏(5 min)‏</w:t>
       </w:r>
     </w:p>
     <w:p>
@@ -6105,7 +6105,7 @@
           <w:rFonts w:cs="Calibri"/>
           <w:szCs w:val="22"/>
         </w:rPr>
-        <w:t>اعزف إيقاع الخبيتي على العود: ريشة قوية (DUM) - سكتة - ريشة خفيفة (TAK) - ريشة خفيفة (TAK). كرر.</w:t>
+        <w:t>اعزف إيقاع الخبيتي على العود: ريشة قوية ‏(DUM)‏ - سكتة - ريشة خفيفة ‏(TAK)‏ - ريشة خفيفة ‏(TAK)‏. كرر.</w:t>
       </w:r>
     </w:p>
     <w:p>
@@ -6143,7 +6143,7 @@
           <w:rFonts w:cs="Calibri"/>
           <w:szCs w:val="28"/>
         </w:rPr>
-        <w:t>7. مفردات: خبيتي (Khibiti), بندري (Bandari), خليجي (Khaliji), تصفيق (Hand Clap)</w:t>
+        <w:t>7. مفردات: خبيتي ‏(Khibiti)‏, بندري ‏(Bandari)‏, خليجي ‏(Khaliji)‏, تصفيق ‏(Hand Clap)‏</w:t>
       </w:r>
     </w:p>
     <w:p>
@@ -6509,7 +6509,7 @@
                 <w:rFonts w:cs="Calibri"/>
                 <w:szCs w:val="18"/>
               </w:rPr>
-              <w:t>نهاوند (Nahawand)</w:t>
+              <w:t>نهاوند ‏(Nahawand)‏</w:t>
             </w:r>
           </w:p>
         </w:tc>
@@ -6557,7 +6557,7 @@
                 <w:rFonts w:cs="Calibri"/>
                 <w:szCs w:val="18"/>
               </w:rPr>
-              <w:t>السامري (2/4 أو 4/4) + الحربي (4/4)</w:t>
+              <w:t>السامري ‏(2/4 أو 4/4)‏ + الحربي ‏(4/4)‏</w:t>
             </w:r>
           </w:p>
         </w:tc>
@@ -6647,7 +6647,7 @@
           <w:rFonts w:cs="Calibri"/>
           <w:szCs w:val="22"/>
         </w:rPr>
-        <w:t>التصفيق الخليجي (Tasfiq)</w:t>
+        <w:t>التصفيق الخليجي ‏(Tasfiq)‏</w:t>
       </w:r>
     </w:p>
     <w:p>
@@ -6666,7 +6666,7 @@
           <w:rFonts w:cs="Calibri"/>
           <w:szCs w:val="28"/>
         </w:rPr>
-        <w:t>1. النظري | Theory (10 min)</w:t>
+        <w:t>1. النظري | Theory ‏(10 min)‏</w:t>
       </w:r>
     </w:p>
     <w:p>
@@ -6685,7 +6685,7 @@
           <w:rFonts w:cs="Calibri"/>
           <w:szCs w:val="24"/>
         </w:rPr>
-        <w:t>السامري (Al-Sameri)</w:t>
+        <w:t>السامري ‏(Al-Sameri)‏</w:t>
       </w:r>
     </w:p>
     <w:p>
@@ -6818,7 +6818,7 @@
                 <w:rFonts w:cs="Calibri"/>
                 <w:szCs w:val="18"/>
               </w:rPr>
-              <w:t>(Rest)</w:t>
+              <w:t>‏(Rest)‏</w:t>
             </w:r>
           </w:p>
         </w:tc>
@@ -6870,7 +6870,7 @@
                 <w:rFonts w:cs="Calibri"/>
                 <w:szCs w:val="18"/>
               </w:rPr>
-              <w:t>(Rest)</w:t>
+              <w:t>‏(Rest)‏</w:t>
             </w:r>
           </w:p>
         </w:tc>
@@ -6941,7 +6941,7 @@
                 <w:rFonts w:cs="Calibri"/>
                 <w:szCs w:val="18"/>
               </w:rPr>
-              <w:t>(Noire Rest)</w:t>
+              <w:t>‏(Noire Rest)‏</w:t>
             </w:r>
           </w:p>
         </w:tc>
@@ -6987,7 +6987,7 @@
                 <w:rFonts w:cs="Calibri"/>
                 <w:szCs w:val="18"/>
               </w:rPr>
-              <w:t>(Noire Rest)</w:t>
+              <w:t>‏(Noire Rest)‏</w:t>
             </w:r>
           </w:p>
         </w:tc>
@@ -7009,7 +7009,7 @@
           <w:rFonts w:cs="Calibri"/>
           <w:szCs w:val="24"/>
         </w:rPr>
-        <w:t>الحربي (Al-Harbi)</w:t>
+        <w:t>الحربي ‏(Al-Harbi)‏</w:t>
       </w:r>
     </w:p>
     <w:p>
@@ -7426,7 +7426,7 @@
                 <w:rFonts w:cs="Calibri"/>
                 <w:szCs w:val="18"/>
               </w:rPr>
-              <w:t>راست (Rast)</w:t>
+              <w:t>راست ‏(Rast)‏</w:t>
             </w:r>
           </w:p>
         </w:tc>
@@ -7474,7 +7474,7 @@
                 <w:rFonts w:cs="Calibri"/>
                 <w:szCs w:val="18"/>
               </w:rPr>
-              <w:t>الهيوا (2/4) + الليوا (2/4)</w:t>
+              <w:t>الهيوا ‏(2/4)‏ + الليوا ‏(2/4)‏</w:t>
             </w:r>
           </w:p>
         </w:tc>
@@ -7583,7 +7583,7 @@
           <w:rFonts w:cs="Calibri"/>
           <w:szCs w:val="28"/>
         </w:rPr>
-        <w:t>1. النظري | Theory (10 min)</w:t>
+        <w:t>1. النظري | Theory ‏(10 min)‏</w:t>
       </w:r>
     </w:p>
     <w:p>
@@ -7602,7 +7602,7 @@
           <w:rFonts w:cs="Calibri"/>
           <w:szCs w:val="24"/>
         </w:rPr>
-        <w:t>الهيوا (Al-Haywa)</w:t>
+        <w:t>الهيوا ‏(Al-Haywa)‏</w:t>
       </w:r>
     </w:p>
     <w:p>
@@ -7943,7 +7943,7 @@
           <w:rFonts w:cs="Calibri"/>
           <w:szCs w:val="24"/>
         </w:rPr>
-        <w:t>الليوا (Al-Liwa)</w:t>
+        <w:t>الليوا ‏(Al-Liwa)‏</w:t>
       </w:r>
     </w:p>
     <w:p>
@@ -8360,7 +8360,7 @@
                 <w:rFonts w:cs="Calibri"/>
                 <w:szCs w:val="18"/>
               </w:rPr>
-              <w:t>بياتي (Bayati)</w:t>
+              <w:t>بياتي ‏(Bayati)‏</w:t>
             </w:r>
           </w:p>
         </w:tc>
@@ -8408,7 +8408,7 @@
                 <w:rFonts w:cs="Calibri"/>
                 <w:szCs w:val="18"/>
               </w:rPr>
-              <w:t>البستة (4/4) + المعلاية (4/4)</w:t>
+              <w:t>البستة ‏(4/4)‏ + المعلاية ‏(4/4)‏</w:t>
             </w:r>
           </w:p>
         </w:tc>
@@ -8517,7 +8517,7 @@
           <w:rFonts w:cs="Calibri"/>
           <w:szCs w:val="28"/>
         </w:rPr>
-        <w:t>1. النظري | Theory (10 min)</w:t>
+        <w:t>1. النظري | Theory ‏(10 min)‏</w:t>
       </w:r>
     </w:p>
     <w:p>
@@ -8536,7 +8536,7 @@
           <w:rFonts w:cs="Calibri"/>
           <w:szCs w:val="24"/>
         </w:rPr>
-        <w:t>البستة (Al-Basta)</w:t>
+        <w:t>البستة ‏(Al-Basta)‏</w:t>
       </w:r>
     </w:p>
     <w:p>
@@ -8663,7 +8663,7 @@
                 <w:rFonts w:cs="Calibri"/>
                 <w:szCs w:val="18"/>
               </w:rPr>
-              <w:t>(Rest)</w:t>
+              <w:t>‏(Rest)‏</w:t>
             </w:r>
           </w:p>
         </w:tc>
@@ -8715,7 +8715,7 @@
                 <w:rFonts w:cs="Calibri"/>
                 <w:szCs w:val="18"/>
               </w:rPr>
-              <w:t>(Rest)</w:t>
+              <w:t>‏(Rest)‏</w:t>
             </w:r>
           </w:p>
         </w:tc>
@@ -8819,7 +8819,7 @@
                 <w:rFonts w:cs="Calibri"/>
                 <w:szCs w:val="18"/>
               </w:rPr>
-              <w:t>(Rest)</w:t>
+              <w:t>‏(Rest)‏</w:t>
             </w:r>
           </w:p>
         </w:tc>
@@ -9005,7 +9005,7 @@
                 <w:rFonts w:cs="Calibri"/>
                 <w:szCs w:val="18"/>
               </w:rPr>
-              <w:t>(Rest)</w:t>
+              <w:t>‏(Rest)‏</w:t>
             </w:r>
           </w:p>
         </w:tc>
@@ -9027,7 +9027,7 @@
           <w:rFonts w:cs="Calibri"/>
           <w:szCs w:val="24"/>
         </w:rPr>
-        <w:t>المعلاية (Al-Ma'laya)</w:t>
+        <w:t>المعلاية ‏(Al-Ma'laya)‏</w:t>
       </w:r>
     </w:p>
     <w:p>

--- a/docx_output_v2/Sibelius-Semester2-Part1-Lessons-33-40.docx
+++ b/docx_output_v2/Sibelius-Semester2-Part1-Lessons-33-40.docx
@@ -914,19 +914,19 @@
     </w:p>
     <w:p>
       <w:pPr>
+        <w:bidi w:val="1"/>
         <w:jc w:val="right"/>
-        <w:bidi w:val="1"/>
         <w:textDirection w:val="lrTb"/>
       </w:pPr>
       <w:r>
         <w:rPr>
           <w:rFonts w:ascii="Calibri" w:hAnsi="Calibri"/>
           <w:b/>
-          <w:color w:val="445588"/>
-          <w:sz w:val="24"/>
+          <w:color w:val="333333"/>
+          <w:sz w:val="22"/>
           <w:rtl w:val="1"/>
           <w:rFonts w:cs="Calibri"/>
-          <w:szCs w:val="24"/>
+          <w:szCs w:val="22"/>
         </w:rPr>
         <w:t>مقام البياتي ‏(Bayati)‏</w:t>
       </w:r>
@@ -951,19 +951,19 @@
     </w:p>
     <w:p>
       <w:pPr>
+        <w:bidi w:val="1"/>
         <w:jc w:val="right"/>
-        <w:bidi w:val="1"/>
         <w:textDirection w:val="lrTb"/>
       </w:pPr>
       <w:r>
         <w:rPr>
           <w:rFonts w:ascii="Calibri" w:hAnsi="Calibri"/>
           <w:b/>
-          <w:color w:val="445588"/>
-          <w:sz w:val="24"/>
+          <w:color w:val="333333"/>
+          <w:sz w:val="22"/>
           <w:rtl w:val="1"/>
           <w:rFonts w:cs="Calibri"/>
-          <w:szCs w:val="24"/>
+          <w:szCs w:val="22"/>
         </w:rPr>
         <w:t>سلم البياتي</w:t>
       </w:r>
@@ -989,19 +989,19 @@
     </w:p>
     <w:p>
       <w:pPr>
+        <w:bidi w:val="1"/>
         <w:jc w:val="right"/>
-        <w:bidi w:val="1"/>
         <w:textDirection w:val="lrTb"/>
       </w:pPr>
       <w:r>
         <w:rPr>
           <w:rFonts w:ascii="Calibri" w:hAnsi="Calibri"/>
           <w:b/>
-          <w:color w:val="445588"/>
-          <w:sz w:val="24"/>
+          <w:color w:val="333333"/>
+          <w:sz w:val="22"/>
           <w:rtl w:val="1"/>
           <w:rFonts w:cs="Calibri"/>
-          <w:szCs w:val="24"/>
+          <w:szCs w:val="22"/>
         </w:rPr>
         <w:t>خصائص البياتي</w:t>
       </w:r>
@@ -1076,19 +1076,19 @@
     </w:p>
     <w:p>
       <w:pPr>
+        <w:bidi w:val="1"/>
         <w:jc w:val="right"/>
-        <w:bidi w:val="1"/>
         <w:textDirection w:val="lrTb"/>
       </w:pPr>
       <w:r>
         <w:rPr>
           <w:rFonts w:ascii="Calibri" w:hAnsi="Calibri"/>
           <w:b/>
-          <w:color w:val="445588"/>
-          <w:sz w:val="24"/>
+          <w:color w:val="333333"/>
+          <w:sz w:val="22"/>
           <w:rtl w:val="1"/>
           <w:rFonts w:cs="Calibri"/>
-          <w:szCs w:val="24"/>
+          <w:szCs w:val="22"/>
         </w:rPr>
         <w:t>مقارنة: بياتي vs نهاوند</w:t>
       </w:r>
@@ -1504,19 +1504,19 @@
     </w:p>
     <w:p>
       <w:pPr>
+        <w:bidi w:val="1"/>
         <w:jc w:val="right"/>
-        <w:bidi w:val="1"/>
         <w:textDirection w:val="lrTb"/>
       </w:pPr>
       <w:r>
         <w:rPr>
           <w:rFonts w:ascii="Calibri" w:hAnsi="Calibri"/>
           <w:b/>
-          <w:color w:val="445588"/>
-          <w:sz w:val="24"/>
+          <w:color w:val="333333"/>
+          <w:sz w:val="22"/>
           <w:rtl w:val="1"/>
           <w:rFonts w:cs="Calibri"/>
-          <w:szCs w:val="24"/>
+          <w:szCs w:val="22"/>
         </w:rPr>
         <w:t>تمرين 1: سلم البياتي ‏(10 دقائق)‏</w:t>
       </w:r>
@@ -1604,19 +1604,19 @@
     </w:p>
     <w:p>
       <w:pPr>
+        <w:bidi w:val="1"/>
         <w:jc w:val="right"/>
-        <w:bidi w:val="1"/>
         <w:textDirection w:val="lrTb"/>
       </w:pPr>
       <w:r>
         <w:rPr>
           <w:rFonts w:ascii="Calibri" w:hAnsi="Calibri"/>
           <w:b/>
-          <w:color w:val="445588"/>
-          <w:sz w:val="24"/>
+          <w:color w:val="333333"/>
+          <w:sz w:val="22"/>
           <w:rtl w:val="1"/>
           <w:rFonts w:cs="Calibri"/>
-          <w:szCs w:val="24"/>
+          <w:szCs w:val="22"/>
         </w:rPr>
         <w:t>تمرين 2: جنس البياتي ‏(10 دقائق)‏</w:t>
       </w:r>
@@ -1653,19 +1653,19 @@
     </w:p>
     <w:p>
       <w:pPr>
+        <w:bidi w:val="1"/>
         <w:jc w:val="right"/>
-        <w:bidi w:val="1"/>
         <w:textDirection w:val="lrTb"/>
       </w:pPr>
       <w:r>
         <w:rPr>
           <w:rFonts w:ascii="Calibri" w:hAnsi="Calibri"/>
           <w:b/>
-          <w:color w:val="445588"/>
-          <w:sz w:val="24"/>
+          <w:color w:val="333333"/>
+          <w:sz w:val="22"/>
           <w:rtl w:val="1"/>
           <w:rFonts w:cs="Calibri"/>
-          <w:szCs w:val="24"/>
+          <w:szCs w:val="22"/>
         </w:rPr>
         <w:t>تمرين 3: البياتي مع مقسوم ‏(10 دقائق)‏</w:t>
       </w:r>
@@ -2820,19 +2820,19 @@
     </w:p>
     <w:p>
       <w:pPr>
+        <w:bidi w:val="1"/>
         <w:jc w:val="right"/>
-        <w:bidi w:val="1"/>
         <w:textDirection w:val="lrTb"/>
       </w:pPr>
       <w:r>
         <w:rPr>
           <w:rFonts w:ascii="Calibri" w:hAnsi="Calibri"/>
           <w:b/>
-          <w:color w:val="445588"/>
-          <w:sz w:val="24"/>
+          <w:color w:val="333333"/>
+          <w:sz w:val="22"/>
           <w:rtl w:val="1"/>
           <w:rFonts w:cs="Calibri"/>
-          <w:szCs w:val="24"/>
+          <w:szCs w:val="22"/>
         </w:rPr>
         <w:t>مسارات لحن البياتي</w:t>
       </w:r>
@@ -2907,19 +2907,19 @@
     </w:p>
     <w:p>
       <w:pPr>
+        <w:bidi w:val="1"/>
         <w:jc w:val="right"/>
-        <w:bidi w:val="1"/>
         <w:textDirection w:val="lrTb"/>
       </w:pPr>
       <w:r>
         <w:rPr>
           <w:rFonts w:ascii="Calibri" w:hAnsi="Calibri"/>
           <w:b/>
-          <w:color w:val="445588"/>
-          <w:sz w:val="24"/>
+          <w:color w:val="333333"/>
+          <w:sz w:val="22"/>
           <w:rtl w:val="1"/>
           <w:rFonts w:cs="Calibri"/>
-          <w:szCs w:val="24"/>
+          <w:szCs w:val="22"/>
         </w:rPr>
         <w:t>الانتقالات الشائعة</w:t>
       </w:r>
@@ -2996,19 +2996,19 @@
     </w:p>
     <w:p>
       <w:pPr>
+        <w:bidi w:val="1"/>
         <w:jc w:val="right"/>
-        <w:bidi w:val="1"/>
         <w:textDirection w:val="lrTb"/>
       </w:pPr>
       <w:r>
         <w:rPr>
           <w:rFonts w:ascii="Calibri" w:hAnsi="Calibri"/>
           <w:b/>
-          <w:color w:val="445588"/>
-          <w:sz w:val="24"/>
+          <w:color w:val="333333"/>
+          <w:sz w:val="22"/>
           <w:rtl w:val="1"/>
           <w:rFonts w:cs="Calibri"/>
-          <w:szCs w:val="24"/>
+          <w:szCs w:val="22"/>
         </w:rPr>
         <w:t>تمرين: لحن بياتي مع ملفوف وهجع</w:t>
       </w:r>
@@ -3033,19 +3033,19 @@
     </w:p>
     <w:p>
       <w:pPr>
+        <w:bidi w:val="1"/>
         <w:jc w:val="right"/>
-        <w:bidi w:val="1"/>
         <w:textDirection w:val="lrTb"/>
       </w:pPr>
       <w:r>
         <w:rPr>
           <w:rFonts w:ascii="Calibri" w:hAnsi="Calibri"/>
           <w:b/>
-          <w:color w:val="445588"/>
-          <w:sz w:val="24"/>
+          <w:color w:val="333333"/>
+          <w:sz w:val="22"/>
           <w:rtl w:val="1"/>
           <w:rFonts w:cs="Calibri"/>
-          <w:szCs w:val="24"/>
+          <w:szCs w:val="22"/>
         </w:rPr>
         <w:t>اختصارات جديدة</w:t>
       </w:r>
@@ -4675,19 +4675,19 @@
     </w:p>
     <w:p>
       <w:pPr>
+        <w:bidi w:val="1"/>
         <w:jc w:val="right"/>
-        <w:bidi w:val="1"/>
         <w:textDirection w:val="lrTb"/>
       </w:pPr>
       <w:r>
         <w:rPr>
           <w:rFonts w:ascii="Calibri" w:hAnsi="Calibri"/>
           <w:b/>
-          <w:color w:val="445588"/>
-          <w:sz w:val="24"/>
+          <w:color w:val="333333"/>
+          <w:sz w:val="22"/>
           <w:rtl w:val="1"/>
           <w:rFonts w:cs="Calibri"/>
-          <w:szCs w:val="24"/>
+          <w:szCs w:val="22"/>
         </w:rPr>
         <w:t>الخبيتي ‏(Al-Khibiti)‏ – 2/4</w:t>
       </w:r>
@@ -4966,19 +4966,19 @@
     </w:tbl>
     <w:p>
       <w:pPr>
+        <w:bidi w:val="1"/>
         <w:jc w:val="right"/>
-        <w:bidi w:val="1"/>
         <w:textDirection w:val="lrTb"/>
       </w:pPr>
       <w:r>
         <w:rPr>
           <w:rFonts w:ascii="Calibri" w:hAnsi="Calibri"/>
           <w:b/>
-          <w:color w:val="445588"/>
-          <w:sz w:val="24"/>
+          <w:color w:val="333333"/>
+          <w:sz w:val="22"/>
           <w:rtl w:val="1"/>
           <w:rFonts w:cs="Calibri"/>
-          <w:szCs w:val="24"/>
+          <w:szCs w:val="22"/>
         </w:rPr>
         <w:t>البندري ‏(Al-Bandari)‏ – 4/4</w:t>
       </w:r>
@@ -5036,19 +5036,19 @@
     </w:p>
     <w:p>
       <w:pPr>
+        <w:bidi w:val="1"/>
         <w:jc w:val="right"/>
-        <w:bidi w:val="1"/>
         <w:textDirection w:val="lrTb"/>
       </w:pPr>
       <w:r>
         <w:rPr>
           <w:rFonts w:ascii="Calibri" w:hAnsi="Calibri"/>
           <w:b/>
-          <w:color w:val="445588"/>
-          <w:sz w:val="24"/>
+          <w:color w:val="333333"/>
+          <w:sz w:val="22"/>
           <w:rtl w:val="1"/>
           <w:rFonts w:cs="Calibri"/>
-          <w:szCs w:val="24"/>
+          <w:szCs w:val="22"/>
         </w:rPr>
         <w:t>مميزات الإيقاعات الخليجية</w:t>
       </w:r>
@@ -5125,19 +5125,19 @@
     </w:p>
     <w:p>
       <w:pPr>
+        <w:bidi w:val="1"/>
         <w:jc w:val="right"/>
-        <w:bidi w:val="1"/>
         <w:textDirection w:val="lrTb"/>
       </w:pPr>
       <w:r>
         <w:rPr>
           <w:rFonts w:ascii="Calibri" w:hAnsi="Calibri"/>
           <w:b/>
-          <w:color w:val="445588"/>
-          <w:sz w:val="24"/>
+          <w:color w:val="333333"/>
+          <w:sz w:val="22"/>
           <w:rtl w:val="1"/>
           <w:rFonts w:cs="Calibri"/>
-          <w:szCs w:val="24"/>
+          <w:szCs w:val="22"/>
         </w:rPr>
         <w:t>تمرين 1: الخبيتي ‏(10 دقائق)‏</w:t>
       </w:r>
@@ -5508,19 +5508,19 @@
     </w:p>
     <w:p>
       <w:pPr>
+        <w:bidi w:val="1"/>
         <w:jc w:val="right"/>
-        <w:bidi w:val="1"/>
         <w:textDirection w:val="lrTb"/>
       </w:pPr>
       <w:r>
         <w:rPr>
           <w:rFonts w:ascii="Calibri" w:hAnsi="Calibri"/>
           <w:b/>
-          <w:color w:val="445588"/>
-          <w:sz w:val="24"/>
+          <w:color w:val="333333"/>
+          <w:sz w:val="22"/>
           <w:rtl w:val="1"/>
           <w:rFonts w:cs="Calibri"/>
-          <w:szCs w:val="24"/>
+          <w:szCs w:val="22"/>
         </w:rPr>
         <w:t>تمرين 3: لحن عجم مع خبيتي ‏(10 دقائق)‏</w:t>
       </w:r>
@@ -6671,19 +6671,19 @@
     </w:p>
     <w:p>
       <w:pPr>
+        <w:bidi w:val="1"/>
         <w:jc w:val="right"/>
-        <w:bidi w:val="1"/>
         <w:textDirection w:val="lrTb"/>
       </w:pPr>
       <w:r>
         <w:rPr>
           <w:rFonts w:ascii="Calibri" w:hAnsi="Calibri"/>
           <w:b/>
-          <w:color w:val="445588"/>
-          <w:sz w:val="24"/>
+          <w:color w:val="333333"/>
+          <w:sz w:val="22"/>
           <w:rtl w:val="1"/>
           <w:rFonts w:cs="Calibri"/>
-          <w:szCs w:val="24"/>
+          <w:szCs w:val="22"/>
         </w:rPr>
         <w:t>السامري ‏(Al-Sameri)‏</w:t>
       </w:r>
@@ -6995,19 +6995,19 @@
     </w:tbl>
     <w:p>
       <w:pPr>
+        <w:bidi w:val="1"/>
         <w:jc w:val="right"/>
-        <w:bidi w:val="1"/>
         <w:textDirection w:val="lrTb"/>
       </w:pPr>
       <w:r>
         <w:rPr>
           <w:rFonts w:ascii="Calibri" w:hAnsi="Calibri"/>
           <w:b/>
-          <w:color w:val="445588"/>
-          <w:sz w:val="24"/>
+          <w:color w:val="333333"/>
+          <w:sz w:val="22"/>
           <w:rtl w:val="1"/>
           <w:rFonts w:cs="Calibri"/>
-          <w:szCs w:val="24"/>
+          <w:szCs w:val="22"/>
         </w:rPr>
         <w:t>الحربي ‏(Al-Harbi)‏</w:t>
       </w:r>
@@ -7588,19 +7588,19 @@
     </w:p>
     <w:p>
       <w:pPr>
+        <w:bidi w:val="1"/>
         <w:jc w:val="right"/>
-        <w:bidi w:val="1"/>
         <w:textDirection w:val="lrTb"/>
       </w:pPr>
       <w:r>
         <w:rPr>
           <w:rFonts w:ascii="Calibri" w:hAnsi="Calibri"/>
           <w:b/>
-          <w:color w:val="445588"/>
-          <w:sz w:val="24"/>
+          <w:color w:val="333333"/>
+          <w:sz w:val="22"/>
           <w:rtl w:val="1"/>
           <w:rFonts w:cs="Calibri"/>
-          <w:szCs w:val="24"/>
+          <w:szCs w:val="22"/>
         </w:rPr>
         <w:t>الهيوا ‏(Al-Haywa)‏</w:t>
       </w:r>
@@ -7929,19 +7929,19 @@
     </w:tbl>
     <w:p>
       <w:pPr>
+        <w:bidi w:val="1"/>
         <w:jc w:val="right"/>
-        <w:bidi w:val="1"/>
         <w:textDirection w:val="lrTb"/>
       </w:pPr>
       <w:r>
         <w:rPr>
           <w:rFonts w:ascii="Calibri" w:hAnsi="Calibri"/>
           <w:b/>
-          <w:color w:val="445588"/>
-          <w:sz w:val="24"/>
+          <w:color w:val="333333"/>
+          <w:sz w:val="22"/>
           <w:rtl w:val="1"/>
           <w:rFonts w:cs="Calibri"/>
-          <w:szCs w:val="24"/>
+          <w:szCs w:val="22"/>
         </w:rPr>
         <w:t>الليوا ‏(Al-Liwa)‏</w:t>
       </w:r>
@@ -8522,19 +8522,19 @@
     </w:p>
     <w:p>
       <w:pPr>
+        <w:bidi w:val="1"/>
         <w:jc w:val="right"/>
-        <w:bidi w:val="1"/>
         <w:textDirection w:val="lrTb"/>
       </w:pPr>
       <w:r>
         <w:rPr>
           <w:rFonts w:ascii="Calibri" w:hAnsi="Calibri"/>
           <w:b/>
-          <w:color w:val="445588"/>
-          <w:sz w:val="24"/>
+          <w:color w:val="333333"/>
+          <w:sz w:val="22"/>
           <w:rtl w:val="1"/>
           <w:rFonts w:cs="Calibri"/>
-          <w:szCs w:val="24"/>
+          <w:szCs w:val="22"/>
         </w:rPr>
         <w:t>البستة ‏(Al-Basta)‏</w:t>
       </w:r>
@@ -9013,19 +9013,19 @@
     </w:tbl>
     <w:p>
       <w:pPr>
+        <w:bidi w:val="1"/>
         <w:jc w:val="right"/>
-        <w:bidi w:val="1"/>
         <w:textDirection w:val="lrTb"/>
       </w:pPr>
       <w:r>
         <w:rPr>
           <w:rFonts w:ascii="Calibri" w:hAnsi="Calibri"/>
           <w:b/>
-          <w:color w:val="445588"/>
-          <w:sz w:val="24"/>
+          <w:color w:val="333333"/>
+          <w:sz w:val="22"/>
           <w:rtl w:val="1"/>
           <w:rFonts w:cs="Calibri"/>
-          <w:szCs w:val="24"/>
+          <w:szCs w:val="22"/>
         </w:rPr>
         <w:t>المعلاية ‏(Al-Ma'laya)‏</w:t>
       </w:r>

--- a/docx_output_v2/Sibelius-Semester2-Part1-Lessons-33-40.docx
+++ b/docx_output_v2/Sibelius-Semester2-Part1-Lessons-33-40.docx
@@ -921,14 +921,15 @@
       <w:r>
         <w:rPr>
           <w:rFonts w:ascii="Calibri" w:hAnsi="Calibri"/>
-          <w:b/>
-          <w:color w:val="333333"/>
+          <w:b w:val="0"/>
           <w:sz w:val="22"/>
           <w:rtl w:val="1"/>
           <w:rFonts w:cs="Calibri"/>
           <w:szCs w:val="22"/>
         </w:rPr>
         <w:t>مقام البياتي ‏(Bayati)‏</w:t>
+        <w:br/>
+        <w:t>البياتي من أكثر المقامات استخداماً في الموسيقى العربية، خاصة في الأذان والقدود الحلبية.</w:t>
       </w:r>
     </w:p>
     <w:p>
@@ -946,7 +947,39 @@
           <w:rFonts w:cs="Calibri"/>
           <w:szCs w:val="22"/>
         </w:rPr>
-        <w:t>البياتي من أكثر المقامات استخداماً في الموسيقى العربية، خاصة في الأذان والقدود الحلبية.</w:t>
+        <w:t>سلم البياتي</w:t>
+        <w:br/>
+        <w:t>```</w:t>
+        <w:br/>
+        <w:t>D ──3/4── E♭ ──H── F ──W── G ──W── A ──3/4── B♭ ──H── C ──W── D</w:t>
+        <w:br/>
+        <w:t>```</w:t>
+      </w:r>
+    </w:p>
+    <w:p>
+      <w:pPr>
+        <w:bidi w:val="1"/>
+        <w:jc w:val="right"/>
+        <w:textDirection w:val="lrTb"/>
+      </w:pPr>
+      <w:r>
+        <w:rPr>
+          <w:rFonts w:ascii="Calibri" w:hAnsi="Calibri"/>
+          <w:b w:val="0"/>
+          <w:sz w:val="22"/>
+          <w:rtl w:val="1"/>
+          <w:rFonts w:cs="Calibri"/>
+          <w:szCs w:val="22"/>
+        </w:rPr>
+        <w:t>خصائص البياتي</w:t>
+        <w:br/>
+        <w:t>- الغماز: D ‏(Re)‏</w:t>
+        <w:br/>
+        <w:t>- الجنس: بياتي على D: D E♭ F G</w:t>
+        <w:br/>
+        <w:t>- الجنس الثاني: نوى على A: A B♭ C D</w:t>
+        <w:br/>
+        <w:t>- العلامة المميزة: E نصف بيمول ‏(E♭)‏ مع ربع درجة على D</w:t>
       </w:r>
     </w:p>
     <w:p>
@@ -959,132 +992,6 @@
         <w:rPr>
           <w:rFonts w:ascii="Calibri" w:hAnsi="Calibri"/>
           <w:b/>
-          <w:color w:val="333333"/>
-          <w:sz w:val="22"/>
-          <w:rtl w:val="1"/>
-          <w:rFonts w:cs="Calibri"/>
-          <w:szCs w:val="22"/>
-        </w:rPr>
-        <w:t>سلم البياتي</w:t>
-      </w:r>
-    </w:p>
-    <w:p>
-      <w:pPr>
-        <w:bidi w:val="1"/>
-        <w:jc w:val="right"/>
-        <w:textDirection w:val="lrTb"/>
-        <w:shd w:fill="F5F5F5" w:val="clear"/>
-      </w:pPr>
-      <w:r>
-        <w:rPr>
-          <w:rFonts w:ascii="Courier New" w:hAnsi="Courier New"/>
-          <w:color w:val="333333"/>
-          <w:sz w:val="18"/>
-          <w:rtl w:val="1"/>
-          <w:rFonts w:cs="Calibri"/>
-          <w:szCs w:val="18"/>
-        </w:rPr>
-        <w:t>D ──3/4── E♭ ──H── F ──W── G ──W── A ──3/4── B♭ ──H── C ──W── D</w:t>
-      </w:r>
-    </w:p>
-    <w:p>
-      <w:pPr>
-        <w:bidi w:val="1"/>
-        <w:jc w:val="right"/>
-        <w:textDirection w:val="lrTb"/>
-      </w:pPr>
-      <w:r>
-        <w:rPr>
-          <w:rFonts w:ascii="Calibri" w:hAnsi="Calibri"/>
-          <w:b/>
-          <w:color w:val="333333"/>
-          <w:sz w:val="22"/>
-          <w:rtl w:val="1"/>
-          <w:rFonts w:cs="Calibri"/>
-          <w:szCs w:val="22"/>
-        </w:rPr>
-        <w:t>خصائص البياتي</w:t>
-      </w:r>
-    </w:p>
-    <w:p>
-      <w:pPr>
-        <w:bidi w:val="1"/>
-        <w:jc w:val="right"/>
-        <w:textDirection w:val="lrTb"/>
-      </w:pPr>
-      <w:r>
-        <w:rPr>
-          <w:rFonts w:ascii="Calibri" w:hAnsi="Calibri"/>
-          <w:sz w:val="22"/>
-          <w:rtl w:val="1"/>
-          <w:rFonts w:cs="Calibri"/>
-          <w:szCs w:val="22"/>
-        </w:rPr>
-        <w:t>• الغماز: D ‏(Re)‏</w:t>
-      </w:r>
-    </w:p>
-    <w:p>
-      <w:pPr>
-        <w:bidi w:val="1"/>
-        <w:jc w:val="right"/>
-        <w:textDirection w:val="lrTb"/>
-      </w:pPr>
-      <w:r>
-        <w:rPr>
-          <w:rFonts w:ascii="Calibri" w:hAnsi="Calibri"/>
-          <w:sz w:val="22"/>
-          <w:rtl w:val="1"/>
-          <w:rFonts w:cs="Calibri"/>
-          <w:szCs w:val="22"/>
-        </w:rPr>
-        <w:t>• الجنس: بياتي على D: D E♭ F G</w:t>
-      </w:r>
-    </w:p>
-    <w:p>
-      <w:pPr>
-        <w:bidi w:val="1"/>
-        <w:jc w:val="right"/>
-        <w:textDirection w:val="lrTb"/>
-      </w:pPr>
-      <w:r>
-        <w:rPr>
-          <w:rFonts w:ascii="Calibri" w:hAnsi="Calibri"/>
-          <w:sz w:val="22"/>
-          <w:rtl w:val="1"/>
-          <w:rFonts w:cs="Calibri"/>
-          <w:szCs w:val="22"/>
-        </w:rPr>
-        <w:t>• الجنس الثاني: نوى على A: A B♭ C D</w:t>
-      </w:r>
-    </w:p>
-    <w:p>
-      <w:pPr>
-        <w:bidi w:val="1"/>
-        <w:jc w:val="right"/>
-        <w:textDirection w:val="lrTb"/>
-      </w:pPr>
-      <w:r>
-        <w:rPr>
-          <w:rFonts w:ascii="Calibri" w:hAnsi="Calibri"/>
-          <w:sz w:val="22"/>
-          <w:rtl w:val="1"/>
-          <w:rFonts w:cs="Calibri"/>
-          <w:szCs w:val="22"/>
-        </w:rPr>
-        <w:t>• العلامة المميزة: E نصف بيمول ‏(E♭)‏ مع ربع درجة على D</w:t>
-      </w:r>
-    </w:p>
-    <w:p>
-      <w:pPr>
-        <w:bidi w:val="1"/>
-        <w:jc w:val="right"/>
-        <w:textDirection w:val="lrTb"/>
-      </w:pPr>
-      <w:r>
-        <w:rPr>
-          <w:rFonts w:ascii="Calibri" w:hAnsi="Calibri"/>
-          <w:b/>
-          <w:color w:val="333333"/>
           <w:sz w:val="22"/>
           <w:rtl w:val="1"/>
           <w:rFonts w:cs="Calibri"/>
@@ -1511,71 +1418,27 @@
       <w:r>
         <w:rPr>
           <w:rFonts w:ascii="Calibri" w:hAnsi="Calibri"/>
-          <w:b/>
-          <w:color w:val="333333"/>
+          <w:b w:val="0"/>
           <w:sz w:val="22"/>
           <w:rtl w:val="1"/>
           <w:rFonts w:cs="Calibri"/>
           <w:szCs w:val="22"/>
         </w:rPr>
         <w:t>تمرين 1: سلم البياتي ‏(10 دقائق)‏</w:t>
-      </w:r>
-    </w:p>
-    <w:p>
-      <w:pPr>
-        <w:bidi w:val="1"/>
-        <w:jc w:val="right"/>
-        <w:textDirection w:val="lrTb"/>
-      </w:pPr>
-      <w:r>
-        <w:rPr>
-          <w:rFonts w:ascii="Calibri" w:hAnsi="Calibri"/>
-          <w:sz w:val="22"/>
-          <w:rtl w:val="1"/>
-          <w:rFonts w:cs="Calibri"/>
-          <w:szCs w:val="22"/>
-        </w:rPr>
-        <w:t>Sibelius → Treble Clef → 4/4 → Key Signature فارغة ‏(نضيف علامات يدوياً)‏</w:t>
-      </w:r>
-    </w:p>
-    <w:p>
-      <w:pPr>
-        <w:bidi w:val="1"/>
-        <w:jc w:val="right"/>
-        <w:textDirection w:val="lrTb"/>
-      </w:pPr>
-      <w:r>
-        <w:rPr>
-          <w:rFonts w:ascii="Calibri" w:hAnsi="Calibri"/>
-          <w:sz w:val="22"/>
-          <w:rtl w:val="1"/>
-          <w:rFonts w:cs="Calibri"/>
-          <w:szCs w:val="22"/>
-        </w:rPr>
-        <w:t>اكتب سلم البياتي:</w:t>
-      </w:r>
-    </w:p>
-    <w:p>
-      <w:pPr>
-        <w:bidi w:val="1"/>
-        <w:jc w:val="right"/>
-        <w:textDirection w:val="lrTb"/>
-        <w:shd w:fill="F5F5F5" w:val="clear"/>
-      </w:pPr>
-      <w:r>
-        <w:rPr>
-          <w:rFonts w:ascii="Courier New" w:hAnsi="Courier New"/>
-          <w:color w:val="333333"/>
-          <w:sz w:val="18"/>
-          <w:rtl w:val="1"/>
-          <w:rFonts w:cs="Calibri"/>
-          <w:szCs w:val="18"/>
-        </w:rPr>
+        <w:br/>
+        <w:t>1. Sibelius → Treble Clef → 4/4 → Key Signature فارغة ‏(نضيف علامات يدوياً)‏</w:t>
+        <w:br/>
+        <w:t>2. اكتب سلم البياتي:</w:t>
+        <w:br/>
+        <w:t>```</w:t>
+        <w:br/>
         <w:t>مازورة 1: D E♭ F G | A B♭ C D | ‏(صعود)‏</w:t>
         <w:br/>
         <w:t>مازورة 2: D C B♭ A | G F E♭ D | ‏(نزول)‏</w:t>
         <w:br/>
         <w:t>مازورة 3-4: كرر</w:t>
+        <w:br/>
+        <w:t>```</w:t>
       </w:r>
     </w:p>
     <w:p>
@@ -1611,44 +1474,21 @@
       <w:r>
         <w:rPr>
           <w:rFonts w:ascii="Calibri" w:hAnsi="Calibri"/>
-          <w:b/>
-          <w:color w:val="333333"/>
+          <w:b w:val="0"/>
           <w:sz w:val="22"/>
           <w:rtl w:val="1"/>
           <w:rFonts w:cs="Calibri"/>
           <w:szCs w:val="22"/>
         </w:rPr>
         <w:t>تمرين 2: جنس البياتي ‏(10 دقائق)‏</w:t>
-      </w:r>
-    </w:p>
-    <w:p>
-      <w:pPr>
-        <w:bidi w:val="1"/>
-        <w:jc w:val="right"/>
-        <w:textDirection w:val="lrTb"/>
-        <w:shd w:fill="F5F5F5" w:val="clear"/>
-      </w:pPr>
-      <w:r>
-        <w:rPr>
-          <w:rFonts w:ascii="Courier New" w:hAnsi="Courier New"/>
-          <w:color w:val="333333"/>
-          <w:sz w:val="18"/>
-          <w:rtl w:val="1"/>
-          <w:rFonts w:cs="Calibri"/>
-          <w:szCs w:val="18"/>
-        </w:rPr>
+        <w:br/>
+        <w:t>```</w:t>
+        <w:br/>
         <w:t>جنس بياتي على D: D E♭ F G</w:t>
         <w:br/>
         <w:t>مازورة 1: D E♭ F G | D E♭ F G |</w:t>
         <w:br/>
         <w:t>مازورة 2: G F E♭ D | G F E♭ D |</w:t>
-        <w:br/>
-        <w:br/>
-        <w:t>جنس نوى على A: A B♭ C D</w:t>
-        <w:br/>
-        <w:t>مازورة 3: A B♭ C D | A B♭ C D |</w:t>
-        <w:br/>
-        <w:t>مازورة 4: D C B♭ A | D C B♭ A |</w:t>
       </w:r>
     </w:p>
     <w:p>
@@ -1660,14 +1500,19 @@
       <w:r>
         <w:rPr>
           <w:rFonts w:ascii="Calibri" w:hAnsi="Calibri"/>
-          <w:b/>
-          <w:color w:val="333333"/>
+          <w:b w:val="0"/>
           <w:sz w:val="22"/>
           <w:rtl w:val="1"/>
           <w:rFonts w:cs="Calibri"/>
           <w:szCs w:val="22"/>
         </w:rPr>
-        <w:t>تمرين 3: البياتي مع مقسوم ‏(10 دقائق)‏</w:t>
+        <w:t>جنس نوى على A: A B♭ C D</w:t>
+        <w:br/>
+        <w:t>مازورة 3: A B♭ C D | A B♭ C D |</w:t>
+        <w:br/>
+        <w:t>مازورة 4: D C B♭ A | D C B♭ A |</w:t>
+        <w:br/>
+        <w:t>```</w:t>
       </w:r>
     </w:p>
     <w:p>
@@ -1675,17 +1520,20 @@
         <w:bidi w:val="1"/>
         <w:jc w:val="right"/>
         <w:textDirection w:val="lrTb"/>
-        <w:shd w:fill="F5F5F5" w:val="clear"/>
       </w:pPr>
       <w:r>
         <w:rPr>
-          <w:rFonts w:ascii="Courier New" w:hAnsi="Courier New"/>
-          <w:color w:val="333333"/>
-          <w:sz w:val="18"/>
+          <w:rFonts w:ascii="Calibri" w:hAnsi="Calibri"/>
+          <w:b w:val="0"/>
+          <w:sz w:val="22"/>
           <w:rtl w:val="1"/>
           <w:rFonts w:cs="Calibri"/>
-          <w:szCs w:val="18"/>
+          <w:szCs w:val="22"/>
         </w:rPr>
+        <w:t>تمرين 3: البياتي مع مقسوم ‏(10 دقائق)‏</w:t>
+        <w:br/>
+        <w:t>```</w:t>
+        <w:br/>
         <w:t>مازورة 1: D ‏(Noire)‏ | ‏(Croche Rest)‏ D ‏(Croche)‏ | ‏(مقسوم)‏</w:t>
         <w:br/>
         <w:t>مازورة 2: E♭ ‏(Noire)‏ | F ‏(Noire)‏ |</w:t>
@@ -1699,6 +1547,8 @@
         <w:t>مازورة 6: C B♭ A G | F E♭ D ‏(Noire Rest)‏ |</w:t>
         <w:br/>
         <w:t>مازورة 7-8: كرر</w:t>
+        <w:br/>
+        <w:t>```</w:t>
       </w:r>
     </w:p>
     <w:p>
@@ -2827,14 +2677,21 @@
       <w:r>
         <w:rPr>
           <w:rFonts w:ascii="Calibri" w:hAnsi="Calibri"/>
-          <w:b/>
-          <w:color w:val="333333"/>
+          <w:b w:val="0"/>
           <w:sz w:val="22"/>
           <w:rtl w:val="1"/>
           <w:rFonts w:cs="Calibri"/>
           <w:szCs w:val="22"/>
         </w:rPr>
         <w:t>مسارات لحن البياتي</w:t>
+        <w:br/>
+        <w:t>- البياتي يبدأ عادةً من القرار D</w:t>
+        <w:br/>
+        <w:t>- يصعد عبر جنس البياتي ‏(D-E♭-F-G)‏</w:t>
+        <w:br/>
+        <w:t>- ينتقل لجنس النوى ‏(A-B♭-C-D)‏</w:t>
+        <w:br/>
+        <w:t>- يعود للقرار</w:t>
       </w:r>
     </w:p>
     <w:p>
@@ -2846,133 +2703,19 @@
       <w:r>
         <w:rPr>
           <w:rFonts w:ascii="Calibri" w:hAnsi="Calibri"/>
-          <w:sz w:val="22"/>
-          <w:rtl w:val="1"/>
-          <w:rFonts w:cs="Calibri"/>
-          <w:szCs w:val="22"/>
-        </w:rPr>
-        <w:t>• البياتي يبدأ عادةً من القرار D</w:t>
-      </w:r>
-    </w:p>
-    <w:p>
-      <w:pPr>
-        <w:bidi w:val="1"/>
-        <w:jc w:val="right"/>
-        <w:textDirection w:val="lrTb"/>
-      </w:pPr>
-      <w:r>
-        <w:rPr>
-          <w:rFonts w:ascii="Calibri" w:hAnsi="Calibri"/>
-          <w:sz w:val="22"/>
-          <w:rtl w:val="1"/>
-          <w:rFonts w:cs="Calibri"/>
-          <w:szCs w:val="22"/>
-        </w:rPr>
-        <w:t>• يصعد عبر جنس البياتي ‏(D-E♭-F-G)‏</w:t>
-      </w:r>
-    </w:p>
-    <w:p>
-      <w:pPr>
-        <w:bidi w:val="1"/>
-        <w:jc w:val="right"/>
-        <w:textDirection w:val="lrTb"/>
-      </w:pPr>
-      <w:r>
-        <w:rPr>
-          <w:rFonts w:ascii="Calibri" w:hAnsi="Calibri"/>
-          <w:sz w:val="22"/>
-          <w:rtl w:val="1"/>
-          <w:rFonts w:cs="Calibri"/>
-          <w:szCs w:val="22"/>
-        </w:rPr>
-        <w:t>• ينتقل لجنس النوى ‏(A-B♭-C-D)‏</w:t>
-      </w:r>
-    </w:p>
-    <w:p>
-      <w:pPr>
-        <w:bidi w:val="1"/>
-        <w:jc w:val="right"/>
-        <w:textDirection w:val="lrTb"/>
-      </w:pPr>
-      <w:r>
-        <w:rPr>
-          <w:rFonts w:ascii="Calibri" w:hAnsi="Calibri"/>
-          <w:sz w:val="22"/>
-          <w:rtl w:val="1"/>
-          <w:rFonts w:cs="Calibri"/>
-          <w:szCs w:val="22"/>
-        </w:rPr>
-        <w:t>• يعود للقرار</w:t>
-      </w:r>
-    </w:p>
-    <w:p>
-      <w:pPr>
-        <w:bidi w:val="1"/>
-        <w:jc w:val="right"/>
-        <w:textDirection w:val="lrTb"/>
-      </w:pPr>
-      <w:r>
-        <w:rPr>
-          <w:rFonts w:ascii="Calibri" w:hAnsi="Calibri"/>
-          <w:b/>
-          <w:color w:val="333333"/>
+          <w:b w:val="0"/>
           <w:sz w:val="22"/>
           <w:rtl w:val="1"/>
           <w:rFonts w:cs="Calibri"/>
           <w:szCs w:val="22"/>
         </w:rPr>
         <w:t>الانتقالات الشائعة</w:t>
-      </w:r>
-    </w:p>
-    <w:p>
-      <w:pPr>
-        <w:bidi w:val="1"/>
-        <w:jc w:val="right"/>
-        <w:textDirection w:val="lrTb"/>
-      </w:pPr>
-      <w:r>
-        <w:rPr>
-          <w:rFonts w:ascii="Calibri" w:hAnsi="Calibri"/>
-          <w:sz w:val="22"/>
-          <w:rtl w:val="1"/>
-          <w:rFonts w:cs="Calibri"/>
-          <w:szCs w:val="22"/>
-        </w:rPr>
-        <w:t>• بياتي → نهاوند ‏(على A)‏</w:t>
-      </w:r>
-    </w:p>
-    <w:p>
-      <w:pPr>
-        <w:bidi w:val="1"/>
-        <w:jc w:val="right"/>
-        <w:textDirection w:val="lrTb"/>
-      </w:pPr>
-      <w:r>
-        <w:rPr>
-          <w:rFonts w:ascii="Calibri" w:hAnsi="Calibri"/>
-          <w:sz w:val="22"/>
-          <w:rtl w:val="1"/>
-          <w:rFonts w:cs="Calibri"/>
-          <w:szCs w:val="22"/>
-        </w:rPr>
-        <w:t>• بياتي → حجاز ‏(على D)‏ — لدرس قادم</w:t>
-      </w:r>
-    </w:p>
-    <w:p>
-      <w:pPr>
-        <w:bidi w:val="1"/>
-        <w:jc w:val="right"/>
-        <w:textDirection w:val="lrTb"/>
-      </w:pPr>
-      <w:r>
-        <w:rPr>
-          <w:rFonts w:ascii="Calibri" w:hAnsi="Calibri"/>
-          <w:sz w:val="22"/>
-          <w:rtl w:val="1"/>
-          <w:rFonts w:cs="Calibri"/>
-          <w:szCs w:val="22"/>
-        </w:rPr>
-        <w:t>• بياتي ← عجم ‏(على F)‏</w:t>
+        <w:br/>
+        <w:t>- بياتي → نهاوند ‏(على A)‏</w:t>
+        <w:br/>
+        <w:t>- بياتي → حجاز ‏(على D)‏ — لدرس قادم</w:t>
+        <w:br/>
+        <w:t>- بياتي ← عجم ‏(على F)‏</w:t>
       </w:r>
     </w:p>
     <w:p>
@@ -3003,14 +2746,15 @@
       <w:r>
         <w:rPr>
           <w:rFonts w:ascii="Calibri" w:hAnsi="Calibri"/>
-          <w:b/>
-          <w:color w:val="333333"/>
+          <w:b w:val="0"/>
           <w:sz w:val="22"/>
           <w:rtl w:val="1"/>
           <w:rFonts w:cs="Calibri"/>
           <w:szCs w:val="22"/>
         </w:rPr>
         <w:t>تمرين: لحن بياتي مع ملفوف وهجع</w:t>
+        <w:br/>
+        <w:t>مقطوعة 16 مازورة: 8 مازورات ملفوف ‏(2/4)‏ + 8 مازورات هجع ‏(4/4)‏. تطوير لحني متكامل.</w:t>
       </w:r>
     </w:p>
     <w:p>
@@ -3028,43 +2772,8 @@
           <w:rFonts w:cs="Calibri"/>
           <w:szCs w:val="22"/>
         </w:rPr>
-        <w:t>مقطوعة 16 مازورة: 8 مازورات ملفوف ‏(2/4)‏ + 8 مازورات هجع ‏(4/4)‏. تطوير لحني متكامل.</w:t>
-      </w:r>
-    </w:p>
-    <w:p>
-      <w:pPr>
-        <w:bidi w:val="1"/>
-        <w:jc w:val="right"/>
-        <w:textDirection w:val="lrTb"/>
-      </w:pPr>
-      <w:r>
-        <w:rPr>
-          <w:rFonts w:ascii="Calibri" w:hAnsi="Calibri"/>
-          <w:b/>
-          <w:color w:val="333333"/>
-          <w:sz w:val="22"/>
-          <w:rtl w:val="1"/>
-          <w:rFonts w:cs="Calibri"/>
-          <w:szCs w:val="22"/>
-        </w:rPr>
         <w:t>اختصارات جديدة</w:t>
-      </w:r>
-    </w:p>
-    <w:p>
-      <w:pPr>
-        <w:bidi w:val="1"/>
-        <w:jc w:val="right"/>
-        <w:textDirection w:val="lrTb"/>
-      </w:pPr>
-      <w:r>
-        <w:rPr>
-          <w:rFonts w:ascii="Calibri" w:hAnsi="Calibri"/>
-          <w:b w:val="0"/>
-          <w:sz w:val="22"/>
-          <w:rtl w:val="1"/>
-          <w:rFonts w:cs="Calibri"/>
-          <w:szCs w:val="22"/>
-        </w:rPr>
+        <w:br/>
         <w:t>Ctrl+Shift+Y ‏(Mixer)‏, Ctrl+Alt+K ‏(Keypad)‏, F11 ‏(Full Screen)‏.</w:t>
       </w:r>
     </w:p>
@@ -4682,65 +4391,19 @@
       <w:r>
         <w:rPr>
           <w:rFonts w:ascii="Calibri" w:hAnsi="Calibri"/>
-          <w:b/>
-          <w:color w:val="333333"/>
+          <w:b w:val="0"/>
           <w:sz w:val="22"/>
           <w:rtl w:val="1"/>
           <w:rFonts w:cs="Calibri"/>
           <w:szCs w:val="22"/>
         </w:rPr>
         <w:t>الخبيتي ‏(Al-Khibiti)‏ – 2/4</w:t>
-      </w:r>
-    </w:p>
-    <w:p>
-      <w:pPr>
-        <w:bidi w:val="1"/>
-        <w:jc w:val="right"/>
-        <w:textDirection w:val="lrTb"/>
-      </w:pPr>
-      <w:r>
-        <w:rPr>
-          <w:rFonts w:ascii="Calibri" w:hAnsi="Calibri"/>
-          <w:sz w:val="22"/>
-          <w:rtl w:val="1"/>
-          <w:rFonts w:cs="Calibri"/>
-          <w:szCs w:val="22"/>
-        </w:rPr>
-        <w:t>• إيقاع سريع، حماسي</w:t>
-      </w:r>
-    </w:p>
-    <w:p>
-      <w:pPr>
-        <w:bidi w:val="1"/>
-        <w:jc w:val="right"/>
-        <w:textDirection w:val="lrTb"/>
-      </w:pPr>
-      <w:r>
-        <w:rPr>
-          <w:rFonts w:ascii="Calibri" w:hAnsi="Calibri"/>
-          <w:sz w:val="22"/>
-          <w:rtl w:val="1"/>
-          <w:rFonts w:cs="Calibri"/>
-          <w:szCs w:val="22"/>
-        </w:rPr>
-        <w:t>• نمط: DUM - - TAK TAK ‏(أو DUM TAK DUM TAK مع اختلافات)‏</w:t>
-      </w:r>
-    </w:p>
-    <w:p>
-      <w:pPr>
-        <w:bidi w:val="1"/>
-        <w:jc w:val="right"/>
-        <w:textDirection w:val="lrTb"/>
-      </w:pPr>
-      <w:r>
-        <w:rPr>
-          <w:rFonts w:ascii="Calibri" w:hAnsi="Calibri"/>
-          <w:sz w:val="22"/>
-          <w:rtl w:val="1"/>
-          <w:rFonts w:cs="Calibri"/>
-          <w:szCs w:val="22"/>
-        </w:rPr>
-        <w:t>• أصل: السعودية - الخليج</w:t>
+        <w:br/>
+        <w:t>- إيقاع سريع، حماسي</w:t>
+        <w:br/>
+        <w:t>- نمط: DUM - - TAK TAK ‏(أو DUM TAK DUM TAK مع اختلافات)‏</w:t>
+        <w:br/>
+        <w:t>- أصل: السعودية - الخليج</w:t>
       </w:r>
     </w:p>
     <w:tbl>
@@ -4973,14 +4636,19 @@
       <w:r>
         <w:rPr>
           <w:rFonts w:ascii="Calibri" w:hAnsi="Calibri"/>
-          <w:b/>
-          <w:color w:val="333333"/>
+          <w:b w:val="0"/>
           <w:sz w:val="22"/>
           <w:rtl w:val="1"/>
           <w:rFonts w:cs="Calibri"/>
           <w:szCs w:val="22"/>
         </w:rPr>
         <w:t>البندري ‏(Al-Bandari)‏ – 4/4</w:t>
+        <w:br/>
+        <w:t>- إيقاع شعبي خليجي</w:t>
+        <w:br/>
+        <w:t>- نمط: DUM TAK DUM TAK TAK TAK</w:t>
+        <w:br/>
+        <w:t>- يُستخدم في الرقصات الشعبية</w:t>
       </w:r>
     </w:p>
     <w:p>
@@ -4992,116 +4660,19 @@
       <w:r>
         <w:rPr>
           <w:rFonts w:ascii="Calibri" w:hAnsi="Calibri"/>
-          <w:sz w:val="22"/>
-          <w:rtl w:val="1"/>
-          <w:rFonts w:cs="Calibri"/>
-          <w:szCs w:val="22"/>
-        </w:rPr>
-        <w:t>• إيقاع شعبي خليجي</w:t>
-      </w:r>
-    </w:p>
-    <w:p>
-      <w:pPr>
-        <w:bidi w:val="1"/>
-        <w:jc w:val="right"/>
-        <w:textDirection w:val="lrTb"/>
-      </w:pPr>
-      <w:r>
-        <w:rPr>
-          <w:rFonts w:ascii="Calibri" w:hAnsi="Calibri"/>
-          <w:sz w:val="22"/>
-          <w:rtl w:val="1"/>
-          <w:rFonts w:cs="Calibri"/>
-          <w:szCs w:val="22"/>
-        </w:rPr>
-        <w:t>• نمط: DUM TAK DUM TAK TAK TAK</w:t>
-      </w:r>
-    </w:p>
-    <w:p>
-      <w:pPr>
-        <w:bidi w:val="1"/>
-        <w:jc w:val="right"/>
-        <w:textDirection w:val="lrTb"/>
-      </w:pPr>
-      <w:r>
-        <w:rPr>
-          <w:rFonts w:ascii="Calibri" w:hAnsi="Calibri"/>
-          <w:sz w:val="22"/>
-          <w:rtl w:val="1"/>
-          <w:rFonts w:cs="Calibri"/>
-          <w:szCs w:val="22"/>
-        </w:rPr>
-        <w:t>• يُستخدم في الرقصات الشعبية</w:t>
-      </w:r>
-    </w:p>
-    <w:p>
-      <w:pPr>
-        <w:bidi w:val="1"/>
-        <w:jc w:val="right"/>
-        <w:textDirection w:val="lrTb"/>
-      </w:pPr>
-      <w:r>
-        <w:rPr>
-          <w:rFonts w:ascii="Calibri" w:hAnsi="Calibri"/>
-          <w:b/>
-          <w:color w:val="333333"/>
+          <w:b w:val="0"/>
           <w:sz w:val="22"/>
           <w:rtl w:val="1"/>
           <w:rFonts w:cs="Calibri"/>
           <w:szCs w:val="22"/>
         </w:rPr>
         <w:t>مميزات الإيقاعات الخليجية</w:t>
-      </w:r>
-    </w:p>
-    <w:p>
-      <w:pPr>
-        <w:bidi w:val="1"/>
-        <w:jc w:val="right"/>
-        <w:textDirection w:val="lrTb"/>
-      </w:pPr>
-      <w:r>
-        <w:rPr>
-          <w:rFonts w:ascii="Calibri" w:hAnsi="Calibri"/>
-          <w:sz w:val="22"/>
-          <w:rtl w:val="1"/>
-          <w:rFonts w:cs="Calibri"/>
-          <w:szCs w:val="22"/>
-        </w:rPr>
-        <w:t>• إيقاعات حية، سريعة</w:t>
-      </w:r>
-    </w:p>
-    <w:p>
-      <w:pPr>
-        <w:bidi w:val="1"/>
-        <w:jc w:val="right"/>
-        <w:textDirection w:val="lrTb"/>
-      </w:pPr>
-      <w:r>
-        <w:rPr>
-          <w:rFonts w:ascii="Calibri" w:hAnsi="Calibri"/>
-          <w:sz w:val="22"/>
-          <w:rtl w:val="1"/>
-          <w:rFonts w:cs="Calibri"/>
-          <w:szCs w:val="22"/>
-        </w:rPr>
-        <w:t>• استخدام التصفيق ‏(Hand Clap)‏ كجزء من الإيقاع</w:t>
-      </w:r>
-    </w:p>
-    <w:p>
-      <w:pPr>
-        <w:bidi w:val="1"/>
-        <w:jc w:val="right"/>
-        <w:textDirection w:val="lrTb"/>
-      </w:pPr>
-      <w:r>
-        <w:rPr>
-          <w:rFonts w:ascii="Calibri" w:hAnsi="Calibri"/>
-          <w:sz w:val="22"/>
-          <w:rtl w:val="1"/>
-          <w:rFonts w:cs="Calibri"/>
-          <w:szCs w:val="22"/>
-        </w:rPr>
-        <w:t>• دقات قوية ومنتظمة</w:t>
+        <w:br/>
+        <w:t>- إيقاعات حية، سريعة</w:t>
+        <w:br/>
+        <w:t>- استخدام التصفيق ‏(Hand Clap)‏ كجزء من الإيقاع</w:t>
+        <w:br/>
+        <w:t>- دقات قوية ومنتظمة</w:t>
       </w:r>
     </w:p>
     <w:p>
@@ -5132,86 +4703,26 @@
       <w:r>
         <w:rPr>
           <w:rFonts w:ascii="Calibri" w:hAnsi="Calibri"/>
-          <w:b/>
-          <w:color w:val="333333"/>
+          <w:b w:val="0"/>
           <w:sz w:val="22"/>
           <w:rtl w:val="1"/>
           <w:rFonts w:cs="Calibri"/>
           <w:szCs w:val="22"/>
         </w:rPr>
         <w:t>تمرين 1: الخبيتي ‏(10 دقائق)‏</w:t>
-      </w:r>
-    </w:p>
-    <w:p>
-      <w:pPr>
-        <w:bidi w:val="1"/>
-        <w:jc w:val="right"/>
-        <w:textDirection w:val="lrTb"/>
-      </w:pPr>
-      <w:r>
-        <w:rPr>
-          <w:rFonts w:ascii="Calibri" w:hAnsi="Calibri"/>
-          <w:sz w:val="22"/>
-          <w:rtl w:val="1"/>
-          <w:rFonts w:cs="Calibri"/>
-          <w:szCs w:val="22"/>
-        </w:rPr>
-        <w:t>Sibelius → Treble Clef → 2/4 → C Major</w:t>
-      </w:r>
-    </w:p>
-    <w:p>
-      <w:pPr>
-        <w:bidi w:val="1"/>
-        <w:jc w:val="right"/>
-        <w:textDirection w:val="lrTb"/>
-      </w:pPr>
-      <w:r>
-        <w:rPr>
-          <w:rFonts w:ascii="Calibri" w:hAnsi="Calibri"/>
-          <w:sz w:val="22"/>
-          <w:rtl w:val="1"/>
-          <w:rFonts w:cs="Calibri"/>
-          <w:szCs w:val="22"/>
-        </w:rPr>
-        <w:t>اكتب إيقاع الخبيتي:</w:t>
-      </w:r>
-    </w:p>
-    <w:p>
-      <w:pPr>
-        <w:bidi w:val="1"/>
-        <w:jc w:val="right"/>
-        <w:textDirection w:val="lrTb"/>
-        <w:shd w:fill="F5F5F5" w:val="clear"/>
-      </w:pPr>
-      <w:r>
-        <w:rPr>
-          <w:rFonts w:ascii="Courier New" w:hAnsi="Courier New"/>
-          <w:color w:val="333333"/>
-          <w:sz w:val="18"/>
-          <w:rtl w:val="1"/>
-          <w:rFonts w:cs="Calibri"/>
-          <w:szCs w:val="18"/>
-        </w:rPr>
+        <w:br/>
+        <w:t>1. Sibelius → Treble Clef → 2/4 → C Major</w:t>
+        <w:br/>
+        <w:t>2. اكتب إيقاع الخبيتي:</w:t>
+        <w:br/>
+        <w:t>```</w:t>
+        <w:br/>
         <w:t>مازورة 1: C ‏(Noire)‏ | ‏(Rest Noire)‏ |  ‏(DUM -)‏</w:t>
         <w:br/>
         <w:t>مازورة 2: C ‏(Croche)‏ C ‏(Croche)‏ | C ‏(Croche)‏ C ‏(Croche)‏ |  ‏(TAK TAK TAK TAK)‏</w:t>
-      </w:r>
-    </w:p>
-    <w:p>
-      <w:pPr>
-        <w:bidi w:val="1"/>
-        <w:jc w:val="right"/>
-        <w:textDirection w:val="lrTb"/>
-      </w:pPr>
-      <w:r>
-        <w:rPr>
-          <w:rFonts w:ascii="Calibri" w:hAnsi="Calibri"/>
-          <w:b w:val="0"/>
-          <w:sz w:val="22"/>
-          <w:rtl w:val="1"/>
-          <w:rFonts w:cs="Calibri"/>
-          <w:szCs w:val="22"/>
-        </w:rPr>
+        <w:br/>
+        <w:t>```</w:t>
+        <w:br/>
         <w:t>النمط المبسط:</w:t>
         <w:br/>
         <w:t>```</w:t>
@@ -5455,7 +4966,7 @@
           <w:szCs w:val="18"/>
         </w:rPr>
         <w:br/>
-        <w:t>#### تمرين 2: البندري ‏(10 دقائق)‏</w:t>
+        <w:t>تمرين 2: البندري ‏(10 دقائق)‏</w:t>
         <w:br/>
         <w:t>1. غير إلى 4/4</w:t>
         <w:br/>
@@ -5515,32 +5026,16 @@
       <w:r>
         <w:rPr>
           <w:rFonts w:ascii="Calibri" w:hAnsi="Calibri"/>
-          <w:b/>
-          <w:color w:val="333333"/>
+          <w:b w:val="0"/>
           <w:sz w:val="22"/>
           <w:rtl w:val="1"/>
           <w:rFonts w:cs="Calibri"/>
           <w:szCs w:val="22"/>
         </w:rPr>
         <w:t>تمرين 3: لحن عجم مع خبيتي ‏(10 دقائق)‏</w:t>
-      </w:r>
-    </w:p>
-    <w:p>
-      <w:pPr>
-        <w:bidi w:val="1"/>
-        <w:jc w:val="right"/>
-        <w:textDirection w:val="lrTb"/>
-        <w:shd w:fill="F5F5F5" w:val="clear"/>
-      </w:pPr>
-      <w:r>
-        <w:rPr>
-          <w:rFonts w:ascii="Courier New" w:hAnsi="Courier New"/>
-          <w:color w:val="333333"/>
-          <w:sz w:val="18"/>
-          <w:rtl w:val="1"/>
-          <w:rFonts w:cs="Calibri"/>
-          <w:szCs w:val="18"/>
-        </w:rPr>
+        <w:br/>
+        <w:t>```</w:t>
+        <w:br/>
         <w:t>مازورة 1: C ‏(Noire)‏ | E ‏(Noire)‏ |  ‏(خبيتي)‏</w:t>
         <w:br/>
         <w:t>مازورة 2: G ‏(Noire)‏ | C ‏(Noire)‏ |</w:t>
@@ -5550,6 +5045,8 @@
         <w:t>مازورة 4: G ‏(Ronde)‏ |</w:t>
         <w:br/>
         <w:t>مازورة 5-8: كرر مع بندري</w:t>
+        <w:br/>
+        <w:t>```</w:t>
       </w:r>
     </w:p>
     <w:p>
@@ -6678,48 +6175,17 @@
       <w:r>
         <w:rPr>
           <w:rFonts w:ascii="Calibri" w:hAnsi="Calibri"/>
-          <w:b/>
-          <w:color w:val="333333"/>
+          <w:b w:val="0"/>
           <w:sz w:val="22"/>
           <w:rtl w:val="1"/>
           <w:rFonts w:cs="Calibri"/>
           <w:szCs w:val="22"/>
         </w:rPr>
         <w:t>السامري ‏(Al-Sameri)‏</w:t>
-      </w:r>
-    </w:p>
-    <w:p>
-      <w:pPr>
-        <w:bidi w:val="1"/>
-        <w:jc w:val="right"/>
-        <w:textDirection w:val="lrTb"/>
-      </w:pPr>
-      <w:r>
-        <w:rPr>
-          <w:rFonts w:ascii="Calibri" w:hAnsi="Calibri"/>
-          <w:sz w:val="22"/>
-          <w:rtl w:val="1"/>
-          <w:rFonts w:cs="Calibri"/>
-          <w:szCs w:val="22"/>
-        </w:rPr>
-        <w:t>• إيقاع نبطي، يصاحبه الشعر النبطي</w:t>
-      </w:r>
-    </w:p>
-    <w:p>
-      <w:pPr>
-        <w:bidi w:val="1"/>
-        <w:jc w:val="right"/>
-        <w:textDirection w:val="lrTb"/>
-      </w:pPr>
-      <w:r>
-        <w:rPr>
-          <w:rFonts w:ascii="Calibri" w:hAnsi="Calibri"/>
-          <w:sz w:val="22"/>
-          <w:rtl w:val="1"/>
-          <w:rFonts w:cs="Calibri"/>
-          <w:szCs w:val="22"/>
-        </w:rPr>
-        <w:t>• 2/4: DUM TAK TAK DUM TAK أو 4/4</w:t>
+        <w:br/>
+        <w:t>- إيقاع نبطي، يصاحبه الشعر النبطي</w:t>
+        <w:br/>
+        <w:t>- 2/4: DUM TAK TAK DUM TAK أو 4/4</w:t>
       </w:r>
     </w:p>
     <w:tbl>
@@ -7002,65 +6468,19 @@
       <w:r>
         <w:rPr>
           <w:rFonts w:ascii="Calibri" w:hAnsi="Calibri"/>
-          <w:b/>
-          <w:color w:val="333333"/>
+          <w:b w:val="0"/>
           <w:sz w:val="22"/>
           <w:rtl w:val="1"/>
           <w:rFonts w:cs="Calibri"/>
           <w:szCs w:val="22"/>
         </w:rPr>
         <w:t>الحربي ‏(Al-Harbi)‏</w:t>
-      </w:r>
-    </w:p>
-    <w:p>
-      <w:pPr>
-        <w:bidi w:val="1"/>
-        <w:jc w:val="right"/>
-        <w:textDirection w:val="lrTb"/>
-      </w:pPr>
-      <w:r>
-        <w:rPr>
-          <w:rFonts w:ascii="Calibri" w:hAnsi="Calibri"/>
-          <w:sz w:val="22"/>
-          <w:rtl w:val="1"/>
-          <w:rFonts w:cs="Calibri"/>
-          <w:szCs w:val="22"/>
-        </w:rPr>
-        <w:t>• إيقاع حربي سريع</w:t>
-      </w:r>
-    </w:p>
-    <w:p>
-      <w:pPr>
-        <w:bidi w:val="1"/>
-        <w:jc w:val="right"/>
-        <w:textDirection w:val="lrTb"/>
-      </w:pPr>
-      <w:r>
-        <w:rPr>
-          <w:rFonts w:ascii="Calibri" w:hAnsi="Calibri"/>
-          <w:sz w:val="22"/>
-          <w:rtl w:val="1"/>
-          <w:rFonts w:cs="Calibri"/>
-          <w:szCs w:val="22"/>
-        </w:rPr>
-        <w:t>• 4/4: DUM TAK DUM TAK TAK DUM TAK TAK</w:t>
-      </w:r>
-    </w:p>
-    <w:p>
-      <w:pPr>
-        <w:bidi w:val="1"/>
-        <w:jc w:val="right"/>
-        <w:textDirection w:val="lrTb"/>
-      </w:pPr>
-      <w:r>
-        <w:rPr>
-          <w:rFonts w:ascii="Calibri" w:hAnsi="Calibri"/>
-          <w:sz w:val="22"/>
-          <w:rtl w:val="1"/>
-          <w:rFonts w:cs="Calibri"/>
-          <w:szCs w:val="22"/>
-        </w:rPr>
-        <w:t>• يُستخدم في الأغاني الحربية</w:t>
+        <w:br/>
+        <w:t>- إيقاع حربي سريع</w:t>
+        <w:br/>
+        <w:t>- 4/4: DUM TAK DUM TAK TAK DUM TAK TAK</w:t>
+        <w:br/>
+        <w:t>- يُستخدم في الأغاني الحربية</w:t>
       </w:r>
     </w:p>
     <w:p>
@@ -7595,65 +7015,19 @@
       <w:r>
         <w:rPr>
           <w:rFonts w:ascii="Calibri" w:hAnsi="Calibri"/>
-          <w:b/>
-          <w:color w:val="333333"/>
+          <w:b w:val="0"/>
           <w:sz w:val="22"/>
           <w:rtl w:val="1"/>
           <w:rFonts w:cs="Calibri"/>
           <w:szCs w:val="22"/>
         </w:rPr>
         <w:t>الهيوا ‏(Al-Haywa)‏</w:t>
-      </w:r>
-    </w:p>
-    <w:p>
-      <w:pPr>
-        <w:bidi w:val="1"/>
-        <w:jc w:val="right"/>
-        <w:textDirection w:val="lrTb"/>
-      </w:pPr>
-      <w:r>
-        <w:rPr>
-          <w:rFonts w:ascii="Calibri" w:hAnsi="Calibri"/>
-          <w:sz w:val="22"/>
-          <w:rtl w:val="1"/>
-          <w:rFonts w:cs="Calibri"/>
-          <w:szCs w:val="22"/>
-        </w:rPr>
-        <w:t>• إيقاع سريع حيوي</w:t>
-      </w:r>
-    </w:p>
-    <w:p>
-      <w:pPr>
-        <w:bidi w:val="1"/>
-        <w:jc w:val="right"/>
-        <w:textDirection w:val="lrTb"/>
-      </w:pPr>
-      <w:r>
-        <w:rPr>
-          <w:rFonts w:ascii="Calibri" w:hAnsi="Calibri"/>
-          <w:sz w:val="22"/>
-          <w:rtl w:val="1"/>
-          <w:rFonts w:cs="Calibri"/>
-          <w:szCs w:val="22"/>
-        </w:rPr>
-        <w:t>• 2/4: DUM TAK DUM TAK TAK</w:t>
-      </w:r>
-    </w:p>
-    <w:p>
-      <w:pPr>
-        <w:bidi w:val="1"/>
-        <w:jc w:val="right"/>
-        <w:textDirection w:val="lrTb"/>
-      </w:pPr>
-      <w:r>
-        <w:rPr>
-          <w:rFonts w:ascii="Calibri" w:hAnsi="Calibri"/>
-          <w:sz w:val="22"/>
-          <w:rtl w:val="1"/>
-          <w:rFonts w:cs="Calibri"/>
-          <w:szCs w:val="22"/>
-        </w:rPr>
-        <w:t>• يُستخدم في الأغاني الشعبية الإماراتية</w:t>
+        <w:br/>
+        <w:t>- إيقاع سريع حيوي</w:t>
+        <w:br/>
+        <w:t>- 2/4: DUM TAK DUM TAK TAK</w:t>
+        <w:br/>
+        <w:t>- يُستخدم في الأغاني الشعبية الإماراتية</w:t>
       </w:r>
     </w:p>
     <w:tbl>
@@ -7936,65 +7310,19 @@
       <w:r>
         <w:rPr>
           <w:rFonts w:ascii="Calibri" w:hAnsi="Calibri"/>
-          <w:b/>
-          <w:color w:val="333333"/>
+          <w:b w:val="0"/>
           <w:sz w:val="22"/>
           <w:rtl w:val="1"/>
           <w:rFonts w:cs="Calibri"/>
           <w:szCs w:val="22"/>
         </w:rPr>
         <w:t>الليوا ‏(Al-Liwa)‏</w:t>
-      </w:r>
-    </w:p>
-    <w:p>
-      <w:pPr>
-        <w:bidi w:val="1"/>
-        <w:jc w:val="right"/>
-        <w:textDirection w:val="lrTb"/>
-      </w:pPr>
-      <w:r>
-        <w:rPr>
-          <w:rFonts w:ascii="Calibri" w:hAnsi="Calibri"/>
-          <w:sz w:val="22"/>
-          <w:rtl w:val="1"/>
-          <w:rFonts w:cs="Calibri"/>
-          <w:szCs w:val="22"/>
-        </w:rPr>
-        <w:t>• إيقاع أفريقي-خليجي</w:t>
-      </w:r>
-    </w:p>
-    <w:p>
-      <w:pPr>
-        <w:bidi w:val="1"/>
-        <w:jc w:val="right"/>
-        <w:textDirection w:val="lrTb"/>
-      </w:pPr>
-      <w:r>
-        <w:rPr>
-          <w:rFonts w:ascii="Calibri" w:hAnsi="Calibri"/>
-          <w:sz w:val="22"/>
-          <w:rtl w:val="1"/>
-          <w:rFonts w:cs="Calibri"/>
-          <w:szCs w:val="22"/>
-        </w:rPr>
-        <w:t>• 2/4 إيقاع متكرر قوي</w:t>
-      </w:r>
-    </w:p>
-    <w:p>
-      <w:pPr>
-        <w:bidi w:val="1"/>
-        <w:jc w:val="right"/>
-        <w:textDirection w:val="lrTb"/>
-      </w:pPr>
-      <w:r>
-        <w:rPr>
-          <w:rFonts w:ascii="Calibri" w:hAnsi="Calibri"/>
-          <w:sz w:val="22"/>
-          <w:rtl w:val="1"/>
-          <w:rFonts w:cs="Calibri"/>
-          <w:szCs w:val="22"/>
-        </w:rPr>
-        <w:t>• أصل: شرق أفريقيا → الخليج</w:t>
+        <w:br/>
+        <w:t>- إيقاع أفريقي-خليجي</w:t>
+        <w:br/>
+        <w:t>- 2/4 إيقاع متكرر قوي</w:t>
+        <w:br/>
+        <w:t>- أصل: شرق أفريقيا → الخليج</w:t>
       </w:r>
     </w:p>
     <w:p>
@@ -8529,65 +7857,19 @@
       <w:r>
         <w:rPr>
           <w:rFonts w:ascii="Calibri" w:hAnsi="Calibri"/>
-          <w:b/>
-          <w:color w:val="333333"/>
+          <w:b w:val="0"/>
           <w:sz w:val="22"/>
           <w:rtl w:val="1"/>
           <w:rFonts w:cs="Calibri"/>
           <w:szCs w:val="22"/>
         </w:rPr>
         <w:t>البستة ‏(Al-Basta)‏</w:t>
-      </w:r>
-    </w:p>
-    <w:p>
-      <w:pPr>
-        <w:bidi w:val="1"/>
-        <w:jc w:val="right"/>
-        <w:textDirection w:val="lrTb"/>
-      </w:pPr>
-      <w:r>
-        <w:rPr>
-          <w:rFonts w:ascii="Calibri" w:hAnsi="Calibri"/>
-          <w:sz w:val="22"/>
-          <w:rtl w:val="1"/>
-          <w:rFonts w:cs="Calibri"/>
-          <w:szCs w:val="22"/>
-        </w:rPr>
-        <w:t>• إيقاع إماراتي تقليدي</w:t>
-      </w:r>
-    </w:p>
-    <w:p>
-      <w:pPr>
-        <w:bidi w:val="1"/>
-        <w:jc w:val="right"/>
-        <w:textDirection w:val="lrTb"/>
-      </w:pPr>
-      <w:r>
-        <w:rPr>
-          <w:rFonts w:ascii="Calibri" w:hAnsi="Calibri"/>
-          <w:sz w:val="22"/>
-          <w:rtl w:val="1"/>
-          <w:rFonts w:cs="Calibri"/>
-          <w:szCs w:val="22"/>
-        </w:rPr>
-        <w:t>• 4/4: DUM - TAK - DUM TAK - TAK</w:t>
-      </w:r>
-    </w:p>
-    <w:p>
-      <w:pPr>
-        <w:bidi w:val="1"/>
-        <w:jc w:val="right"/>
-        <w:textDirection w:val="lrTb"/>
-      </w:pPr>
-      <w:r>
-        <w:rPr>
-          <w:rFonts w:ascii="Calibri" w:hAnsi="Calibri"/>
-          <w:sz w:val="22"/>
-          <w:rtl w:val="1"/>
-          <w:rFonts w:cs="Calibri"/>
-          <w:szCs w:val="22"/>
-        </w:rPr>
-        <w:t>• يُستخدم في الرقصات الإماراتية</w:t>
+        <w:br/>
+        <w:t>- إيقاع إماراتي تقليدي</w:t>
+        <w:br/>
+        <w:t>- 4/4: DUM - TAK - DUM TAK - TAK</w:t>
+        <w:br/>
+        <w:t>- يُستخدم في الرقصات الإماراتية</w:t>
       </w:r>
     </w:p>
     <w:tbl>
@@ -9021,47 +8303,16 @@
         <w:rPr>
           <w:rFonts w:ascii="Calibri" w:hAnsi="Calibri"/>
           <w:b/>
-          <w:color w:val="333333"/>
           <w:sz w:val="22"/>
           <w:rtl w:val="1"/>
           <w:rFonts w:cs="Calibri"/>
           <w:szCs w:val="22"/>
         </w:rPr>
         <w:t>المعلاية ‏(Al-Ma'laya)‏</w:t>
-      </w:r>
-    </w:p>
-    <w:p>
-      <w:pPr>
-        <w:bidi w:val="1"/>
-        <w:jc w:val="right"/>
-        <w:textDirection w:val="lrTb"/>
-      </w:pPr>
-      <w:r>
-        <w:rPr>
-          <w:rFonts w:ascii="Calibri" w:hAnsi="Calibri"/>
-          <w:sz w:val="22"/>
-          <w:rtl w:val="1"/>
-          <w:rFonts w:cs="Calibri"/>
-          <w:szCs w:val="22"/>
-        </w:rPr>
-        <w:t>• إيقاع يمني انتشر في الخليج</w:t>
-      </w:r>
-    </w:p>
-    <w:p>
-      <w:pPr>
-        <w:bidi w:val="1"/>
-        <w:jc w:val="right"/>
-        <w:textDirection w:val="lrTb"/>
-      </w:pPr>
-      <w:r>
-        <w:rPr>
-          <w:rFonts w:ascii="Calibri" w:hAnsi="Calibri"/>
-          <w:sz w:val="22"/>
-          <w:rtl w:val="1"/>
-          <w:rFonts w:cs="Calibri"/>
-          <w:szCs w:val="22"/>
-        </w:rPr>
-        <w:t>• 4/4: DUM TAK TAK DUM TAK TAK DUM TAK</w:t>
+        <w:br/>
+        <w:t>- إيقاع يمني انتشر في الخليج</w:t>
+        <w:br/>
+        <w:t>- 4/4: DUM TAK TAK DUM TAK TAK DUM TAK</w:t>
       </w:r>
     </w:p>
     <w:p>

--- a/docx_output_v2/Sibelius-Semester2-Part1-Lessons-33-40.docx
+++ b/docx_output_v2/Sibelius-Semester2-Part1-Lessons-33-40.docx
@@ -2086,7 +2086,7 @@
           <w:rFonts w:cs="Calibri"/>
           <w:szCs w:val="28"/>
         </w:rPr>
-        <w:t>5. تطبيق العود | Oud Application</w:t>
+        <w:t>5. تطبيق عملي | Practical Application</w:t>
       </w:r>
     </w:p>
     <w:p>
@@ -5584,7 +5584,7 @@
           <w:rFonts w:cs="Calibri"/>
           <w:szCs w:val="28"/>
         </w:rPr>
-        <w:t>5. تطبيق العود | Oud Application</w:t>
+        <w:t>5. تطبيق عملي | Practical Application</w:t>
       </w:r>
     </w:p>
     <w:p>
@@ -5602,7 +5602,7 @@
           <w:rFonts w:cs="Calibri"/>
           <w:szCs w:val="22"/>
         </w:rPr>
-        <w:t>اعزف إيقاع الخبيتي على العود: ريشة قوية ‏(DUM)‏ - سكتة - ريشة خفيفة ‏(TAK)‏ - ريشة خفيفة ‏(TAK)‏. كرر.</w:t>
+        <w:t>اعزف إيقاع الخبيتي على آلتك الموسيقية: ريشة قوية ‏(DUM)‏ - سكتة - ريشة خفيفة ‏(TAK)‏ - ريشة خفيفة ‏(TAK)‏. كرر.</w:t>
       </w:r>
     </w:p>
     <w:p>

--- a/docx_output_v2/Sibelius-Semester2-Part1-Lessons-33-40.docx
+++ b/docx_output_v2/Sibelius-Semester2-Part1-Lessons-33-40.docx
@@ -2067,6 +2067,10 @@
         </w:rPr>
         <w:t>أسئلة: 1. ما هو غماز مقام البياتي؟ 2. ما هي العلامة المميزة في البياتي؟ 3. قارن البياتي مع النهاوند.</w:t>
         <w:br/>
+        <w:t>الواجب المنزلي</w:t>
+        <w:br/>
+        <w:t>1. اكتب تمرين رقم ‏(———)‏ في كتاب الصولفيج المقرر</w:t>
+        <w:br/>
         <w:t>الواجب: اكتب 12 مازورة: سلم بياتي ‏(4)‏ + جنس بياتي ‏(4)‏ + لحن بياتي مع مقسوم ‏(4)‏. احفظ `Lesson33_Bayati.sib`</w:t>
       </w:r>
     </w:p>
@@ -2797,6 +2801,45 @@
       </w:r>
     </w:p>
     <w:p>
+      <w:pPr>
+        <w:jc w:val="right"/>
+        <w:bidi w:val="1"/>
+        <w:textDirection w:val="lrTb"/>
+      </w:pPr>
+      <w:r>
+        <w:rPr>
+          <w:rFonts w:ascii="Calibri" w:hAnsi="Calibri"/>
+          <w:b/>
+          <w:color w:val="34497E"/>
+          <w:sz w:val="28"/>
+          <w:rtl w:val="1"/>
+          <w:rFonts w:cs="Calibri"/>
+          <w:szCs w:val="28"/>
+        </w:rPr>
+        <w:t>4. مراجعة وواجب | Review &amp; HW ‏(5 min)‏</w:t>
+      </w:r>
+    </w:p>
+    <w:p>
+      <w:pPr>
+        <w:bidi w:val="1"/>
+        <w:jc w:val="right"/>
+        <w:textDirection w:val="lrTb"/>
+      </w:pPr>
+      <w:r>
+        <w:rPr>
+          <w:rFonts w:ascii="Calibri" w:hAnsi="Calibri"/>
+          <w:b w:val="0"/>
+          <w:sz w:val="22"/>
+          <w:rtl w:val="1"/>
+          <w:rFonts w:cs="Calibri"/>
+          <w:szCs w:val="22"/>
+        </w:rPr>
+        <w:t>الواجب المنزلي</w:t>
+        <w:br/>
+        <w:t>1. اكتب تمرين رقم ‏(———)‏ في كتاب الصولفيج المقرر</w:t>
+      </w:r>
+    </w:p>
+    <w:p>
       <w:r>
         <w:br w:type="page"/>
       </w:r>
@@ -3338,6 +3381,45 @@
       </w:r>
     </w:p>
     <w:p>
+      <w:pPr>
+        <w:jc w:val="right"/>
+        <w:bidi w:val="1"/>
+        <w:textDirection w:val="lrTb"/>
+      </w:pPr>
+      <w:r>
+        <w:rPr>
+          <w:rFonts w:ascii="Calibri" w:hAnsi="Calibri"/>
+          <w:b/>
+          <w:color w:val="34497E"/>
+          <w:sz w:val="28"/>
+          <w:rtl w:val="1"/>
+          <w:rFonts w:cs="Calibri"/>
+          <w:szCs w:val="28"/>
+        </w:rPr>
+        <w:t>4. مراجعة وواجب | Review &amp; HW ‏(5 min)‏</w:t>
+      </w:r>
+    </w:p>
+    <w:p>
+      <w:pPr>
+        <w:bidi w:val="1"/>
+        <w:jc w:val="right"/>
+        <w:textDirection w:val="lrTb"/>
+      </w:pPr>
+      <w:r>
+        <w:rPr>
+          <w:rFonts w:ascii="Calibri" w:hAnsi="Calibri"/>
+          <w:b w:val="0"/>
+          <w:sz w:val="22"/>
+          <w:rtl w:val="1"/>
+          <w:rFonts w:cs="Calibri"/>
+          <w:szCs w:val="22"/>
+        </w:rPr>
+        <w:t>الواجب المنزلي</w:t>
+        <w:br/>
+        <w:t>1. اكتب تمرين رقم ‏(———)‏ في كتاب الصولفيج المقرر</w:t>
+      </w:r>
+    </w:p>
+    <w:p>
       <w:r>
         <w:br w:type="page"/>
       </w:r>
@@ -3876,6 +3958,45 @@
           <w:szCs w:val="28"/>
         </w:rPr>
         <w:t>2-8: مشروع 20 مازورة.</w:t>
+      </w:r>
+    </w:p>
+    <w:p>
+      <w:pPr>
+        <w:jc w:val="right"/>
+        <w:bidi w:val="1"/>
+        <w:textDirection w:val="lrTb"/>
+      </w:pPr>
+      <w:r>
+        <w:rPr>
+          <w:rFonts w:ascii="Calibri" w:hAnsi="Calibri"/>
+          <w:b/>
+          <w:color w:val="34497E"/>
+          <w:sz w:val="28"/>
+          <w:rtl w:val="1"/>
+          <w:rFonts w:cs="Calibri"/>
+          <w:szCs w:val="28"/>
+        </w:rPr>
+        <w:t>4. مراجعة وواجب | Review &amp; HW ‏(5 min)‏</w:t>
+      </w:r>
+    </w:p>
+    <w:p>
+      <w:pPr>
+        <w:bidi w:val="1"/>
+        <w:jc w:val="right"/>
+        <w:textDirection w:val="lrTb"/>
+      </w:pPr>
+      <w:r>
+        <w:rPr>
+          <w:rFonts w:ascii="Calibri" w:hAnsi="Calibri"/>
+          <w:b w:val="0"/>
+          <w:sz w:val="22"/>
+          <w:rtl w:val="1"/>
+          <w:rFonts w:cs="Calibri"/>
+          <w:szCs w:val="22"/>
+        </w:rPr>
+        <w:t>الواجب المنزلي</w:t>
+        <w:br/>
+        <w:t>1. اكتب تمرين رقم ‏(———)‏ في كتاب الصولفيج المقرر</w:t>
       </w:r>
     </w:p>
     <w:p>
@@ -5565,6 +5686,10 @@
         </w:rPr>
         <w:t>أسئلة: 1. ما وزن إيقاع الخبيتي؟ 2. ما الفرق بين الخبيتي والبندري؟ 3. أين نشأت هذه الإيقاعات؟</w:t>
         <w:br/>
+        <w:t>الواجب المنزلي</w:t>
+        <w:br/>
+        <w:t>1. اكتب تمرين رقم ‏(———)‏ في كتاب الصولفيج المقرر</w:t>
+        <w:br/>
         <w:t>الواجب: اكتب 16 مازورة: 8 خبيتي مع عجم + 8 بندري مع عجم. احفظ `Lesson37_Khaliji1.sib`</w:t>
       </w:r>
     </w:p>
@@ -6503,6 +6628,45 @@
       </w:r>
     </w:p>
     <w:p>
+      <w:pPr>
+        <w:jc w:val="right"/>
+        <w:bidi w:val="1"/>
+        <w:textDirection w:val="lrTb"/>
+      </w:pPr>
+      <w:r>
+        <w:rPr>
+          <w:rFonts w:ascii="Calibri" w:hAnsi="Calibri"/>
+          <w:b/>
+          <w:color w:val="34497E"/>
+          <w:sz w:val="28"/>
+          <w:rtl w:val="1"/>
+          <w:rFonts w:cs="Calibri"/>
+          <w:szCs w:val="28"/>
+        </w:rPr>
+        <w:t>4. مراجعة وواجب | Review &amp; HW ‏(5 min)‏</w:t>
+      </w:r>
+    </w:p>
+    <w:p>
+      <w:pPr>
+        <w:bidi w:val="1"/>
+        <w:jc w:val="right"/>
+        <w:textDirection w:val="lrTb"/>
+      </w:pPr>
+      <w:r>
+        <w:rPr>
+          <w:rFonts w:ascii="Calibri" w:hAnsi="Calibri"/>
+          <w:b w:val="0"/>
+          <w:sz w:val="22"/>
+          <w:rtl w:val="1"/>
+          <w:rFonts w:cs="Calibri"/>
+          <w:szCs w:val="22"/>
+        </w:rPr>
+        <w:t>الواجب المنزلي</w:t>
+        <w:br/>
+        <w:t>1. اكتب تمرين رقم ‏(———)‏ في كتاب الصولفيج المقرر</w:t>
+      </w:r>
+    </w:p>
+    <w:p>
       <w:r>
         <w:br w:type="page"/>
       </w:r>
@@ -7342,6 +7506,45 @@
           <w:szCs w:val="28"/>
         </w:rPr>
         <w:t>2-8: تطبيقات مع راست، مقارنة، اختبار إيقاعي.</w:t>
+      </w:r>
+    </w:p>
+    <w:p>
+      <w:pPr>
+        <w:jc w:val="right"/>
+        <w:bidi w:val="1"/>
+        <w:textDirection w:val="lrTb"/>
+      </w:pPr>
+      <w:r>
+        <w:rPr>
+          <w:rFonts w:ascii="Calibri" w:hAnsi="Calibri"/>
+          <w:b/>
+          <w:color w:val="34497E"/>
+          <w:sz w:val="28"/>
+          <w:rtl w:val="1"/>
+          <w:rFonts w:cs="Calibri"/>
+          <w:szCs w:val="28"/>
+        </w:rPr>
+        <w:t>4. مراجعة وواجب | Review &amp; HW ‏(5 min)‏</w:t>
+      </w:r>
+    </w:p>
+    <w:p>
+      <w:pPr>
+        <w:bidi w:val="1"/>
+        <w:jc w:val="right"/>
+        <w:textDirection w:val="lrTb"/>
+      </w:pPr>
+      <w:r>
+        <w:rPr>
+          <w:rFonts w:ascii="Calibri" w:hAnsi="Calibri"/>
+          <w:b w:val="0"/>
+          <w:sz w:val="22"/>
+          <w:rtl w:val="1"/>
+          <w:rFonts w:cs="Calibri"/>
+          <w:szCs w:val="22"/>
+        </w:rPr>
+        <w:t>الواجب المنزلي</w:t>
+        <w:br/>
+        <w:t>1. اكتب تمرين رقم ‏(———)‏ في كتاب الصولفيج المقرر</w:t>
       </w:r>
     </w:p>
     <w:p>
@@ -8332,6 +8535,45 @@
           <w:szCs w:val="28"/>
         </w:rPr>
         <w:t>2-8: مشروع خليجي متكامل بمقام البياتي.</w:t>
+      </w:r>
+    </w:p>
+    <w:p>
+      <w:pPr>
+        <w:jc w:val="right"/>
+        <w:bidi w:val="1"/>
+        <w:textDirection w:val="lrTb"/>
+      </w:pPr>
+      <w:r>
+        <w:rPr>
+          <w:rFonts w:ascii="Calibri" w:hAnsi="Calibri"/>
+          <w:b/>
+          <w:color w:val="34497E"/>
+          <w:sz w:val="28"/>
+          <w:rtl w:val="1"/>
+          <w:rFonts w:cs="Calibri"/>
+          <w:szCs w:val="28"/>
+        </w:rPr>
+        <w:t>4. مراجعة وواجب | Review &amp; HW ‏(5 min)‏</w:t>
+      </w:r>
+    </w:p>
+    <w:p>
+      <w:pPr>
+        <w:bidi w:val="1"/>
+        <w:jc w:val="right"/>
+        <w:textDirection w:val="lrTb"/>
+      </w:pPr>
+      <w:r>
+        <w:rPr>
+          <w:rFonts w:ascii="Calibri" w:hAnsi="Calibri"/>
+          <w:b w:val="0"/>
+          <w:sz w:val="22"/>
+          <w:rtl w:val="1"/>
+          <w:rFonts w:cs="Calibri"/>
+          <w:szCs w:val="22"/>
+        </w:rPr>
+        <w:t>الواجب المنزلي</w:t>
+        <w:br/>
+        <w:t>1. اكتب تمرين رقم ‏(———)‏ في كتاب الصولفيج المقرر</w:t>
       </w:r>
     </w:p>
     <w:sectPr>
